--- a/LAB 1/Lab 1 question.docx
+++ b/LAB 1/Lab 1 question.docx
@@ -4152,6 +4152,7 @@
       <w:r>
         <w:rPr>
           <w:rFonts w:ascii="Times New Roman" w:hAnsi="Times New Roman" w:cs="Times New Roman"/>
+          <w:noProof/>
           <w:sz w:val="24"/>
           <w:szCs w:val="24"/>
         </w:rPr>
@@ -5278,6657 +5279,6 @@
           <w:sz w:val="28"/>
           <w:szCs w:val="28"/>
           <w:u w:val="single"/>
-        </w:rPr>
-      </w:pPr>
-    </w:p>
-    <w:p>
-      <w:pPr>
-        <w:rPr>
-          <w:rFonts w:ascii="Times New Roman" w:hAnsi="Times New Roman" w:cs="Times New Roman"/>
-          <w:b/>
-          <w:bCs/>
-          <w:sz w:val="28"/>
-          <w:szCs w:val="28"/>
-        </w:rPr>
-      </w:pPr>
-      <w:r>
-        <w:rPr>
-          <w:rFonts w:ascii="Times New Roman" w:hAnsi="Times New Roman" w:cs="Times New Roman"/>
-          <w:b/>
-          <w:bCs/>
-          <w:sz w:val="28"/>
-          <w:szCs w:val="28"/>
-        </w:rPr>
-        <w:t xml:space="preserve">Lab 1 - Question 2: Implementation of XOR, Mux (2-Way &amp; 4-Way), and </w:t>
-      </w:r>
-      <w:proofErr w:type="spellStart"/>
-      <w:r>
-        <w:rPr>
-          <w:rFonts w:ascii="Times New Roman" w:hAnsi="Times New Roman" w:cs="Times New Roman"/>
-          <w:b/>
-          <w:bCs/>
-          <w:sz w:val="28"/>
-          <w:szCs w:val="28"/>
-        </w:rPr>
-        <w:t>DMux</w:t>
-      </w:r>
-      <w:proofErr w:type="spellEnd"/>
-      <w:r>
-        <w:rPr>
-          <w:rFonts w:ascii="Times New Roman" w:hAnsi="Times New Roman" w:cs="Times New Roman"/>
-          <w:b/>
-          <w:bCs/>
-          <w:sz w:val="28"/>
-          <w:szCs w:val="28"/>
-        </w:rPr>
-        <w:t xml:space="preserve"> Chips</w:t>
-      </w:r>
-    </w:p>
-    <w:p>
-      <w:pPr>
-        <w:rPr>
-          <w:rFonts w:ascii="Times New Roman" w:hAnsi="Times New Roman" w:cs="Times New Roman"/>
-          <w:b/>
-          <w:bCs/>
-          <w:sz w:val="28"/>
-          <w:szCs w:val="28"/>
-        </w:rPr>
-      </w:pPr>
-      <w:r>
-        <w:rPr>
-          <w:rFonts w:ascii="Times New Roman" w:hAnsi="Times New Roman" w:cs="Times New Roman"/>
-          <w:b/>
-          <w:bCs/>
-          <w:sz w:val="28"/>
-          <w:szCs w:val="28"/>
-        </w:rPr>
-        <w:t>1. Overview</w:t>
-      </w:r>
-    </w:p>
-    <w:p>
-      <w:pPr>
-        <w:rPr>
-          <w:rFonts w:ascii="Times New Roman" w:hAnsi="Times New Roman" w:cs="Times New Roman"/>
-          <w:sz w:val="24"/>
-          <w:szCs w:val="24"/>
-        </w:rPr>
-      </w:pPr>
-      <w:r>
-        <w:rPr>
-          <w:rFonts w:ascii="Times New Roman" w:hAnsi="Times New Roman" w:cs="Times New Roman"/>
-          <w:sz w:val="24"/>
-          <w:szCs w:val="24"/>
-        </w:rPr>
-        <w:t>In this section, we implement higher-level combinatorial logic chips using elementary logic gates (Not, And, Or, Mux). These chips form the foundation of control flow and routing in computer architectures.</w:t>
-      </w:r>
-    </w:p>
-    <w:p>
-      <w:pPr>
-        <w:rPr>
-          <w:rFonts w:ascii="Times New Roman" w:hAnsi="Times New Roman" w:cs="Times New Roman"/>
-          <w:sz w:val="28"/>
-          <w:szCs w:val="28"/>
-        </w:rPr>
-      </w:pPr>
-      <w:r>
-        <w:rPr>
-          <w:rFonts w:ascii="Times New Roman" w:hAnsi="Times New Roman" w:cs="Times New Roman"/>
-          <w:sz w:val="28"/>
-          <w:szCs w:val="28"/>
-        </w:rPr>
-        <w:t>2. Detailed Chip Implementations</w:t>
-      </w:r>
-    </w:p>
-    <w:p>
-      <w:pPr>
-        <w:rPr>
-          <w:rFonts w:ascii="Times New Roman" w:hAnsi="Times New Roman" w:cs="Times New Roman"/>
-          <w:sz w:val="28"/>
-          <w:szCs w:val="28"/>
-        </w:rPr>
-      </w:pPr>
-      <w:r>
-        <w:rPr>
-          <w:rFonts w:ascii="Times New Roman" w:hAnsi="Times New Roman" w:cs="Times New Roman"/>
-          <w:sz w:val="28"/>
-          <w:szCs w:val="28"/>
-        </w:rPr>
-        <w:t xml:space="preserve">A. Exclusive OR Gate </w:t>
-      </w:r>
-      <w:proofErr w:type="spellStart"/>
-      <w:r>
-        <w:rPr>
-          <w:rFonts w:ascii="Times New Roman" w:hAnsi="Times New Roman" w:cs="Times New Roman"/>
-          <w:sz w:val="28"/>
-          <w:szCs w:val="28"/>
-        </w:rPr>
-        <w:t>Xor</w:t>
-      </w:r>
-      <w:proofErr w:type="spellEnd"/>
-    </w:p>
-    <w:p>
-      <w:pPr>
-        <w:numPr>
-          <w:ilvl w:val="0"/>
-          <w:numId w:val="8"/>
-        </w:numPr>
-        <w:rPr>
-          <w:rFonts w:ascii="Times New Roman" w:hAnsi="Times New Roman" w:cs="Times New Roman"/>
-          <w:sz w:val="24"/>
-          <w:szCs w:val="24"/>
-        </w:rPr>
-      </w:pPr>
-      <w:r>
-        <w:rPr>
-          <w:rFonts w:ascii="Times New Roman" w:hAnsi="Times New Roman" w:cs="Times New Roman"/>
-          <w:b/>
-          <w:bCs/>
-          <w:sz w:val="24"/>
-          <w:szCs w:val="24"/>
-        </w:rPr>
-        <w:t>Explanation:</w:t>
-      </w:r>
-      <w:r>
-        <w:rPr>
-          <w:rFonts w:ascii="Times New Roman" w:hAnsi="Times New Roman" w:cs="Times New Roman"/>
-          <w:sz w:val="24"/>
-          <w:szCs w:val="24"/>
-        </w:rPr>
-        <w:t xml:space="preserve"> An XOR (Exclusive OR) gate outputs 1 when the inputs are different, and 0 when they are identical. It is constructed using two AND gates, two NOT gates, and one OR gate to compute </w:t>
-      </w:r>
-      <m:oMath>
-        <m:d>
-          <m:dPr>
-            <m:ctrlPr>
-              <w:rPr>
-                <w:rFonts w:ascii="Cambria Math" w:hAnsi="Cambria Math" w:cs="Times New Roman"/>
-                <w:sz w:val="24"/>
-                <w:szCs w:val="24"/>
-              </w:rPr>
-            </m:ctrlPr>
-          </m:dPr>
-          <m:e>
-            <m:r>
-              <w:rPr>
-                <w:rFonts w:ascii="Cambria Math" w:hAnsi="Cambria Math" w:cs="Times New Roman"/>
-                <w:sz w:val="24"/>
-                <w:szCs w:val="24"/>
-              </w:rPr>
-              <m:t>a⋅</m:t>
-            </m:r>
-            <m:acc>
-              <m:accPr>
-                <m:chr m:val="̅"/>
-                <m:ctrlPr>
-                  <w:rPr>
-                    <w:rFonts w:ascii="Cambria Math" w:hAnsi="Cambria Math" w:cs="Times New Roman"/>
-                    <w:sz w:val="24"/>
-                    <w:szCs w:val="24"/>
-                  </w:rPr>
-                </m:ctrlPr>
-              </m:accPr>
-              <m:e>
-                <m:r>
-                  <w:rPr>
-                    <w:rFonts w:ascii="Cambria Math" w:hAnsi="Cambria Math" w:cs="Times New Roman"/>
-                    <w:sz w:val="24"/>
-                    <w:szCs w:val="24"/>
-                  </w:rPr>
-                  <m:t>b</m:t>
-                </m:r>
-              </m:e>
-            </m:acc>
-          </m:e>
-        </m:d>
-        <m:r>
-          <w:rPr>
-            <w:rFonts w:ascii="Cambria Math" w:hAnsi="Cambria Math" w:cs="Times New Roman"/>
-            <w:sz w:val="24"/>
-            <w:szCs w:val="24"/>
-          </w:rPr>
-          <m:t>+</m:t>
-        </m:r>
-        <m:d>
-          <m:dPr>
-            <m:ctrlPr>
-              <w:rPr>
-                <w:rFonts w:ascii="Cambria Math" w:hAnsi="Cambria Math" w:cs="Times New Roman"/>
-                <w:sz w:val="24"/>
-                <w:szCs w:val="24"/>
-              </w:rPr>
-            </m:ctrlPr>
-          </m:dPr>
-          <m:e>
-            <m:acc>
-              <m:accPr>
-                <m:chr m:val="̅"/>
-                <m:ctrlPr>
-                  <w:rPr>
-                    <w:rFonts w:ascii="Cambria Math" w:hAnsi="Cambria Math" w:cs="Times New Roman"/>
-                    <w:sz w:val="24"/>
-                    <w:szCs w:val="24"/>
-                  </w:rPr>
-                </m:ctrlPr>
-              </m:accPr>
-              <m:e>
-                <m:r>
-                  <w:rPr>
-                    <w:rFonts w:ascii="Cambria Math" w:hAnsi="Cambria Math" w:cs="Times New Roman"/>
-                    <w:sz w:val="24"/>
-                    <w:szCs w:val="24"/>
-                  </w:rPr>
-                  <m:t>a</m:t>
-                </m:r>
-              </m:e>
-            </m:acc>
-            <m:r>
-              <w:rPr>
-                <w:rFonts w:ascii="Cambria Math" w:hAnsi="Cambria Math" w:cs="Times New Roman"/>
-                <w:sz w:val="24"/>
-                <w:szCs w:val="24"/>
-              </w:rPr>
-              <m:t>⋅b</m:t>
-            </m:r>
-          </m:e>
-        </m:d>
-      </m:oMath>
-      <w:r>
-        <w:rPr>
-          <w:rFonts w:ascii="Times New Roman" w:hAnsi="Times New Roman" w:cs="Times New Roman"/>
-          <w:sz w:val="24"/>
-          <w:szCs w:val="24"/>
-        </w:rPr>
-        <w:t>.</w:t>
-      </w:r>
-    </w:p>
-    <w:p>
-      <w:pPr>
-        <w:numPr>
-          <w:ilvl w:val="0"/>
-          <w:numId w:val="8"/>
-        </w:numPr>
-        <w:rPr>
-          <w:rFonts w:ascii="Times New Roman" w:hAnsi="Times New Roman" w:cs="Times New Roman"/>
-          <w:sz w:val="24"/>
-          <w:szCs w:val="24"/>
-        </w:rPr>
-      </w:pPr>
-      <w:r>
-        <w:rPr>
-          <w:rFonts w:ascii="Times New Roman" w:hAnsi="Times New Roman" w:cs="Times New Roman"/>
-          <w:b/>
-          <w:bCs/>
-          <w:sz w:val="24"/>
-          <w:szCs w:val="24"/>
-        </w:rPr>
-        <w:t>Boolean Expression:</w:t>
-      </w:r>
-      <w:r>
-        <w:rPr>
-          <w:rFonts w:ascii="Times New Roman" w:hAnsi="Times New Roman" w:cs="Times New Roman"/>
-          <w:sz w:val="24"/>
-          <w:szCs w:val="24"/>
-        </w:rPr>
-        <w:t xml:space="preserve"> </w:t>
-      </w:r>
-      <m:oMath>
-        <m:r>
-          <m:rPr>
-            <m:nor/>
-          </m:rPr>
-          <w:rPr>
-            <w:rFonts w:ascii="Times New Roman" w:hAnsi="Times New Roman" w:cs="Times New Roman"/>
-            <w:sz w:val="24"/>
-            <w:szCs w:val="24"/>
-          </w:rPr>
-          <m:t>out</m:t>
-        </m:r>
-        <m:r>
-          <w:rPr>
-            <w:rFonts w:ascii="Cambria Math" w:hAnsi="Cambria Math" w:cs="Times New Roman"/>
-            <w:sz w:val="24"/>
-            <w:szCs w:val="24"/>
-          </w:rPr>
-          <m:t>=a⊕b=</m:t>
-        </m:r>
-        <m:d>
-          <m:dPr>
-            <m:ctrlPr>
-              <w:rPr>
-                <w:rFonts w:ascii="Cambria Math" w:hAnsi="Cambria Math" w:cs="Times New Roman"/>
-                <w:sz w:val="24"/>
-                <w:szCs w:val="24"/>
-              </w:rPr>
-            </m:ctrlPr>
-          </m:dPr>
-          <m:e>
-            <m:r>
-              <w:rPr>
-                <w:rFonts w:ascii="Cambria Math" w:hAnsi="Cambria Math" w:cs="Times New Roman"/>
-                <w:sz w:val="24"/>
-                <w:szCs w:val="24"/>
-              </w:rPr>
-              <m:t>a⋅</m:t>
-            </m:r>
-            <m:acc>
-              <m:accPr>
-                <m:chr m:val="̅"/>
-                <m:ctrlPr>
-                  <w:rPr>
-                    <w:rFonts w:ascii="Cambria Math" w:hAnsi="Cambria Math" w:cs="Times New Roman"/>
-                    <w:sz w:val="24"/>
-                    <w:szCs w:val="24"/>
-                  </w:rPr>
-                </m:ctrlPr>
-              </m:accPr>
-              <m:e>
-                <m:r>
-                  <w:rPr>
-                    <w:rFonts w:ascii="Cambria Math" w:hAnsi="Cambria Math" w:cs="Times New Roman"/>
-                    <w:sz w:val="24"/>
-                    <w:szCs w:val="24"/>
-                  </w:rPr>
-                  <m:t>b</m:t>
-                </m:r>
-              </m:e>
-            </m:acc>
-          </m:e>
-        </m:d>
-        <m:r>
-          <w:rPr>
-            <w:rFonts w:ascii="Cambria Math" w:hAnsi="Cambria Math" w:cs="Times New Roman"/>
-            <w:sz w:val="24"/>
-            <w:szCs w:val="24"/>
-          </w:rPr>
-          <m:t>+</m:t>
-        </m:r>
-        <m:d>
-          <m:dPr>
-            <m:ctrlPr>
-              <w:rPr>
-                <w:rFonts w:ascii="Cambria Math" w:hAnsi="Cambria Math" w:cs="Times New Roman"/>
-                <w:sz w:val="24"/>
-                <w:szCs w:val="24"/>
-              </w:rPr>
-            </m:ctrlPr>
-          </m:dPr>
-          <m:e>
-            <m:acc>
-              <m:accPr>
-                <m:chr m:val="̅"/>
-                <m:ctrlPr>
-                  <w:rPr>
-                    <w:rFonts w:ascii="Cambria Math" w:hAnsi="Cambria Math" w:cs="Times New Roman"/>
-                    <w:sz w:val="24"/>
-                    <w:szCs w:val="24"/>
-                  </w:rPr>
-                </m:ctrlPr>
-              </m:accPr>
-              <m:e>
-                <m:r>
-                  <w:rPr>
-                    <w:rFonts w:ascii="Cambria Math" w:hAnsi="Cambria Math" w:cs="Times New Roman"/>
-                    <w:sz w:val="24"/>
-                    <w:szCs w:val="24"/>
-                  </w:rPr>
-                  <m:t>a</m:t>
-                </m:r>
-              </m:e>
-            </m:acc>
-            <m:r>
-              <w:rPr>
-                <w:rFonts w:ascii="Cambria Math" w:hAnsi="Cambria Math" w:cs="Times New Roman"/>
-                <w:sz w:val="24"/>
-                <w:szCs w:val="24"/>
-              </w:rPr>
-              <m:t>⋅b</m:t>
-            </m:r>
-          </m:e>
-        </m:d>
-      </m:oMath>
-    </w:p>
-    <w:p>
-      <w:pPr>
-        <w:numPr>
-          <w:ilvl w:val="0"/>
-          <w:numId w:val="8"/>
-        </w:numPr>
-        <w:rPr>
-          <w:rFonts w:ascii="Times New Roman" w:hAnsi="Times New Roman" w:cs="Times New Roman"/>
-          <w:sz w:val="24"/>
-          <w:szCs w:val="24"/>
-        </w:rPr>
-      </w:pPr>
-      <w:r>
-        <w:rPr>
-          <w:rFonts w:ascii="Times New Roman" w:hAnsi="Times New Roman" w:cs="Times New Roman"/>
-          <w:b/>
-          <w:bCs/>
-          <w:sz w:val="24"/>
-          <w:szCs w:val="24"/>
-        </w:rPr>
-        <w:t>Truth Table:</w:t>
-      </w:r>
-    </w:p>
-    <w:tbl>
-      <w:tblPr>
-        <w:tblW w:w="0" w:type="auto"/>
-        <w:tblCellSpacing w:w="15" w:type="dxa"/>
-        <w:tblCellMar>
-          <w:top w:w="15" w:type="dxa"/>
-          <w:left w:w="15" w:type="dxa"/>
-          <w:bottom w:w="15" w:type="dxa"/>
-          <w:right w:w="15" w:type="dxa"/>
-        </w:tblCellMar>
-        <w:tblLook w:val="04A0" w:firstRow="1" w:lastRow="0" w:firstColumn="1" w:lastColumn="0" w:noHBand="0" w:noVBand="1"/>
-      </w:tblPr>
-      <w:tblGrid>
-        <w:gridCol w:w="555"/>
-        <w:gridCol w:w="554"/>
-        <w:gridCol w:w="754"/>
-        <w:gridCol w:w="1917"/>
-      </w:tblGrid>
-      <w:tr>
-        <w:trPr>
-          <w:tblHeader/>
-          <w:tblCellSpacing w:w="15" w:type="dxa"/>
-        </w:trPr>
-        <w:tc>
-          <w:tcPr>
-            <w:tcW w:w="0" w:type="auto"/>
-            <w:tcBorders>
-              <w:top w:val="single" w:sz="6" w:space="0" w:color="C4C7C5"/>
-              <w:left w:val="single" w:sz="6" w:space="0" w:color="C4C7C5"/>
-              <w:bottom w:val="single" w:sz="6" w:space="0" w:color="C4C7C5"/>
-              <w:right w:val="single" w:sz="6" w:space="0" w:color="C4C7C5"/>
-            </w:tcBorders>
-            <w:tcMar>
-              <w:top w:w="120" w:type="dxa"/>
-              <w:left w:w="180" w:type="dxa"/>
-              <w:bottom w:w="120" w:type="dxa"/>
-              <w:right w:w="180" w:type="dxa"/>
-            </w:tcMar>
-            <w:vAlign w:val="center"/>
-            <w:hideMark/>
-          </w:tcPr>
-          <w:p>
-            <w:pPr>
-              <w:rPr>
-                <w:rFonts w:ascii="Times New Roman" w:hAnsi="Times New Roman" w:cs="Times New Roman"/>
-                <w:sz w:val="24"/>
-                <w:szCs w:val="24"/>
-              </w:rPr>
-            </w:pPr>
-            <w:r>
-              <w:rPr>
-                <w:rFonts w:ascii="Times New Roman" w:hAnsi="Times New Roman" w:cs="Times New Roman"/>
-                <w:b/>
-                <w:bCs/>
-                <w:sz w:val="24"/>
-                <w:szCs w:val="24"/>
-              </w:rPr>
-              <w:t>a</w:t>
-            </w:r>
-          </w:p>
-        </w:tc>
-        <w:tc>
-          <w:tcPr>
-            <w:tcW w:w="0" w:type="auto"/>
-            <w:tcBorders>
-              <w:top w:val="single" w:sz="6" w:space="0" w:color="C4C7C5"/>
-              <w:left w:val="single" w:sz="6" w:space="0" w:color="C4C7C5"/>
-              <w:bottom w:val="single" w:sz="6" w:space="0" w:color="C4C7C5"/>
-              <w:right w:val="single" w:sz="6" w:space="0" w:color="C4C7C5"/>
-            </w:tcBorders>
-            <w:tcMar>
-              <w:top w:w="120" w:type="dxa"/>
-              <w:left w:w="180" w:type="dxa"/>
-              <w:bottom w:w="120" w:type="dxa"/>
-              <w:right w:w="180" w:type="dxa"/>
-            </w:tcMar>
-            <w:vAlign w:val="center"/>
-            <w:hideMark/>
-          </w:tcPr>
-          <w:p>
-            <w:pPr>
-              <w:rPr>
-                <w:rFonts w:ascii="Times New Roman" w:hAnsi="Times New Roman" w:cs="Times New Roman"/>
-                <w:sz w:val="24"/>
-                <w:szCs w:val="24"/>
-              </w:rPr>
-            </w:pPr>
-            <w:r>
-              <w:rPr>
-                <w:rFonts w:ascii="Times New Roman" w:hAnsi="Times New Roman" w:cs="Times New Roman"/>
-                <w:b/>
-                <w:bCs/>
-                <w:sz w:val="24"/>
-                <w:szCs w:val="24"/>
-              </w:rPr>
-              <w:t>b</w:t>
-            </w:r>
-          </w:p>
-        </w:tc>
-        <w:tc>
-          <w:tcPr>
-            <w:tcW w:w="0" w:type="auto"/>
-            <w:tcBorders>
-              <w:top w:val="single" w:sz="6" w:space="0" w:color="C4C7C5"/>
-              <w:left w:val="single" w:sz="6" w:space="0" w:color="C4C7C5"/>
-              <w:bottom w:val="single" w:sz="6" w:space="0" w:color="C4C7C5"/>
-              <w:right w:val="single" w:sz="6" w:space="0" w:color="C4C7C5"/>
-            </w:tcBorders>
-            <w:tcMar>
-              <w:top w:w="120" w:type="dxa"/>
-              <w:left w:w="180" w:type="dxa"/>
-              <w:bottom w:w="120" w:type="dxa"/>
-              <w:right w:w="180" w:type="dxa"/>
-            </w:tcMar>
-            <w:vAlign w:val="center"/>
-            <w:hideMark/>
-          </w:tcPr>
-          <w:p>
-            <w:pPr>
-              <w:rPr>
-                <w:rFonts w:ascii="Times New Roman" w:hAnsi="Times New Roman" w:cs="Times New Roman"/>
-                <w:sz w:val="24"/>
-                <w:szCs w:val="24"/>
-              </w:rPr>
-            </w:pPr>
-            <w:r>
-              <w:rPr>
-                <w:rFonts w:ascii="Times New Roman" w:hAnsi="Times New Roman" w:cs="Times New Roman"/>
-                <w:b/>
-                <w:bCs/>
-                <w:sz w:val="24"/>
-                <w:szCs w:val="24"/>
-              </w:rPr>
-              <w:t>out</w:t>
-            </w:r>
-          </w:p>
-        </w:tc>
-        <w:tc>
-          <w:tcPr>
-            <w:tcW w:w="0" w:type="auto"/>
-            <w:tcBorders>
-              <w:top w:val="single" w:sz="6" w:space="0" w:color="C4C7C5"/>
-              <w:left w:val="single" w:sz="6" w:space="0" w:color="C4C7C5"/>
-              <w:bottom w:val="single" w:sz="6" w:space="0" w:color="C4C7C5"/>
-              <w:right w:val="single" w:sz="6" w:space="0" w:color="C4C7C5"/>
-            </w:tcBorders>
-            <w:tcMar>
-              <w:top w:w="120" w:type="dxa"/>
-              <w:left w:w="180" w:type="dxa"/>
-              <w:bottom w:w="120" w:type="dxa"/>
-              <w:right w:w="180" w:type="dxa"/>
-            </w:tcMar>
-            <w:vAlign w:val="center"/>
-            <w:hideMark/>
-          </w:tcPr>
-          <w:p>
-            <w:pPr>
-              <w:rPr>
-                <w:rFonts w:ascii="Times New Roman" w:hAnsi="Times New Roman" w:cs="Times New Roman"/>
-                <w:sz w:val="24"/>
-                <w:szCs w:val="24"/>
-              </w:rPr>
-            </w:pPr>
-            <w:r>
-              <w:rPr>
-                <w:rFonts w:ascii="Times New Roman" w:hAnsi="Times New Roman" w:cs="Times New Roman"/>
-                <w:b/>
-                <w:bCs/>
-                <w:sz w:val="24"/>
-                <w:szCs w:val="24"/>
-              </w:rPr>
-              <w:t>Explanation</w:t>
-            </w:r>
-          </w:p>
-        </w:tc>
-      </w:tr>
-      <w:tr>
-        <w:trPr>
-          <w:tblCellSpacing w:w="15" w:type="dxa"/>
-        </w:trPr>
-        <w:tc>
-          <w:tcPr>
-            <w:tcW w:w="0" w:type="auto"/>
-            <w:tcBorders>
-              <w:top w:val="single" w:sz="6" w:space="0" w:color="C4C7C5"/>
-              <w:left w:val="single" w:sz="6" w:space="0" w:color="C4C7C5"/>
-              <w:bottom w:val="single" w:sz="6" w:space="0" w:color="C4C7C5"/>
-              <w:right w:val="single" w:sz="6" w:space="0" w:color="C4C7C5"/>
-            </w:tcBorders>
-            <w:tcMar>
-              <w:top w:w="120" w:type="dxa"/>
-              <w:left w:w="180" w:type="dxa"/>
-              <w:bottom w:w="120" w:type="dxa"/>
-              <w:right w:w="180" w:type="dxa"/>
-            </w:tcMar>
-            <w:vAlign w:val="center"/>
-            <w:hideMark/>
-          </w:tcPr>
-          <w:p>
-            <w:pPr>
-              <w:rPr>
-                <w:rFonts w:ascii="Times New Roman" w:hAnsi="Times New Roman" w:cs="Times New Roman"/>
-                <w:sz w:val="24"/>
-                <w:szCs w:val="24"/>
-              </w:rPr>
-            </w:pPr>
-            <w:r>
-              <w:rPr>
-                <w:rFonts w:ascii="Times New Roman" w:hAnsi="Times New Roman" w:cs="Times New Roman"/>
-                <w:sz w:val="24"/>
-                <w:szCs w:val="24"/>
-              </w:rPr>
-              <w:t>0</w:t>
-            </w:r>
-          </w:p>
-        </w:tc>
-        <w:tc>
-          <w:tcPr>
-            <w:tcW w:w="0" w:type="auto"/>
-            <w:tcBorders>
-              <w:top w:val="single" w:sz="6" w:space="0" w:color="C4C7C5"/>
-              <w:left w:val="single" w:sz="6" w:space="0" w:color="C4C7C5"/>
-              <w:bottom w:val="single" w:sz="6" w:space="0" w:color="C4C7C5"/>
-              <w:right w:val="single" w:sz="6" w:space="0" w:color="C4C7C5"/>
-            </w:tcBorders>
-            <w:tcMar>
-              <w:top w:w="120" w:type="dxa"/>
-              <w:left w:w="180" w:type="dxa"/>
-              <w:bottom w:w="120" w:type="dxa"/>
-              <w:right w:w="180" w:type="dxa"/>
-            </w:tcMar>
-            <w:vAlign w:val="center"/>
-            <w:hideMark/>
-          </w:tcPr>
-          <w:p>
-            <w:pPr>
-              <w:rPr>
-                <w:rFonts w:ascii="Times New Roman" w:hAnsi="Times New Roman" w:cs="Times New Roman"/>
-                <w:sz w:val="24"/>
-                <w:szCs w:val="24"/>
-              </w:rPr>
-            </w:pPr>
-            <w:r>
-              <w:rPr>
-                <w:rFonts w:ascii="Times New Roman" w:hAnsi="Times New Roman" w:cs="Times New Roman"/>
-                <w:sz w:val="24"/>
-                <w:szCs w:val="24"/>
-              </w:rPr>
-              <w:t>0</w:t>
-            </w:r>
-          </w:p>
-        </w:tc>
-        <w:tc>
-          <w:tcPr>
-            <w:tcW w:w="0" w:type="auto"/>
-            <w:tcBorders>
-              <w:top w:val="single" w:sz="6" w:space="0" w:color="C4C7C5"/>
-              <w:left w:val="single" w:sz="6" w:space="0" w:color="C4C7C5"/>
-              <w:bottom w:val="single" w:sz="6" w:space="0" w:color="C4C7C5"/>
-              <w:right w:val="single" w:sz="6" w:space="0" w:color="C4C7C5"/>
-            </w:tcBorders>
-            <w:tcMar>
-              <w:top w:w="120" w:type="dxa"/>
-              <w:left w:w="180" w:type="dxa"/>
-              <w:bottom w:w="120" w:type="dxa"/>
-              <w:right w:w="180" w:type="dxa"/>
-            </w:tcMar>
-            <w:vAlign w:val="center"/>
-            <w:hideMark/>
-          </w:tcPr>
-          <w:p>
-            <w:pPr>
-              <w:rPr>
-                <w:rFonts w:ascii="Times New Roman" w:hAnsi="Times New Roman" w:cs="Times New Roman"/>
-                <w:sz w:val="24"/>
-                <w:szCs w:val="24"/>
-              </w:rPr>
-            </w:pPr>
-            <w:r>
-              <w:rPr>
-                <w:rFonts w:ascii="Times New Roman" w:hAnsi="Times New Roman" w:cs="Times New Roman"/>
-                <w:b/>
-                <w:bCs/>
-                <w:sz w:val="24"/>
-                <w:szCs w:val="24"/>
-              </w:rPr>
-              <w:t>0</w:t>
-            </w:r>
-          </w:p>
-        </w:tc>
-        <w:tc>
-          <w:tcPr>
-            <w:tcW w:w="0" w:type="auto"/>
-            <w:tcBorders>
-              <w:top w:val="single" w:sz="6" w:space="0" w:color="C4C7C5"/>
-              <w:left w:val="single" w:sz="6" w:space="0" w:color="C4C7C5"/>
-              <w:bottom w:val="single" w:sz="6" w:space="0" w:color="C4C7C5"/>
-              <w:right w:val="single" w:sz="6" w:space="0" w:color="C4C7C5"/>
-            </w:tcBorders>
-            <w:tcMar>
-              <w:top w:w="120" w:type="dxa"/>
-              <w:left w:w="180" w:type="dxa"/>
-              <w:bottom w:w="120" w:type="dxa"/>
-              <w:right w:w="180" w:type="dxa"/>
-            </w:tcMar>
-            <w:vAlign w:val="center"/>
-            <w:hideMark/>
-          </w:tcPr>
-          <w:p>
-            <w:pPr>
-              <w:rPr>
-                <w:rFonts w:ascii="Times New Roman" w:hAnsi="Times New Roman" w:cs="Times New Roman"/>
-                <w:sz w:val="24"/>
-                <w:szCs w:val="24"/>
-              </w:rPr>
-            </w:pPr>
-            <w:r>
-              <w:rPr>
-                <w:rFonts w:ascii="Times New Roman" w:hAnsi="Times New Roman" w:cs="Times New Roman"/>
-                <w:sz w:val="24"/>
-                <w:szCs w:val="24"/>
-              </w:rPr>
-              <w:t>Inputs same</w:t>
-            </w:r>
-          </w:p>
-        </w:tc>
-      </w:tr>
-      <w:tr>
-        <w:trPr>
-          <w:tblCellSpacing w:w="15" w:type="dxa"/>
-        </w:trPr>
-        <w:tc>
-          <w:tcPr>
-            <w:tcW w:w="0" w:type="auto"/>
-            <w:tcBorders>
-              <w:top w:val="single" w:sz="6" w:space="0" w:color="C4C7C5"/>
-              <w:left w:val="single" w:sz="6" w:space="0" w:color="C4C7C5"/>
-              <w:bottom w:val="single" w:sz="6" w:space="0" w:color="C4C7C5"/>
-              <w:right w:val="single" w:sz="6" w:space="0" w:color="C4C7C5"/>
-            </w:tcBorders>
-            <w:tcMar>
-              <w:top w:w="120" w:type="dxa"/>
-              <w:left w:w="180" w:type="dxa"/>
-              <w:bottom w:w="120" w:type="dxa"/>
-              <w:right w:w="180" w:type="dxa"/>
-            </w:tcMar>
-            <w:vAlign w:val="center"/>
-            <w:hideMark/>
-          </w:tcPr>
-          <w:p>
-            <w:pPr>
-              <w:rPr>
-                <w:rFonts w:ascii="Times New Roman" w:hAnsi="Times New Roman" w:cs="Times New Roman"/>
-                <w:sz w:val="24"/>
-                <w:szCs w:val="24"/>
-              </w:rPr>
-            </w:pPr>
-            <w:r>
-              <w:rPr>
-                <w:rFonts w:ascii="Times New Roman" w:hAnsi="Times New Roman" w:cs="Times New Roman"/>
-                <w:sz w:val="24"/>
-                <w:szCs w:val="24"/>
-              </w:rPr>
-              <w:t>0</w:t>
-            </w:r>
-          </w:p>
-        </w:tc>
-        <w:tc>
-          <w:tcPr>
-            <w:tcW w:w="0" w:type="auto"/>
-            <w:tcBorders>
-              <w:top w:val="single" w:sz="6" w:space="0" w:color="C4C7C5"/>
-              <w:left w:val="single" w:sz="6" w:space="0" w:color="C4C7C5"/>
-              <w:bottom w:val="single" w:sz="6" w:space="0" w:color="C4C7C5"/>
-              <w:right w:val="single" w:sz="6" w:space="0" w:color="C4C7C5"/>
-            </w:tcBorders>
-            <w:tcMar>
-              <w:top w:w="120" w:type="dxa"/>
-              <w:left w:w="180" w:type="dxa"/>
-              <w:bottom w:w="120" w:type="dxa"/>
-              <w:right w:w="180" w:type="dxa"/>
-            </w:tcMar>
-            <w:vAlign w:val="center"/>
-            <w:hideMark/>
-          </w:tcPr>
-          <w:p>
-            <w:pPr>
-              <w:rPr>
-                <w:rFonts w:ascii="Times New Roman" w:hAnsi="Times New Roman" w:cs="Times New Roman"/>
-                <w:sz w:val="24"/>
-                <w:szCs w:val="24"/>
-              </w:rPr>
-            </w:pPr>
-            <w:r>
-              <w:rPr>
-                <w:rFonts w:ascii="Times New Roman" w:hAnsi="Times New Roman" w:cs="Times New Roman"/>
-                <w:sz w:val="24"/>
-                <w:szCs w:val="24"/>
-              </w:rPr>
-              <w:t>1</w:t>
-            </w:r>
-          </w:p>
-        </w:tc>
-        <w:tc>
-          <w:tcPr>
-            <w:tcW w:w="0" w:type="auto"/>
-            <w:tcBorders>
-              <w:top w:val="single" w:sz="6" w:space="0" w:color="C4C7C5"/>
-              <w:left w:val="single" w:sz="6" w:space="0" w:color="C4C7C5"/>
-              <w:bottom w:val="single" w:sz="6" w:space="0" w:color="C4C7C5"/>
-              <w:right w:val="single" w:sz="6" w:space="0" w:color="C4C7C5"/>
-            </w:tcBorders>
-            <w:tcMar>
-              <w:top w:w="120" w:type="dxa"/>
-              <w:left w:w="180" w:type="dxa"/>
-              <w:bottom w:w="120" w:type="dxa"/>
-              <w:right w:w="180" w:type="dxa"/>
-            </w:tcMar>
-            <w:vAlign w:val="center"/>
-            <w:hideMark/>
-          </w:tcPr>
-          <w:p>
-            <w:pPr>
-              <w:rPr>
-                <w:rFonts w:ascii="Times New Roman" w:hAnsi="Times New Roman" w:cs="Times New Roman"/>
-                <w:sz w:val="24"/>
-                <w:szCs w:val="24"/>
-              </w:rPr>
-            </w:pPr>
-            <w:r>
-              <w:rPr>
-                <w:rFonts w:ascii="Times New Roman" w:hAnsi="Times New Roman" w:cs="Times New Roman"/>
-                <w:b/>
-                <w:bCs/>
-                <w:sz w:val="24"/>
-                <w:szCs w:val="24"/>
-              </w:rPr>
-              <w:t>1</w:t>
-            </w:r>
-          </w:p>
-        </w:tc>
-        <w:tc>
-          <w:tcPr>
-            <w:tcW w:w="0" w:type="auto"/>
-            <w:tcBorders>
-              <w:top w:val="single" w:sz="6" w:space="0" w:color="C4C7C5"/>
-              <w:left w:val="single" w:sz="6" w:space="0" w:color="C4C7C5"/>
-              <w:bottom w:val="single" w:sz="6" w:space="0" w:color="C4C7C5"/>
-              <w:right w:val="single" w:sz="6" w:space="0" w:color="C4C7C5"/>
-            </w:tcBorders>
-            <w:tcMar>
-              <w:top w:w="120" w:type="dxa"/>
-              <w:left w:w="180" w:type="dxa"/>
-              <w:bottom w:w="120" w:type="dxa"/>
-              <w:right w:w="180" w:type="dxa"/>
-            </w:tcMar>
-            <w:vAlign w:val="center"/>
-            <w:hideMark/>
-          </w:tcPr>
-          <w:p>
-            <w:pPr>
-              <w:rPr>
-                <w:rFonts w:ascii="Times New Roman" w:hAnsi="Times New Roman" w:cs="Times New Roman"/>
-                <w:sz w:val="24"/>
-                <w:szCs w:val="24"/>
-              </w:rPr>
-            </w:pPr>
-            <w:r>
-              <w:rPr>
-                <w:rFonts w:ascii="Times New Roman" w:hAnsi="Times New Roman" w:cs="Times New Roman"/>
-                <w:sz w:val="24"/>
-                <w:szCs w:val="24"/>
-              </w:rPr>
-              <w:t>Inputs different</w:t>
-            </w:r>
-          </w:p>
-        </w:tc>
-      </w:tr>
-      <w:tr>
-        <w:trPr>
-          <w:tblCellSpacing w:w="15" w:type="dxa"/>
-        </w:trPr>
-        <w:tc>
-          <w:tcPr>
-            <w:tcW w:w="0" w:type="auto"/>
-            <w:tcBorders>
-              <w:top w:val="single" w:sz="6" w:space="0" w:color="C4C7C5"/>
-              <w:left w:val="single" w:sz="6" w:space="0" w:color="C4C7C5"/>
-              <w:bottom w:val="single" w:sz="6" w:space="0" w:color="C4C7C5"/>
-              <w:right w:val="single" w:sz="6" w:space="0" w:color="C4C7C5"/>
-            </w:tcBorders>
-            <w:tcMar>
-              <w:top w:w="120" w:type="dxa"/>
-              <w:left w:w="180" w:type="dxa"/>
-              <w:bottom w:w="120" w:type="dxa"/>
-              <w:right w:w="180" w:type="dxa"/>
-            </w:tcMar>
-            <w:vAlign w:val="center"/>
-            <w:hideMark/>
-          </w:tcPr>
-          <w:p>
-            <w:pPr>
-              <w:rPr>
-                <w:rFonts w:ascii="Times New Roman" w:hAnsi="Times New Roman" w:cs="Times New Roman"/>
-                <w:sz w:val="24"/>
-                <w:szCs w:val="24"/>
-              </w:rPr>
-            </w:pPr>
-            <w:r>
-              <w:rPr>
-                <w:rFonts w:ascii="Times New Roman" w:hAnsi="Times New Roman" w:cs="Times New Roman"/>
-                <w:sz w:val="24"/>
-                <w:szCs w:val="24"/>
-              </w:rPr>
-              <w:lastRenderedPageBreak/>
-              <w:t>1</w:t>
-            </w:r>
-          </w:p>
-        </w:tc>
-        <w:tc>
-          <w:tcPr>
-            <w:tcW w:w="0" w:type="auto"/>
-            <w:tcBorders>
-              <w:top w:val="single" w:sz="6" w:space="0" w:color="C4C7C5"/>
-              <w:left w:val="single" w:sz="6" w:space="0" w:color="C4C7C5"/>
-              <w:bottom w:val="single" w:sz="6" w:space="0" w:color="C4C7C5"/>
-              <w:right w:val="single" w:sz="6" w:space="0" w:color="C4C7C5"/>
-            </w:tcBorders>
-            <w:tcMar>
-              <w:top w:w="120" w:type="dxa"/>
-              <w:left w:w="180" w:type="dxa"/>
-              <w:bottom w:w="120" w:type="dxa"/>
-              <w:right w:w="180" w:type="dxa"/>
-            </w:tcMar>
-            <w:vAlign w:val="center"/>
-            <w:hideMark/>
-          </w:tcPr>
-          <w:p>
-            <w:pPr>
-              <w:rPr>
-                <w:rFonts w:ascii="Times New Roman" w:hAnsi="Times New Roman" w:cs="Times New Roman"/>
-                <w:sz w:val="24"/>
-                <w:szCs w:val="24"/>
-              </w:rPr>
-            </w:pPr>
-            <w:r>
-              <w:rPr>
-                <w:rFonts w:ascii="Times New Roman" w:hAnsi="Times New Roman" w:cs="Times New Roman"/>
-                <w:sz w:val="24"/>
-                <w:szCs w:val="24"/>
-              </w:rPr>
-              <w:t>0</w:t>
-            </w:r>
-          </w:p>
-        </w:tc>
-        <w:tc>
-          <w:tcPr>
-            <w:tcW w:w="0" w:type="auto"/>
-            <w:tcBorders>
-              <w:top w:val="single" w:sz="6" w:space="0" w:color="C4C7C5"/>
-              <w:left w:val="single" w:sz="6" w:space="0" w:color="C4C7C5"/>
-              <w:bottom w:val="single" w:sz="6" w:space="0" w:color="C4C7C5"/>
-              <w:right w:val="single" w:sz="6" w:space="0" w:color="C4C7C5"/>
-            </w:tcBorders>
-            <w:tcMar>
-              <w:top w:w="120" w:type="dxa"/>
-              <w:left w:w="180" w:type="dxa"/>
-              <w:bottom w:w="120" w:type="dxa"/>
-              <w:right w:w="180" w:type="dxa"/>
-            </w:tcMar>
-            <w:vAlign w:val="center"/>
-            <w:hideMark/>
-          </w:tcPr>
-          <w:p>
-            <w:pPr>
-              <w:rPr>
-                <w:rFonts w:ascii="Times New Roman" w:hAnsi="Times New Roman" w:cs="Times New Roman"/>
-                <w:sz w:val="24"/>
-                <w:szCs w:val="24"/>
-              </w:rPr>
-            </w:pPr>
-            <w:r>
-              <w:rPr>
-                <w:rFonts w:ascii="Times New Roman" w:hAnsi="Times New Roman" w:cs="Times New Roman"/>
-                <w:b/>
-                <w:bCs/>
-                <w:sz w:val="24"/>
-                <w:szCs w:val="24"/>
-              </w:rPr>
-              <w:t>1</w:t>
-            </w:r>
-          </w:p>
-        </w:tc>
-        <w:tc>
-          <w:tcPr>
-            <w:tcW w:w="0" w:type="auto"/>
-            <w:tcBorders>
-              <w:top w:val="single" w:sz="6" w:space="0" w:color="C4C7C5"/>
-              <w:left w:val="single" w:sz="6" w:space="0" w:color="C4C7C5"/>
-              <w:bottom w:val="single" w:sz="6" w:space="0" w:color="C4C7C5"/>
-              <w:right w:val="single" w:sz="6" w:space="0" w:color="C4C7C5"/>
-            </w:tcBorders>
-            <w:tcMar>
-              <w:top w:w="120" w:type="dxa"/>
-              <w:left w:w="180" w:type="dxa"/>
-              <w:bottom w:w="120" w:type="dxa"/>
-              <w:right w:w="180" w:type="dxa"/>
-            </w:tcMar>
-            <w:vAlign w:val="center"/>
-            <w:hideMark/>
-          </w:tcPr>
-          <w:p>
-            <w:pPr>
-              <w:rPr>
-                <w:rFonts w:ascii="Times New Roman" w:hAnsi="Times New Roman" w:cs="Times New Roman"/>
-                <w:sz w:val="24"/>
-                <w:szCs w:val="24"/>
-              </w:rPr>
-            </w:pPr>
-            <w:r>
-              <w:rPr>
-                <w:rFonts w:ascii="Times New Roman" w:hAnsi="Times New Roman" w:cs="Times New Roman"/>
-                <w:sz w:val="24"/>
-                <w:szCs w:val="24"/>
-              </w:rPr>
-              <w:t>Inputs different</w:t>
-            </w:r>
-          </w:p>
-        </w:tc>
-      </w:tr>
-      <w:tr>
-        <w:trPr>
-          <w:tblCellSpacing w:w="15" w:type="dxa"/>
-        </w:trPr>
-        <w:tc>
-          <w:tcPr>
-            <w:tcW w:w="0" w:type="auto"/>
-            <w:tcBorders>
-              <w:top w:val="single" w:sz="6" w:space="0" w:color="C4C7C5"/>
-              <w:left w:val="single" w:sz="6" w:space="0" w:color="C4C7C5"/>
-              <w:bottom w:val="single" w:sz="6" w:space="0" w:color="C4C7C5"/>
-              <w:right w:val="single" w:sz="6" w:space="0" w:color="C4C7C5"/>
-            </w:tcBorders>
-            <w:tcMar>
-              <w:top w:w="120" w:type="dxa"/>
-              <w:left w:w="180" w:type="dxa"/>
-              <w:bottom w:w="120" w:type="dxa"/>
-              <w:right w:w="180" w:type="dxa"/>
-            </w:tcMar>
-            <w:vAlign w:val="center"/>
-            <w:hideMark/>
-          </w:tcPr>
-          <w:p>
-            <w:pPr>
-              <w:rPr>
-                <w:rFonts w:ascii="Times New Roman" w:hAnsi="Times New Roman" w:cs="Times New Roman"/>
-                <w:sz w:val="24"/>
-                <w:szCs w:val="24"/>
-              </w:rPr>
-            </w:pPr>
-            <w:r>
-              <w:rPr>
-                <w:rFonts w:ascii="Times New Roman" w:hAnsi="Times New Roman" w:cs="Times New Roman"/>
-                <w:sz w:val="24"/>
-                <w:szCs w:val="24"/>
-              </w:rPr>
-              <w:t>1</w:t>
-            </w:r>
-          </w:p>
-        </w:tc>
-        <w:tc>
-          <w:tcPr>
-            <w:tcW w:w="0" w:type="auto"/>
-            <w:tcBorders>
-              <w:top w:val="single" w:sz="6" w:space="0" w:color="C4C7C5"/>
-              <w:left w:val="single" w:sz="6" w:space="0" w:color="C4C7C5"/>
-              <w:bottom w:val="single" w:sz="6" w:space="0" w:color="C4C7C5"/>
-              <w:right w:val="single" w:sz="6" w:space="0" w:color="C4C7C5"/>
-            </w:tcBorders>
-            <w:tcMar>
-              <w:top w:w="120" w:type="dxa"/>
-              <w:left w:w="180" w:type="dxa"/>
-              <w:bottom w:w="120" w:type="dxa"/>
-              <w:right w:w="180" w:type="dxa"/>
-            </w:tcMar>
-            <w:vAlign w:val="center"/>
-            <w:hideMark/>
-          </w:tcPr>
-          <w:p>
-            <w:pPr>
-              <w:rPr>
-                <w:rFonts w:ascii="Times New Roman" w:hAnsi="Times New Roman" w:cs="Times New Roman"/>
-                <w:sz w:val="24"/>
-                <w:szCs w:val="24"/>
-              </w:rPr>
-            </w:pPr>
-            <w:r>
-              <w:rPr>
-                <w:rFonts w:ascii="Times New Roman" w:hAnsi="Times New Roman" w:cs="Times New Roman"/>
-                <w:sz w:val="24"/>
-                <w:szCs w:val="24"/>
-              </w:rPr>
-              <w:t>1</w:t>
-            </w:r>
-          </w:p>
-        </w:tc>
-        <w:tc>
-          <w:tcPr>
-            <w:tcW w:w="0" w:type="auto"/>
-            <w:tcBorders>
-              <w:top w:val="single" w:sz="6" w:space="0" w:color="C4C7C5"/>
-              <w:left w:val="single" w:sz="6" w:space="0" w:color="C4C7C5"/>
-              <w:bottom w:val="single" w:sz="6" w:space="0" w:color="C4C7C5"/>
-              <w:right w:val="single" w:sz="6" w:space="0" w:color="C4C7C5"/>
-            </w:tcBorders>
-            <w:tcMar>
-              <w:top w:w="120" w:type="dxa"/>
-              <w:left w:w="180" w:type="dxa"/>
-              <w:bottom w:w="120" w:type="dxa"/>
-              <w:right w:w="180" w:type="dxa"/>
-            </w:tcMar>
-            <w:vAlign w:val="center"/>
-            <w:hideMark/>
-          </w:tcPr>
-          <w:p>
-            <w:pPr>
-              <w:rPr>
-                <w:rFonts w:ascii="Times New Roman" w:hAnsi="Times New Roman" w:cs="Times New Roman"/>
-                <w:sz w:val="24"/>
-                <w:szCs w:val="24"/>
-              </w:rPr>
-            </w:pPr>
-            <w:r>
-              <w:rPr>
-                <w:rFonts w:ascii="Times New Roman" w:hAnsi="Times New Roman" w:cs="Times New Roman"/>
-                <w:b/>
-                <w:bCs/>
-                <w:sz w:val="24"/>
-                <w:szCs w:val="24"/>
-              </w:rPr>
-              <w:t>0</w:t>
-            </w:r>
-          </w:p>
-        </w:tc>
-        <w:tc>
-          <w:tcPr>
-            <w:tcW w:w="0" w:type="auto"/>
-            <w:tcBorders>
-              <w:top w:val="single" w:sz="6" w:space="0" w:color="C4C7C5"/>
-              <w:left w:val="single" w:sz="6" w:space="0" w:color="C4C7C5"/>
-              <w:bottom w:val="single" w:sz="6" w:space="0" w:color="C4C7C5"/>
-              <w:right w:val="single" w:sz="6" w:space="0" w:color="C4C7C5"/>
-            </w:tcBorders>
-            <w:tcMar>
-              <w:top w:w="120" w:type="dxa"/>
-              <w:left w:w="180" w:type="dxa"/>
-              <w:bottom w:w="120" w:type="dxa"/>
-              <w:right w:w="180" w:type="dxa"/>
-            </w:tcMar>
-            <w:vAlign w:val="center"/>
-            <w:hideMark/>
-          </w:tcPr>
-          <w:p>
-            <w:pPr>
-              <w:rPr>
-                <w:rFonts w:ascii="Times New Roman" w:hAnsi="Times New Roman" w:cs="Times New Roman"/>
-                <w:sz w:val="24"/>
-                <w:szCs w:val="24"/>
-              </w:rPr>
-            </w:pPr>
-            <w:r>
-              <w:rPr>
-                <w:rFonts w:ascii="Times New Roman" w:hAnsi="Times New Roman" w:cs="Times New Roman"/>
-                <w:sz w:val="24"/>
-                <w:szCs w:val="24"/>
-              </w:rPr>
-              <w:t>Inputs same</w:t>
-            </w:r>
-          </w:p>
-        </w:tc>
-      </w:tr>
-    </w:tbl>
-    <w:p>
-      <w:pPr>
-        <w:rPr>
-          <w:rFonts w:ascii="Times New Roman" w:hAnsi="Times New Roman" w:cs="Times New Roman"/>
-          <w:sz w:val="24"/>
-          <w:szCs w:val="24"/>
-        </w:rPr>
-      </w:pPr>
-    </w:p>
-    <w:p>
-      <w:pPr>
-        <w:rPr>
-          <w:rFonts w:ascii="Times New Roman" w:hAnsi="Times New Roman" w:cs="Times New Roman"/>
-          <w:sz w:val="24"/>
-          <w:szCs w:val="24"/>
-        </w:rPr>
-      </w:pPr>
-      <w:r>
-        <w:rPr>
-          <w:rFonts w:ascii="Times New Roman" w:hAnsi="Times New Roman" w:cs="Times New Roman"/>
-          <w:sz w:val="24"/>
-          <w:szCs w:val="24"/>
-        </w:rPr>
-        <w:t>HDL Code:</w:t>
-      </w:r>
-    </w:p>
-    <w:p>
-      <w:pPr>
-        <w:rPr>
-          <w:rFonts w:ascii="Times New Roman" w:hAnsi="Times New Roman" w:cs="Times New Roman"/>
-          <w:sz w:val="24"/>
-          <w:szCs w:val="24"/>
-        </w:rPr>
-      </w:pPr>
-      <w:r>
-        <w:rPr>
-          <w:rFonts w:ascii="Times New Roman" w:hAnsi="Times New Roman" w:cs="Times New Roman"/>
-          <w:sz w:val="24"/>
-          <w:szCs w:val="24"/>
-        </w:rPr>
-        <w:t>Code snippet</w:t>
-      </w:r>
-    </w:p>
-    <w:p>
-      <w:pPr>
-        <w:rPr>
-          <w:rFonts w:ascii="Times New Roman" w:hAnsi="Times New Roman" w:cs="Times New Roman"/>
-          <w:sz w:val="24"/>
-          <w:szCs w:val="24"/>
-        </w:rPr>
-      </w:pPr>
-      <w:r>
-        <w:rPr>
-          <w:rFonts w:ascii="Times New Roman" w:hAnsi="Times New Roman" w:cs="Times New Roman"/>
-          <w:sz w:val="24"/>
-          <w:szCs w:val="24"/>
-        </w:rPr>
-        <w:t xml:space="preserve">CHIP </w:t>
-      </w:r>
-      <w:proofErr w:type="spellStart"/>
-      <w:r>
-        <w:rPr>
-          <w:rFonts w:ascii="Times New Roman" w:hAnsi="Times New Roman" w:cs="Times New Roman"/>
-          <w:sz w:val="24"/>
-          <w:szCs w:val="24"/>
-        </w:rPr>
-        <w:t>Xor</w:t>
-      </w:r>
-      <w:proofErr w:type="spellEnd"/>
-      <w:r>
-        <w:rPr>
-          <w:rFonts w:ascii="Times New Roman" w:hAnsi="Times New Roman" w:cs="Times New Roman"/>
-          <w:sz w:val="24"/>
-          <w:szCs w:val="24"/>
-        </w:rPr>
-        <w:t xml:space="preserve"> {</w:t>
-      </w:r>
-    </w:p>
-    <w:p>
-      <w:pPr>
-        <w:rPr>
-          <w:rFonts w:ascii="Times New Roman" w:hAnsi="Times New Roman" w:cs="Times New Roman"/>
-          <w:sz w:val="24"/>
-          <w:szCs w:val="24"/>
-        </w:rPr>
-      </w:pPr>
-      <w:r>
-        <w:rPr>
-          <w:rFonts w:ascii="Times New Roman" w:hAnsi="Times New Roman" w:cs="Times New Roman"/>
-          <w:sz w:val="24"/>
-          <w:szCs w:val="24"/>
-        </w:rPr>
-        <w:t xml:space="preserve">    IN a, b;</w:t>
-      </w:r>
-    </w:p>
-    <w:p>
-      <w:pPr>
-        <w:rPr>
-          <w:rFonts w:ascii="Times New Roman" w:hAnsi="Times New Roman" w:cs="Times New Roman"/>
-          <w:sz w:val="24"/>
-          <w:szCs w:val="24"/>
-        </w:rPr>
-      </w:pPr>
-      <w:r>
-        <w:rPr>
-          <w:rFonts w:ascii="Times New Roman" w:hAnsi="Times New Roman" w:cs="Times New Roman"/>
-          <w:sz w:val="24"/>
-          <w:szCs w:val="24"/>
-        </w:rPr>
-        <w:t xml:space="preserve">    OUT </w:t>
-      </w:r>
-      <w:proofErr w:type="spellStart"/>
-      <w:r>
-        <w:rPr>
-          <w:rFonts w:ascii="Times New Roman" w:hAnsi="Times New Roman" w:cs="Times New Roman"/>
-          <w:sz w:val="24"/>
-          <w:szCs w:val="24"/>
-        </w:rPr>
-        <w:t>out</w:t>
-      </w:r>
-      <w:proofErr w:type="spellEnd"/>
-      <w:r>
-        <w:rPr>
-          <w:rFonts w:ascii="Times New Roman" w:hAnsi="Times New Roman" w:cs="Times New Roman"/>
-          <w:sz w:val="24"/>
-          <w:szCs w:val="24"/>
-        </w:rPr>
-        <w:t>;</w:t>
-      </w:r>
-    </w:p>
-    <w:p>
-      <w:pPr>
-        <w:rPr>
-          <w:rFonts w:ascii="Times New Roman" w:hAnsi="Times New Roman" w:cs="Times New Roman"/>
-          <w:sz w:val="24"/>
-          <w:szCs w:val="24"/>
-        </w:rPr>
-      </w:pPr>
-    </w:p>
-    <w:p>
-      <w:pPr>
-        <w:rPr>
-          <w:rFonts w:ascii="Times New Roman" w:hAnsi="Times New Roman" w:cs="Times New Roman"/>
-          <w:sz w:val="24"/>
-          <w:szCs w:val="24"/>
-        </w:rPr>
-      </w:pPr>
-      <w:r>
-        <w:rPr>
-          <w:rFonts w:ascii="Times New Roman" w:hAnsi="Times New Roman" w:cs="Times New Roman"/>
-          <w:sz w:val="24"/>
-          <w:szCs w:val="24"/>
-        </w:rPr>
-        <w:t xml:space="preserve">    PARTS:</w:t>
-      </w:r>
-    </w:p>
-    <w:p>
-      <w:pPr>
-        <w:rPr>
-          <w:rFonts w:ascii="Times New Roman" w:hAnsi="Times New Roman" w:cs="Times New Roman"/>
-          <w:sz w:val="24"/>
-          <w:szCs w:val="24"/>
-        </w:rPr>
-      </w:pPr>
-      <w:r>
-        <w:rPr>
-          <w:rFonts w:ascii="Times New Roman" w:hAnsi="Times New Roman" w:cs="Times New Roman"/>
-          <w:sz w:val="24"/>
-          <w:szCs w:val="24"/>
-        </w:rPr>
-        <w:t xml:space="preserve">    Not(in=a, out=</w:t>
-      </w:r>
-      <w:proofErr w:type="spellStart"/>
-      <w:r>
-        <w:rPr>
-          <w:rFonts w:ascii="Times New Roman" w:hAnsi="Times New Roman" w:cs="Times New Roman"/>
-          <w:sz w:val="24"/>
-          <w:szCs w:val="24"/>
-        </w:rPr>
-        <w:t>notA</w:t>
-      </w:r>
-      <w:proofErr w:type="spellEnd"/>
-      <w:r>
-        <w:rPr>
-          <w:rFonts w:ascii="Times New Roman" w:hAnsi="Times New Roman" w:cs="Times New Roman"/>
-          <w:sz w:val="24"/>
-          <w:szCs w:val="24"/>
-        </w:rPr>
-        <w:t>);</w:t>
-      </w:r>
-    </w:p>
-    <w:p>
-      <w:pPr>
-        <w:rPr>
-          <w:rFonts w:ascii="Times New Roman" w:hAnsi="Times New Roman" w:cs="Times New Roman"/>
-          <w:sz w:val="24"/>
-          <w:szCs w:val="24"/>
-        </w:rPr>
-      </w:pPr>
-      <w:r>
-        <w:rPr>
-          <w:rFonts w:ascii="Times New Roman" w:hAnsi="Times New Roman" w:cs="Times New Roman"/>
-          <w:sz w:val="24"/>
-          <w:szCs w:val="24"/>
-        </w:rPr>
-        <w:t xml:space="preserve">    Not(in=b, out=</w:t>
-      </w:r>
-      <w:proofErr w:type="spellStart"/>
-      <w:r>
-        <w:rPr>
-          <w:rFonts w:ascii="Times New Roman" w:hAnsi="Times New Roman" w:cs="Times New Roman"/>
-          <w:sz w:val="24"/>
-          <w:szCs w:val="24"/>
-        </w:rPr>
-        <w:t>notB</w:t>
-      </w:r>
-      <w:proofErr w:type="spellEnd"/>
-      <w:r>
-        <w:rPr>
-          <w:rFonts w:ascii="Times New Roman" w:hAnsi="Times New Roman" w:cs="Times New Roman"/>
-          <w:sz w:val="24"/>
-          <w:szCs w:val="24"/>
-        </w:rPr>
-        <w:t>);</w:t>
-      </w:r>
-    </w:p>
-    <w:p>
-      <w:pPr>
-        <w:rPr>
-          <w:rFonts w:ascii="Times New Roman" w:hAnsi="Times New Roman" w:cs="Times New Roman"/>
-          <w:sz w:val="24"/>
-          <w:szCs w:val="24"/>
-        </w:rPr>
-      </w:pPr>
-      <w:r>
-        <w:rPr>
-          <w:rFonts w:ascii="Times New Roman" w:hAnsi="Times New Roman" w:cs="Times New Roman"/>
-          <w:sz w:val="24"/>
-          <w:szCs w:val="24"/>
-        </w:rPr>
-        <w:t xml:space="preserve">    And(a=a, b=</w:t>
-      </w:r>
-      <w:proofErr w:type="spellStart"/>
-      <w:r>
-        <w:rPr>
-          <w:rFonts w:ascii="Times New Roman" w:hAnsi="Times New Roman" w:cs="Times New Roman"/>
-          <w:sz w:val="24"/>
-          <w:szCs w:val="24"/>
-        </w:rPr>
-        <w:t>notB</w:t>
-      </w:r>
-      <w:proofErr w:type="spellEnd"/>
-      <w:r>
-        <w:rPr>
-          <w:rFonts w:ascii="Times New Roman" w:hAnsi="Times New Roman" w:cs="Times New Roman"/>
-          <w:sz w:val="24"/>
-          <w:szCs w:val="24"/>
-        </w:rPr>
-        <w:t>, out=term1);</w:t>
-      </w:r>
-    </w:p>
-    <w:p>
-      <w:pPr>
-        <w:rPr>
-          <w:rFonts w:ascii="Times New Roman" w:hAnsi="Times New Roman" w:cs="Times New Roman"/>
-          <w:sz w:val="24"/>
-          <w:szCs w:val="24"/>
-        </w:rPr>
-      </w:pPr>
-      <w:r>
-        <w:rPr>
-          <w:rFonts w:ascii="Times New Roman" w:hAnsi="Times New Roman" w:cs="Times New Roman"/>
-          <w:sz w:val="24"/>
-          <w:szCs w:val="24"/>
-        </w:rPr>
-        <w:t xml:space="preserve">    And(a=</w:t>
-      </w:r>
-      <w:proofErr w:type="spellStart"/>
-      <w:r>
-        <w:rPr>
-          <w:rFonts w:ascii="Times New Roman" w:hAnsi="Times New Roman" w:cs="Times New Roman"/>
-          <w:sz w:val="24"/>
-          <w:szCs w:val="24"/>
-        </w:rPr>
-        <w:t>notA</w:t>
-      </w:r>
-      <w:proofErr w:type="spellEnd"/>
-      <w:r>
-        <w:rPr>
-          <w:rFonts w:ascii="Times New Roman" w:hAnsi="Times New Roman" w:cs="Times New Roman"/>
-          <w:sz w:val="24"/>
-          <w:szCs w:val="24"/>
-        </w:rPr>
-        <w:t>, b=b, out=term2);</w:t>
-      </w:r>
-    </w:p>
-    <w:p>
-      <w:pPr>
-        <w:rPr>
-          <w:rFonts w:ascii="Times New Roman" w:hAnsi="Times New Roman" w:cs="Times New Roman"/>
-          <w:sz w:val="24"/>
-          <w:szCs w:val="24"/>
-        </w:rPr>
-      </w:pPr>
-      <w:r>
-        <w:rPr>
-          <w:rFonts w:ascii="Times New Roman" w:hAnsi="Times New Roman" w:cs="Times New Roman"/>
-          <w:sz w:val="24"/>
-          <w:szCs w:val="24"/>
-        </w:rPr>
-        <w:t xml:space="preserve">    Or(a=term1, b=term2, out=out);</w:t>
-      </w:r>
-    </w:p>
-    <w:p>
-      <w:pPr>
-        <w:rPr>
-          <w:rFonts w:ascii="Times New Roman" w:hAnsi="Times New Roman" w:cs="Times New Roman"/>
-          <w:sz w:val="24"/>
-          <w:szCs w:val="24"/>
-        </w:rPr>
-      </w:pPr>
-      <w:r>
-        <w:rPr>
-          <w:rFonts w:ascii="Times New Roman" w:hAnsi="Times New Roman" w:cs="Times New Roman"/>
-          <w:sz w:val="24"/>
-          <w:szCs w:val="24"/>
-        </w:rPr>
-        <w:t>}</w:t>
-      </w:r>
-    </w:p>
-    <w:p>
-      <w:pPr>
-        <w:rPr>
-          <w:rFonts w:ascii="Times New Roman" w:hAnsi="Times New Roman" w:cs="Times New Roman"/>
-          <w:b/>
-          <w:bCs/>
-          <w:sz w:val="24"/>
-          <w:szCs w:val="24"/>
-        </w:rPr>
-      </w:pPr>
-    </w:p>
-    <w:p>
-      <w:pPr>
-        <w:rPr>
-          <w:rFonts w:ascii="Times New Roman" w:hAnsi="Times New Roman" w:cs="Times New Roman"/>
-          <w:b/>
-          <w:bCs/>
-          <w:sz w:val="24"/>
-          <w:szCs w:val="24"/>
-        </w:rPr>
-      </w:pPr>
-      <w:r>
-        <w:rPr>
-          <w:rFonts w:ascii="Times New Roman" w:hAnsi="Times New Roman" w:cs="Times New Roman"/>
-          <w:b/>
-          <w:bCs/>
-          <w:sz w:val="24"/>
-          <w:szCs w:val="24"/>
-        </w:rPr>
-        <w:drawing>
-          <wp:inline distT="0" distB="0" distL="0" distR="0" wp14:anchorId="28A7B6A1" wp14:editId="0E91C90C">
-            <wp:extent cx="4128655" cy="1447271"/>
-            <wp:effectExtent l="0" t="0" r="5715" b="635"/>
-            <wp:docPr id="1692302556" name="Picture 1"/>
-            <wp:cNvGraphicFramePr>
-              <a:graphicFrameLocks xmlns:a="http://schemas.openxmlformats.org/drawingml/2006/main" noChangeAspect="1"/>
-            </wp:cNvGraphicFramePr>
-            <a:graphic xmlns:a="http://schemas.openxmlformats.org/drawingml/2006/main">
-              <a:graphicData uri="http://schemas.openxmlformats.org/drawingml/2006/picture">
-                <pic:pic xmlns:pic="http://schemas.openxmlformats.org/drawingml/2006/picture">
-                  <pic:nvPicPr>
-                    <pic:cNvPr id="1692302556" name=""/>
-                    <pic:cNvPicPr/>
-                  </pic:nvPicPr>
-                  <pic:blipFill>
-                    <a:blip r:embed="rId12"/>
-                    <a:stretch>
-                      <a:fillRect/>
-                    </a:stretch>
-                  </pic:blipFill>
-                  <pic:spPr>
-                    <a:xfrm>
-                      <a:off x="0" y="0"/>
-                      <a:ext cx="4137080" cy="1450224"/>
-                    </a:xfrm>
-                    <a:prstGeom prst="rect">
-                      <a:avLst/>
-                    </a:prstGeom>
-                  </pic:spPr>
-                </pic:pic>
-              </a:graphicData>
-            </a:graphic>
-          </wp:inline>
-        </w:drawing>
-      </w:r>
-    </w:p>
-    <w:p>
-      <w:pPr>
-        <w:rPr>
-          <w:rFonts w:ascii="Times New Roman" w:hAnsi="Times New Roman" w:cs="Times New Roman"/>
-          <w:sz w:val="28"/>
-          <w:szCs w:val="28"/>
-        </w:rPr>
-      </w:pPr>
-    </w:p>
-    <w:p>
-      <w:pPr>
-        <w:rPr>
-          <w:rFonts w:ascii="Times New Roman" w:hAnsi="Times New Roman" w:cs="Times New Roman"/>
-          <w:sz w:val="28"/>
-          <w:szCs w:val="28"/>
-        </w:rPr>
-      </w:pPr>
-    </w:p>
-    <w:p>
-      <w:pPr>
-        <w:rPr>
-          <w:rFonts w:ascii="Times New Roman" w:hAnsi="Times New Roman" w:cs="Times New Roman"/>
-          <w:sz w:val="28"/>
-          <w:szCs w:val="28"/>
-        </w:rPr>
-      </w:pPr>
-    </w:p>
-    <w:p>
-      <w:pPr>
-        <w:rPr>
-          <w:rFonts w:ascii="Times New Roman" w:hAnsi="Times New Roman" w:cs="Times New Roman"/>
-          <w:sz w:val="28"/>
-          <w:szCs w:val="28"/>
-        </w:rPr>
-      </w:pPr>
-    </w:p>
-    <w:p>
-      <w:pPr>
-        <w:rPr>
-          <w:rFonts w:ascii="Times New Roman" w:hAnsi="Times New Roman" w:cs="Times New Roman"/>
-          <w:sz w:val="28"/>
-          <w:szCs w:val="28"/>
-        </w:rPr>
-      </w:pPr>
-      <w:r>
-        <w:rPr>
-          <w:rFonts w:ascii="Times New Roman" w:hAnsi="Times New Roman" w:cs="Times New Roman"/>
-          <w:sz w:val="28"/>
-          <w:szCs w:val="28"/>
-        </w:rPr>
-        <w:lastRenderedPageBreak/>
-        <w:t xml:space="preserve">B. 2-Way Multiplexer </w:t>
-      </w:r>
-    </w:p>
-    <w:p>
-      <w:pPr>
-        <w:numPr>
-          <w:ilvl w:val="0"/>
-          <w:numId w:val="11"/>
-        </w:numPr>
-        <w:rPr>
-          <w:rFonts w:ascii="Times New Roman" w:hAnsi="Times New Roman" w:cs="Times New Roman"/>
-          <w:sz w:val="24"/>
-          <w:szCs w:val="24"/>
-        </w:rPr>
-      </w:pPr>
-      <w:r>
-        <w:rPr>
-          <w:rFonts w:ascii="Times New Roman" w:hAnsi="Times New Roman" w:cs="Times New Roman"/>
-          <w:sz w:val="24"/>
-          <w:szCs w:val="24"/>
-        </w:rPr>
-        <w:t>Explanation: A Multiplexer acts as a digital switch. It routes one of two input signals (a or b) to out depending on the selector signal (</w:t>
-      </w:r>
-      <w:proofErr w:type="spellStart"/>
-      <w:r>
-        <w:rPr>
-          <w:rFonts w:ascii="Times New Roman" w:hAnsi="Times New Roman" w:cs="Times New Roman"/>
-          <w:sz w:val="24"/>
-          <w:szCs w:val="24"/>
-        </w:rPr>
-        <w:t>sel</w:t>
-      </w:r>
-      <w:proofErr w:type="spellEnd"/>
-      <w:r>
-        <w:rPr>
-          <w:rFonts w:ascii="Times New Roman" w:hAnsi="Times New Roman" w:cs="Times New Roman"/>
-          <w:sz w:val="24"/>
-          <w:szCs w:val="24"/>
-        </w:rPr>
-        <w:t xml:space="preserve">). If </w:t>
-      </w:r>
-      <w:proofErr w:type="spellStart"/>
-      <w:r>
-        <w:rPr>
-          <w:rFonts w:ascii="Times New Roman" w:hAnsi="Times New Roman" w:cs="Times New Roman"/>
-          <w:sz w:val="24"/>
-          <w:szCs w:val="24"/>
-        </w:rPr>
-        <w:t>sel</w:t>
-      </w:r>
-      <w:proofErr w:type="spellEnd"/>
-      <w:r>
-        <w:rPr>
-          <w:rFonts w:ascii="Times New Roman" w:hAnsi="Times New Roman" w:cs="Times New Roman"/>
-          <w:sz w:val="24"/>
-          <w:szCs w:val="24"/>
-        </w:rPr>
-        <w:t xml:space="preserve"> = 0, it outputs a; if </w:t>
-      </w:r>
-      <w:proofErr w:type="spellStart"/>
-      <w:r>
-        <w:rPr>
-          <w:rFonts w:ascii="Times New Roman" w:hAnsi="Times New Roman" w:cs="Times New Roman"/>
-          <w:sz w:val="24"/>
-          <w:szCs w:val="24"/>
-        </w:rPr>
-        <w:t>sel</w:t>
-      </w:r>
-      <w:proofErr w:type="spellEnd"/>
-      <w:r>
-        <w:rPr>
-          <w:rFonts w:ascii="Times New Roman" w:hAnsi="Times New Roman" w:cs="Times New Roman"/>
-          <w:sz w:val="24"/>
-          <w:szCs w:val="24"/>
-        </w:rPr>
-        <w:t xml:space="preserve"> = 1, it outputs b.</w:t>
-      </w:r>
-    </w:p>
-    <w:p>
-      <w:pPr>
-        <w:numPr>
-          <w:ilvl w:val="0"/>
-          <w:numId w:val="11"/>
-        </w:numPr>
-        <w:rPr>
-          <w:rFonts w:ascii="Times New Roman" w:hAnsi="Times New Roman" w:cs="Times New Roman"/>
-          <w:sz w:val="24"/>
-          <w:szCs w:val="24"/>
-        </w:rPr>
-      </w:pPr>
-      <w:r>
-        <w:rPr>
-          <w:rFonts w:ascii="Times New Roman" w:hAnsi="Times New Roman" w:cs="Times New Roman"/>
-          <w:sz w:val="24"/>
-          <w:szCs w:val="24"/>
-        </w:rPr>
-        <w:t xml:space="preserve">Boolean Expression: </w:t>
-      </w:r>
-      <m:oMath>
-        <m:r>
-          <m:rPr>
-            <m:nor/>
-          </m:rPr>
-          <w:rPr>
-            <w:rFonts w:ascii="Times New Roman" w:hAnsi="Times New Roman" w:cs="Times New Roman"/>
-            <w:sz w:val="24"/>
-            <w:szCs w:val="24"/>
-          </w:rPr>
-          <m:t>out</m:t>
-        </m:r>
-        <m:r>
-          <w:rPr>
-            <w:rFonts w:ascii="Cambria Math" w:hAnsi="Cambria Math" w:cs="Times New Roman"/>
-            <w:sz w:val="24"/>
-            <w:szCs w:val="24"/>
-          </w:rPr>
-          <m:t>=</m:t>
-        </m:r>
-        <m:d>
-          <m:dPr>
-            <m:ctrlPr>
-              <w:rPr>
-                <w:rFonts w:ascii="Cambria Math" w:hAnsi="Cambria Math" w:cs="Times New Roman"/>
-                <w:sz w:val="24"/>
-                <w:szCs w:val="24"/>
-              </w:rPr>
-            </m:ctrlPr>
-          </m:dPr>
-          <m:e>
-            <m:r>
-              <w:rPr>
-                <w:rFonts w:ascii="Cambria Math" w:hAnsi="Cambria Math" w:cs="Times New Roman"/>
-                <w:sz w:val="24"/>
-                <w:szCs w:val="24"/>
-              </w:rPr>
-              <m:t>a⋅</m:t>
-            </m:r>
-            <m:bar>
-              <m:barPr>
-                <m:pos m:val="top"/>
-                <m:ctrlPr>
-                  <w:rPr>
-                    <w:rFonts w:ascii="Cambria Math" w:hAnsi="Cambria Math" w:cs="Times New Roman"/>
-                    <w:sz w:val="24"/>
-                    <w:szCs w:val="24"/>
-                  </w:rPr>
-                </m:ctrlPr>
-              </m:barPr>
-              <m:e>
-                <m:r>
-                  <w:rPr>
-                    <w:rFonts w:ascii="Cambria Math" w:hAnsi="Cambria Math" w:cs="Times New Roman"/>
-                    <w:sz w:val="24"/>
-                    <w:szCs w:val="24"/>
-                  </w:rPr>
-                  <m:t>sel</m:t>
-                </m:r>
-              </m:e>
-            </m:bar>
-          </m:e>
-        </m:d>
-        <m:r>
-          <w:rPr>
-            <w:rFonts w:ascii="Cambria Math" w:hAnsi="Cambria Math" w:cs="Times New Roman"/>
-            <w:sz w:val="24"/>
-            <w:szCs w:val="24"/>
-          </w:rPr>
-          <m:t>+</m:t>
-        </m:r>
-        <m:d>
-          <m:dPr>
-            <m:ctrlPr>
-              <w:rPr>
-                <w:rFonts w:ascii="Cambria Math" w:hAnsi="Cambria Math" w:cs="Times New Roman"/>
-                <w:sz w:val="24"/>
-                <w:szCs w:val="24"/>
-              </w:rPr>
-            </m:ctrlPr>
-          </m:dPr>
-          <m:e>
-            <m:r>
-              <w:rPr>
-                <w:rFonts w:ascii="Cambria Math" w:hAnsi="Cambria Math" w:cs="Times New Roman"/>
-                <w:sz w:val="24"/>
-                <w:szCs w:val="24"/>
-              </w:rPr>
-              <m:t>b⋅sel</m:t>
-            </m:r>
-          </m:e>
-        </m:d>
-      </m:oMath>
-    </w:p>
-    <w:p>
-      <w:pPr>
-        <w:numPr>
-          <w:ilvl w:val="0"/>
-          <w:numId w:val="11"/>
-        </w:numPr>
-        <w:rPr>
-          <w:rFonts w:ascii="Times New Roman" w:hAnsi="Times New Roman" w:cs="Times New Roman"/>
-          <w:sz w:val="24"/>
-          <w:szCs w:val="24"/>
-        </w:rPr>
-      </w:pPr>
-      <w:r>
-        <w:rPr>
-          <w:rFonts w:ascii="Times New Roman" w:hAnsi="Times New Roman" w:cs="Times New Roman"/>
-          <w:sz w:val="24"/>
-          <w:szCs w:val="24"/>
-        </w:rPr>
-        <w:t>Truth Table:</w:t>
-      </w:r>
-    </w:p>
-    <w:tbl>
-      <w:tblPr>
-        <w:tblW w:w="0" w:type="auto"/>
-        <w:tblCellSpacing w:w="15" w:type="dxa"/>
-        <w:tblCellMar>
-          <w:top w:w="15" w:type="dxa"/>
-          <w:left w:w="15" w:type="dxa"/>
-          <w:bottom w:w="15" w:type="dxa"/>
-          <w:right w:w="15" w:type="dxa"/>
-        </w:tblCellMar>
-        <w:tblLook w:val="04A0" w:firstRow="1" w:lastRow="0" w:firstColumn="1" w:lastColumn="0" w:noHBand="0" w:noVBand="1"/>
-      </w:tblPr>
-      <w:tblGrid>
-        <w:gridCol w:w="555"/>
-        <w:gridCol w:w="540"/>
-        <w:gridCol w:w="687"/>
-        <w:gridCol w:w="727"/>
-        <w:gridCol w:w="1975"/>
-      </w:tblGrid>
-      <w:tr>
-        <w:trPr>
-          <w:tblHeader/>
-          <w:tblCellSpacing w:w="15" w:type="dxa"/>
-        </w:trPr>
-        <w:tc>
-          <w:tcPr>
-            <w:tcW w:w="0" w:type="auto"/>
-            <w:tcBorders>
-              <w:top w:val="single" w:sz="6" w:space="0" w:color="C4C7C5"/>
-              <w:left w:val="single" w:sz="6" w:space="0" w:color="C4C7C5"/>
-              <w:bottom w:val="single" w:sz="6" w:space="0" w:color="C4C7C5"/>
-              <w:right w:val="single" w:sz="6" w:space="0" w:color="C4C7C5"/>
-            </w:tcBorders>
-            <w:tcMar>
-              <w:top w:w="120" w:type="dxa"/>
-              <w:left w:w="180" w:type="dxa"/>
-              <w:bottom w:w="120" w:type="dxa"/>
-              <w:right w:w="180" w:type="dxa"/>
-            </w:tcMar>
-            <w:vAlign w:val="center"/>
-            <w:hideMark/>
-          </w:tcPr>
-          <w:p>
-            <w:pPr>
-              <w:rPr>
-                <w:rFonts w:ascii="Times New Roman" w:hAnsi="Times New Roman" w:cs="Times New Roman"/>
-                <w:sz w:val="24"/>
-                <w:szCs w:val="24"/>
-              </w:rPr>
-            </w:pPr>
-            <w:r>
-              <w:rPr>
-                <w:rFonts w:ascii="Times New Roman" w:hAnsi="Times New Roman" w:cs="Times New Roman"/>
-                <w:sz w:val="24"/>
-                <w:szCs w:val="24"/>
-              </w:rPr>
-              <w:t>a</w:t>
-            </w:r>
-          </w:p>
-        </w:tc>
-        <w:tc>
-          <w:tcPr>
-            <w:tcW w:w="0" w:type="auto"/>
-            <w:tcBorders>
-              <w:top w:val="single" w:sz="6" w:space="0" w:color="C4C7C5"/>
-              <w:left w:val="single" w:sz="6" w:space="0" w:color="C4C7C5"/>
-              <w:bottom w:val="single" w:sz="6" w:space="0" w:color="C4C7C5"/>
-              <w:right w:val="single" w:sz="6" w:space="0" w:color="C4C7C5"/>
-            </w:tcBorders>
-            <w:tcMar>
-              <w:top w:w="120" w:type="dxa"/>
-              <w:left w:w="180" w:type="dxa"/>
-              <w:bottom w:w="120" w:type="dxa"/>
-              <w:right w:w="180" w:type="dxa"/>
-            </w:tcMar>
-            <w:vAlign w:val="center"/>
-            <w:hideMark/>
-          </w:tcPr>
-          <w:p>
-            <w:pPr>
-              <w:rPr>
-                <w:rFonts w:ascii="Times New Roman" w:hAnsi="Times New Roman" w:cs="Times New Roman"/>
-                <w:sz w:val="24"/>
-                <w:szCs w:val="24"/>
-              </w:rPr>
-            </w:pPr>
-            <w:r>
-              <w:rPr>
-                <w:rFonts w:ascii="Times New Roman" w:hAnsi="Times New Roman" w:cs="Times New Roman"/>
-                <w:sz w:val="24"/>
-                <w:szCs w:val="24"/>
-              </w:rPr>
-              <w:t>b</w:t>
-            </w:r>
-          </w:p>
-        </w:tc>
-        <w:tc>
-          <w:tcPr>
-            <w:tcW w:w="0" w:type="auto"/>
-            <w:tcBorders>
-              <w:top w:val="single" w:sz="6" w:space="0" w:color="C4C7C5"/>
-              <w:left w:val="single" w:sz="6" w:space="0" w:color="C4C7C5"/>
-              <w:bottom w:val="single" w:sz="6" w:space="0" w:color="C4C7C5"/>
-              <w:right w:val="single" w:sz="6" w:space="0" w:color="C4C7C5"/>
-            </w:tcBorders>
-            <w:tcMar>
-              <w:top w:w="120" w:type="dxa"/>
-              <w:left w:w="180" w:type="dxa"/>
-              <w:bottom w:w="120" w:type="dxa"/>
-              <w:right w:w="180" w:type="dxa"/>
-            </w:tcMar>
-            <w:vAlign w:val="center"/>
-            <w:hideMark/>
-          </w:tcPr>
-          <w:p>
-            <w:pPr>
-              <w:rPr>
-                <w:rFonts w:ascii="Times New Roman" w:hAnsi="Times New Roman" w:cs="Times New Roman"/>
-                <w:sz w:val="24"/>
-                <w:szCs w:val="24"/>
-              </w:rPr>
-            </w:pPr>
-            <w:proofErr w:type="spellStart"/>
-            <w:r>
-              <w:rPr>
-                <w:rFonts w:ascii="Times New Roman" w:hAnsi="Times New Roman" w:cs="Times New Roman"/>
-                <w:sz w:val="24"/>
-                <w:szCs w:val="24"/>
-              </w:rPr>
-              <w:t>sel</w:t>
-            </w:r>
-            <w:proofErr w:type="spellEnd"/>
-          </w:p>
-        </w:tc>
-        <w:tc>
-          <w:tcPr>
-            <w:tcW w:w="0" w:type="auto"/>
-            <w:tcBorders>
-              <w:top w:val="single" w:sz="6" w:space="0" w:color="C4C7C5"/>
-              <w:left w:val="single" w:sz="6" w:space="0" w:color="C4C7C5"/>
-              <w:bottom w:val="single" w:sz="6" w:space="0" w:color="C4C7C5"/>
-              <w:right w:val="single" w:sz="6" w:space="0" w:color="C4C7C5"/>
-            </w:tcBorders>
-            <w:tcMar>
-              <w:top w:w="120" w:type="dxa"/>
-              <w:left w:w="180" w:type="dxa"/>
-              <w:bottom w:w="120" w:type="dxa"/>
-              <w:right w:w="180" w:type="dxa"/>
-            </w:tcMar>
-            <w:vAlign w:val="center"/>
-            <w:hideMark/>
-          </w:tcPr>
-          <w:p>
-            <w:pPr>
-              <w:rPr>
-                <w:rFonts w:ascii="Times New Roman" w:hAnsi="Times New Roman" w:cs="Times New Roman"/>
-                <w:sz w:val="24"/>
-                <w:szCs w:val="24"/>
-              </w:rPr>
-            </w:pPr>
-            <w:r>
-              <w:rPr>
-                <w:rFonts w:ascii="Times New Roman" w:hAnsi="Times New Roman" w:cs="Times New Roman"/>
-                <w:sz w:val="24"/>
-                <w:szCs w:val="24"/>
-              </w:rPr>
-              <w:t>out</w:t>
-            </w:r>
-          </w:p>
-        </w:tc>
-        <w:tc>
-          <w:tcPr>
-            <w:tcW w:w="0" w:type="auto"/>
-            <w:tcBorders>
-              <w:top w:val="single" w:sz="6" w:space="0" w:color="C4C7C5"/>
-              <w:left w:val="single" w:sz="6" w:space="0" w:color="C4C7C5"/>
-              <w:bottom w:val="single" w:sz="6" w:space="0" w:color="C4C7C5"/>
-              <w:right w:val="single" w:sz="6" w:space="0" w:color="C4C7C5"/>
-            </w:tcBorders>
-            <w:tcMar>
-              <w:top w:w="120" w:type="dxa"/>
-              <w:left w:w="180" w:type="dxa"/>
-              <w:bottom w:w="120" w:type="dxa"/>
-              <w:right w:w="180" w:type="dxa"/>
-            </w:tcMar>
-            <w:vAlign w:val="center"/>
-            <w:hideMark/>
-          </w:tcPr>
-          <w:p>
-            <w:pPr>
-              <w:rPr>
-                <w:rFonts w:ascii="Times New Roman" w:hAnsi="Times New Roman" w:cs="Times New Roman"/>
-                <w:sz w:val="24"/>
-                <w:szCs w:val="24"/>
-              </w:rPr>
-            </w:pPr>
-            <w:r>
-              <w:rPr>
-                <w:rFonts w:ascii="Times New Roman" w:hAnsi="Times New Roman" w:cs="Times New Roman"/>
-                <w:sz w:val="24"/>
-                <w:szCs w:val="24"/>
-              </w:rPr>
-              <w:t>Selected Output</w:t>
-            </w:r>
-          </w:p>
-        </w:tc>
-      </w:tr>
-      <w:tr>
-        <w:trPr>
-          <w:tblCellSpacing w:w="15" w:type="dxa"/>
-        </w:trPr>
-        <w:tc>
-          <w:tcPr>
-            <w:tcW w:w="0" w:type="auto"/>
-            <w:tcBorders>
-              <w:top w:val="single" w:sz="6" w:space="0" w:color="C4C7C5"/>
-              <w:left w:val="single" w:sz="6" w:space="0" w:color="C4C7C5"/>
-              <w:bottom w:val="single" w:sz="6" w:space="0" w:color="C4C7C5"/>
-              <w:right w:val="single" w:sz="6" w:space="0" w:color="C4C7C5"/>
-            </w:tcBorders>
-            <w:tcMar>
-              <w:top w:w="120" w:type="dxa"/>
-              <w:left w:w="180" w:type="dxa"/>
-              <w:bottom w:w="120" w:type="dxa"/>
-              <w:right w:w="180" w:type="dxa"/>
-            </w:tcMar>
-            <w:vAlign w:val="center"/>
-            <w:hideMark/>
-          </w:tcPr>
-          <w:p>
-            <w:pPr>
-              <w:rPr>
-                <w:rFonts w:ascii="Times New Roman" w:hAnsi="Times New Roman" w:cs="Times New Roman"/>
-                <w:sz w:val="24"/>
-                <w:szCs w:val="24"/>
-              </w:rPr>
-            </w:pPr>
-            <w:r>
-              <w:rPr>
-                <w:rFonts w:ascii="Times New Roman" w:hAnsi="Times New Roman" w:cs="Times New Roman"/>
-                <w:sz w:val="24"/>
-                <w:szCs w:val="24"/>
-              </w:rPr>
-              <w:t>0</w:t>
-            </w:r>
-          </w:p>
-        </w:tc>
-        <w:tc>
-          <w:tcPr>
-            <w:tcW w:w="0" w:type="auto"/>
-            <w:tcBorders>
-              <w:top w:val="single" w:sz="6" w:space="0" w:color="C4C7C5"/>
-              <w:left w:val="single" w:sz="6" w:space="0" w:color="C4C7C5"/>
-              <w:bottom w:val="single" w:sz="6" w:space="0" w:color="C4C7C5"/>
-              <w:right w:val="single" w:sz="6" w:space="0" w:color="C4C7C5"/>
-            </w:tcBorders>
-            <w:tcMar>
-              <w:top w:w="120" w:type="dxa"/>
-              <w:left w:w="180" w:type="dxa"/>
-              <w:bottom w:w="120" w:type="dxa"/>
-              <w:right w:w="180" w:type="dxa"/>
-            </w:tcMar>
-            <w:vAlign w:val="center"/>
-            <w:hideMark/>
-          </w:tcPr>
-          <w:p>
-            <w:pPr>
-              <w:rPr>
-                <w:rFonts w:ascii="Times New Roman" w:hAnsi="Times New Roman" w:cs="Times New Roman"/>
-                <w:sz w:val="24"/>
-                <w:szCs w:val="24"/>
-              </w:rPr>
-            </w:pPr>
-            <w:r>
-              <w:rPr>
-                <w:rFonts w:ascii="Times New Roman" w:hAnsi="Times New Roman" w:cs="Times New Roman"/>
-                <w:sz w:val="24"/>
-                <w:szCs w:val="24"/>
-              </w:rPr>
-              <w:t>0</w:t>
-            </w:r>
-          </w:p>
-        </w:tc>
-        <w:tc>
-          <w:tcPr>
-            <w:tcW w:w="0" w:type="auto"/>
-            <w:tcBorders>
-              <w:top w:val="single" w:sz="6" w:space="0" w:color="C4C7C5"/>
-              <w:left w:val="single" w:sz="6" w:space="0" w:color="C4C7C5"/>
-              <w:bottom w:val="single" w:sz="6" w:space="0" w:color="C4C7C5"/>
-              <w:right w:val="single" w:sz="6" w:space="0" w:color="C4C7C5"/>
-            </w:tcBorders>
-            <w:tcMar>
-              <w:top w:w="120" w:type="dxa"/>
-              <w:left w:w="180" w:type="dxa"/>
-              <w:bottom w:w="120" w:type="dxa"/>
-              <w:right w:w="180" w:type="dxa"/>
-            </w:tcMar>
-            <w:vAlign w:val="center"/>
-            <w:hideMark/>
-          </w:tcPr>
-          <w:p>
-            <w:pPr>
-              <w:rPr>
-                <w:rFonts w:ascii="Times New Roman" w:hAnsi="Times New Roman" w:cs="Times New Roman"/>
-                <w:sz w:val="24"/>
-                <w:szCs w:val="24"/>
-              </w:rPr>
-            </w:pPr>
-            <w:r>
-              <w:rPr>
-                <w:rFonts w:ascii="Times New Roman" w:hAnsi="Times New Roman" w:cs="Times New Roman"/>
-                <w:sz w:val="24"/>
-                <w:szCs w:val="24"/>
-              </w:rPr>
-              <w:t>0</w:t>
-            </w:r>
-          </w:p>
-        </w:tc>
-        <w:tc>
-          <w:tcPr>
-            <w:tcW w:w="0" w:type="auto"/>
-            <w:tcBorders>
-              <w:top w:val="single" w:sz="6" w:space="0" w:color="C4C7C5"/>
-              <w:left w:val="single" w:sz="6" w:space="0" w:color="C4C7C5"/>
-              <w:bottom w:val="single" w:sz="6" w:space="0" w:color="C4C7C5"/>
-              <w:right w:val="single" w:sz="6" w:space="0" w:color="C4C7C5"/>
-            </w:tcBorders>
-            <w:tcMar>
-              <w:top w:w="120" w:type="dxa"/>
-              <w:left w:w="180" w:type="dxa"/>
-              <w:bottom w:w="120" w:type="dxa"/>
-              <w:right w:w="180" w:type="dxa"/>
-            </w:tcMar>
-            <w:vAlign w:val="center"/>
-            <w:hideMark/>
-          </w:tcPr>
-          <w:p>
-            <w:pPr>
-              <w:rPr>
-                <w:rFonts w:ascii="Times New Roman" w:hAnsi="Times New Roman" w:cs="Times New Roman"/>
-                <w:sz w:val="24"/>
-                <w:szCs w:val="24"/>
-              </w:rPr>
-            </w:pPr>
-            <w:r>
-              <w:rPr>
-                <w:rFonts w:ascii="Times New Roman" w:hAnsi="Times New Roman" w:cs="Times New Roman"/>
-                <w:b/>
-                <w:bCs/>
-                <w:sz w:val="24"/>
-                <w:szCs w:val="24"/>
-              </w:rPr>
-              <w:t>0</w:t>
-            </w:r>
-          </w:p>
-        </w:tc>
-        <w:tc>
-          <w:tcPr>
-            <w:tcW w:w="0" w:type="auto"/>
-            <w:tcBorders>
-              <w:top w:val="single" w:sz="6" w:space="0" w:color="C4C7C5"/>
-              <w:left w:val="single" w:sz="6" w:space="0" w:color="C4C7C5"/>
-              <w:bottom w:val="single" w:sz="6" w:space="0" w:color="C4C7C5"/>
-              <w:right w:val="single" w:sz="6" w:space="0" w:color="C4C7C5"/>
-            </w:tcBorders>
-            <w:tcMar>
-              <w:top w:w="120" w:type="dxa"/>
-              <w:left w:w="180" w:type="dxa"/>
-              <w:bottom w:w="120" w:type="dxa"/>
-              <w:right w:w="180" w:type="dxa"/>
-            </w:tcMar>
-            <w:vAlign w:val="center"/>
-            <w:hideMark/>
-          </w:tcPr>
-          <w:p>
-            <w:pPr>
-              <w:rPr>
-                <w:rFonts w:ascii="Times New Roman" w:hAnsi="Times New Roman" w:cs="Times New Roman"/>
-                <w:sz w:val="24"/>
-                <w:szCs w:val="24"/>
-              </w:rPr>
-            </w:pPr>
-            <w:r>
-              <w:rPr>
-                <w:rFonts w:ascii="Times New Roman" w:hAnsi="Times New Roman" w:cs="Times New Roman"/>
-                <w:sz w:val="24"/>
-                <w:szCs w:val="24"/>
-              </w:rPr>
-              <w:t>a (0)</w:t>
-            </w:r>
-          </w:p>
-        </w:tc>
-      </w:tr>
-      <w:tr>
-        <w:trPr>
-          <w:tblCellSpacing w:w="15" w:type="dxa"/>
-        </w:trPr>
-        <w:tc>
-          <w:tcPr>
-            <w:tcW w:w="0" w:type="auto"/>
-            <w:tcBorders>
-              <w:top w:val="single" w:sz="6" w:space="0" w:color="C4C7C5"/>
-              <w:left w:val="single" w:sz="6" w:space="0" w:color="C4C7C5"/>
-              <w:bottom w:val="single" w:sz="6" w:space="0" w:color="C4C7C5"/>
-              <w:right w:val="single" w:sz="6" w:space="0" w:color="C4C7C5"/>
-            </w:tcBorders>
-            <w:tcMar>
-              <w:top w:w="120" w:type="dxa"/>
-              <w:left w:w="180" w:type="dxa"/>
-              <w:bottom w:w="120" w:type="dxa"/>
-              <w:right w:w="180" w:type="dxa"/>
-            </w:tcMar>
-            <w:vAlign w:val="center"/>
-            <w:hideMark/>
-          </w:tcPr>
-          <w:p>
-            <w:pPr>
-              <w:rPr>
-                <w:rFonts w:ascii="Times New Roman" w:hAnsi="Times New Roman" w:cs="Times New Roman"/>
-                <w:sz w:val="24"/>
-                <w:szCs w:val="24"/>
-              </w:rPr>
-            </w:pPr>
-            <w:r>
-              <w:rPr>
-                <w:rFonts w:ascii="Times New Roman" w:hAnsi="Times New Roman" w:cs="Times New Roman"/>
-                <w:sz w:val="24"/>
-                <w:szCs w:val="24"/>
-              </w:rPr>
-              <w:t>0</w:t>
-            </w:r>
-          </w:p>
-        </w:tc>
-        <w:tc>
-          <w:tcPr>
-            <w:tcW w:w="0" w:type="auto"/>
-            <w:tcBorders>
-              <w:top w:val="single" w:sz="6" w:space="0" w:color="C4C7C5"/>
-              <w:left w:val="single" w:sz="6" w:space="0" w:color="C4C7C5"/>
-              <w:bottom w:val="single" w:sz="6" w:space="0" w:color="C4C7C5"/>
-              <w:right w:val="single" w:sz="6" w:space="0" w:color="C4C7C5"/>
-            </w:tcBorders>
-            <w:tcMar>
-              <w:top w:w="120" w:type="dxa"/>
-              <w:left w:w="180" w:type="dxa"/>
-              <w:bottom w:w="120" w:type="dxa"/>
-              <w:right w:w="180" w:type="dxa"/>
-            </w:tcMar>
-            <w:vAlign w:val="center"/>
-            <w:hideMark/>
-          </w:tcPr>
-          <w:p>
-            <w:pPr>
-              <w:rPr>
-                <w:rFonts w:ascii="Times New Roman" w:hAnsi="Times New Roman" w:cs="Times New Roman"/>
-                <w:sz w:val="24"/>
-                <w:szCs w:val="24"/>
-              </w:rPr>
-            </w:pPr>
-            <w:r>
-              <w:rPr>
-                <w:rFonts w:ascii="Times New Roman" w:hAnsi="Times New Roman" w:cs="Times New Roman"/>
-                <w:sz w:val="24"/>
-                <w:szCs w:val="24"/>
-              </w:rPr>
-              <w:t>1</w:t>
-            </w:r>
-          </w:p>
-        </w:tc>
-        <w:tc>
-          <w:tcPr>
-            <w:tcW w:w="0" w:type="auto"/>
-            <w:tcBorders>
-              <w:top w:val="single" w:sz="6" w:space="0" w:color="C4C7C5"/>
-              <w:left w:val="single" w:sz="6" w:space="0" w:color="C4C7C5"/>
-              <w:bottom w:val="single" w:sz="6" w:space="0" w:color="C4C7C5"/>
-              <w:right w:val="single" w:sz="6" w:space="0" w:color="C4C7C5"/>
-            </w:tcBorders>
-            <w:tcMar>
-              <w:top w:w="120" w:type="dxa"/>
-              <w:left w:w="180" w:type="dxa"/>
-              <w:bottom w:w="120" w:type="dxa"/>
-              <w:right w:w="180" w:type="dxa"/>
-            </w:tcMar>
-            <w:vAlign w:val="center"/>
-            <w:hideMark/>
-          </w:tcPr>
-          <w:p>
-            <w:pPr>
-              <w:rPr>
-                <w:rFonts w:ascii="Times New Roman" w:hAnsi="Times New Roman" w:cs="Times New Roman"/>
-                <w:sz w:val="24"/>
-                <w:szCs w:val="24"/>
-              </w:rPr>
-            </w:pPr>
-            <w:r>
-              <w:rPr>
-                <w:rFonts w:ascii="Times New Roman" w:hAnsi="Times New Roman" w:cs="Times New Roman"/>
-                <w:sz w:val="24"/>
-                <w:szCs w:val="24"/>
-              </w:rPr>
-              <w:t>0</w:t>
-            </w:r>
-          </w:p>
-        </w:tc>
-        <w:tc>
-          <w:tcPr>
-            <w:tcW w:w="0" w:type="auto"/>
-            <w:tcBorders>
-              <w:top w:val="single" w:sz="6" w:space="0" w:color="C4C7C5"/>
-              <w:left w:val="single" w:sz="6" w:space="0" w:color="C4C7C5"/>
-              <w:bottom w:val="single" w:sz="6" w:space="0" w:color="C4C7C5"/>
-              <w:right w:val="single" w:sz="6" w:space="0" w:color="C4C7C5"/>
-            </w:tcBorders>
-            <w:tcMar>
-              <w:top w:w="120" w:type="dxa"/>
-              <w:left w:w="180" w:type="dxa"/>
-              <w:bottom w:w="120" w:type="dxa"/>
-              <w:right w:w="180" w:type="dxa"/>
-            </w:tcMar>
-            <w:vAlign w:val="center"/>
-            <w:hideMark/>
-          </w:tcPr>
-          <w:p>
-            <w:pPr>
-              <w:rPr>
-                <w:rFonts w:ascii="Times New Roman" w:hAnsi="Times New Roman" w:cs="Times New Roman"/>
-                <w:sz w:val="24"/>
-                <w:szCs w:val="24"/>
-              </w:rPr>
-            </w:pPr>
-            <w:r>
-              <w:rPr>
-                <w:rFonts w:ascii="Times New Roman" w:hAnsi="Times New Roman" w:cs="Times New Roman"/>
-                <w:b/>
-                <w:bCs/>
-                <w:sz w:val="24"/>
-                <w:szCs w:val="24"/>
-              </w:rPr>
-              <w:t>0</w:t>
-            </w:r>
-          </w:p>
-        </w:tc>
-        <w:tc>
-          <w:tcPr>
-            <w:tcW w:w="0" w:type="auto"/>
-            <w:tcBorders>
-              <w:top w:val="single" w:sz="6" w:space="0" w:color="C4C7C5"/>
-              <w:left w:val="single" w:sz="6" w:space="0" w:color="C4C7C5"/>
-              <w:bottom w:val="single" w:sz="6" w:space="0" w:color="C4C7C5"/>
-              <w:right w:val="single" w:sz="6" w:space="0" w:color="C4C7C5"/>
-            </w:tcBorders>
-            <w:tcMar>
-              <w:top w:w="120" w:type="dxa"/>
-              <w:left w:w="180" w:type="dxa"/>
-              <w:bottom w:w="120" w:type="dxa"/>
-              <w:right w:w="180" w:type="dxa"/>
-            </w:tcMar>
-            <w:vAlign w:val="center"/>
-            <w:hideMark/>
-          </w:tcPr>
-          <w:p>
-            <w:pPr>
-              <w:rPr>
-                <w:rFonts w:ascii="Times New Roman" w:hAnsi="Times New Roman" w:cs="Times New Roman"/>
-                <w:sz w:val="24"/>
-                <w:szCs w:val="24"/>
-              </w:rPr>
-            </w:pPr>
-            <w:r>
-              <w:rPr>
-                <w:rFonts w:ascii="Times New Roman" w:hAnsi="Times New Roman" w:cs="Times New Roman"/>
-                <w:sz w:val="24"/>
-                <w:szCs w:val="24"/>
-              </w:rPr>
-              <w:t>a (0)</w:t>
-            </w:r>
-          </w:p>
-        </w:tc>
-      </w:tr>
-      <w:tr>
-        <w:trPr>
-          <w:tblCellSpacing w:w="15" w:type="dxa"/>
-        </w:trPr>
-        <w:tc>
-          <w:tcPr>
-            <w:tcW w:w="0" w:type="auto"/>
-            <w:tcBorders>
-              <w:top w:val="single" w:sz="6" w:space="0" w:color="C4C7C5"/>
-              <w:left w:val="single" w:sz="6" w:space="0" w:color="C4C7C5"/>
-              <w:bottom w:val="single" w:sz="6" w:space="0" w:color="C4C7C5"/>
-              <w:right w:val="single" w:sz="6" w:space="0" w:color="C4C7C5"/>
-            </w:tcBorders>
-            <w:tcMar>
-              <w:top w:w="120" w:type="dxa"/>
-              <w:left w:w="180" w:type="dxa"/>
-              <w:bottom w:w="120" w:type="dxa"/>
-              <w:right w:w="180" w:type="dxa"/>
-            </w:tcMar>
-            <w:vAlign w:val="center"/>
-            <w:hideMark/>
-          </w:tcPr>
-          <w:p>
-            <w:pPr>
-              <w:rPr>
-                <w:rFonts w:ascii="Times New Roman" w:hAnsi="Times New Roman" w:cs="Times New Roman"/>
-                <w:sz w:val="24"/>
-                <w:szCs w:val="24"/>
-              </w:rPr>
-            </w:pPr>
-            <w:r>
-              <w:rPr>
-                <w:rFonts w:ascii="Times New Roman" w:hAnsi="Times New Roman" w:cs="Times New Roman"/>
-                <w:sz w:val="24"/>
-                <w:szCs w:val="24"/>
-              </w:rPr>
-              <w:t>1</w:t>
-            </w:r>
-          </w:p>
-        </w:tc>
-        <w:tc>
-          <w:tcPr>
-            <w:tcW w:w="0" w:type="auto"/>
-            <w:tcBorders>
-              <w:top w:val="single" w:sz="6" w:space="0" w:color="C4C7C5"/>
-              <w:left w:val="single" w:sz="6" w:space="0" w:color="C4C7C5"/>
-              <w:bottom w:val="single" w:sz="6" w:space="0" w:color="C4C7C5"/>
-              <w:right w:val="single" w:sz="6" w:space="0" w:color="C4C7C5"/>
-            </w:tcBorders>
-            <w:tcMar>
-              <w:top w:w="120" w:type="dxa"/>
-              <w:left w:w="180" w:type="dxa"/>
-              <w:bottom w:w="120" w:type="dxa"/>
-              <w:right w:w="180" w:type="dxa"/>
-            </w:tcMar>
-            <w:vAlign w:val="center"/>
-            <w:hideMark/>
-          </w:tcPr>
-          <w:p>
-            <w:pPr>
-              <w:rPr>
-                <w:rFonts w:ascii="Times New Roman" w:hAnsi="Times New Roman" w:cs="Times New Roman"/>
-                <w:sz w:val="24"/>
-                <w:szCs w:val="24"/>
-              </w:rPr>
-            </w:pPr>
-            <w:r>
-              <w:rPr>
-                <w:rFonts w:ascii="Times New Roman" w:hAnsi="Times New Roman" w:cs="Times New Roman"/>
-                <w:sz w:val="24"/>
-                <w:szCs w:val="24"/>
-              </w:rPr>
-              <w:t>0</w:t>
-            </w:r>
-          </w:p>
-        </w:tc>
-        <w:tc>
-          <w:tcPr>
-            <w:tcW w:w="0" w:type="auto"/>
-            <w:tcBorders>
-              <w:top w:val="single" w:sz="6" w:space="0" w:color="C4C7C5"/>
-              <w:left w:val="single" w:sz="6" w:space="0" w:color="C4C7C5"/>
-              <w:bottom w:val="single" w:sz="6" w:space="0" w:color="C4C7C5"/>
-              <w:right w:val="single" w:sz="6" w:space="0" w:color="C4C7C5"/>
-            </w:tcBorders>
-            <w:tcMar>
-              <w:top w:w="120" w:type="dxa"/>
-              <w:left w:w="180" w:type="dxa"/>
-              <w:bottom w:w="120" w:type="dxa"/>
-              <w:right w:w="180" w:type="dxa"/>
-            </w:tcMar>
-            <w:vAlign w:val="center"/>
-            <w:hideMark/>
-          </w:tcPr>
-          <w:p>
-            <w:pPr>
-              <w:rPr>
-                <w:rFonts w:ascii="Times New Roman" w:hAnsi="Times New Roman" w:cs="Times New Roman"/>
-                <w:sz w:val="24"/>
-                <w:szCs w:val="24"/>
-              </w:rPr>
-            </w:pPr>
-            <w:r>
-              <w:rPr>
-                <w:rFonts w:ascii="Times New Roman" w:hAnsi="Times New Roman" w:cs="Times New Roman"/>
-                <w:sz w:val="24"/>
-                <w:szCs w:val="24"/>
-              </w:rPr>
-              <w:t>0</w:t>
-            </w:r>
-          </w:p>
-        </w:tc>
-        <w:tc>
-          <w:tcPr>
-            <w:tcW w:w="0" w:type="auto"/>
-            <w:tcBorders>
-              <w:top w:val="single" w:sz="6" w:space="0" w:color="C4C7C5"/>
-              <w:left w:val="single" w:sz="6" w:space="0" w:color="C4C7C5"/>
-              <w:bottom w:val="single" w:sz="6" w:space="0" w:color="C4C7C5"/>
-              <w:right w:val="single" w:sz="6" w:space="0" w:color="C4C7C5"/>
-            </w:tcBorders>
-            <w:tcMar>
-              <w:top w:w="120" w:type="dxa"/>
-              <w:left w:w="180" w:type="dxa"/>
-              <w:bottom w:w="120" w:type="dxa"/>
-              <w:right w:w="180" w:type="dxa"/>
-            </w:tcMar>
-            <w:vAlign w:val="center"/>
-            <w:hideMark/>
-          </w:tcPr>
-          <w:p>
-            <w:pPr>
-              <w:rPr>
-                <w:rFonts w:ascii="Times New Roman" w:hAnsi="Times New Roman" w:cs="Times New Roman"/>
-                <w:sz w:val="24"/>
-                <w:szCs w:val="24"/>
-              </w:rPr>
-            </w:pPr>
-            <w:r>
-              <w:rPr>
-                <w:rFonts w:ascii="Times New Roman" w:hAnsi="Times New Roman" w:cs="Times New Roman"/>
-                <w:b/>
-                <w:bCs/>
-                <w:sz w:val="24"/>
-                <w:szCs w:val="24"/>
-              </w:rPr>
-              <w:t>1</w:t>
-            </w:r>
-          </w:p>
-        </w:tc>
-        <w:tc>
-          <w:tcPr>
-            <w:tcW w:w="0" w:type="auto"/>
-            <w:tcBorders>
-              <w:top w:val="single" w:sz="6" w:space="0" w:color="C4C7C5"/>
-              <w:left w:val="single" w:sz="6" w:space="0" w:color="C4C7C5"/>
-              <w:bottom w:val="single" w:sz="6" w:space="0" w:color="C4C7C5"/>
-              <w:right w:val="single" w:sz="6" w:space="0" w:color="C4C7C5"/>
-            </w:tcBorders>
-            <w:tcMar>
-              <w:top w:w="120" w:type="dxa"/>
-              <w:left w:w="180" w:type="dxa"/>
-              <w:bottom w:w="120" w:type="dxa"/>
-              <w:right w:w="180" w:type="dxa"/>
-            </w:tcMar>
-            <w:vAlign w:val="center"/>
-            <w:hideMark/>
-          </w:tcPr>
-          <w:p>
-            <w:pPr>
-              <w:rPr>
-                <w:rFonts w:ascii="Times New Roman" w:hAnsi="Times New Roman" w:cs="Times New Roman"/>
-                <w:sz w:val="24"/>
-                <w:szCs w:val="24"/>
-              </w:rPr>
-            </w:pPr>
-            <w:r>
-              <w:rPr>
-                <w:rFonts w:ascii="Times New Roman" w:hAnsi="Times New Roman" w:cs="Times New Roman"/>
-                <w:sz w:val="24"/>
-                <w:szCs w:val="24"/>
-              </w:rPr>
-              <w:t>a (1)</w:t>
-            </w:r>
-          </w:p>
-        </w:tc>
-      </w:tr>
-      <w:tr>
-        <w:trPr>
-          <w:tblCellSpacing w:w="15" w:type="dxa"/>
-        </w:trPr>
-        <w:tc>
-          <w:tcPr>
-            <w:tcW w:w="0" w:type="auto"/>
-            <w:tcBorders>
-              <w:top w:val="single" w:sz="6" w:space="0" w:color="C4C7C5"/>
-              <w:left w:val="single" w:sz="6" w:space="0" w:color="C4C7C5"/>
-              <w:bottom w:val="single" w:sz="6" w:space="0" w:color="C4C7C5"/>
-              <w:right w:val="single" w:sz="6" w:space="0" w:color="C4C7C5"/>
-            </w:tcBorders>
-            <w:tcMar>
-              <w:top w:w="120" w:type="dxa"/>
-              <w:left w:w="180" w:type="dxa"/>
-              <w:bottom w:w="120" w:type="dxa"/>
-              <w:right w:w="180" w:type="dxa"/>
-            </w:tcMar>
-            <w:vAlign w:val="center"/>
-            <w:hideMark/>
-          </w:tcPr>
-          <w:p>
-            <w:pPr>
-              <w:rPr>
-                <w:rFonts w:ascii="Times New Roman" w:hAnsi="Times New Roman" w:cs="Times New Roman"/>
-                <w:sz w:val="24"/>
-                <w:szCs w:val="24"/>
-              </w:rPr>
-            </w:pPr>
-            <w:r>
-              <w:rPr>
-                <w:rFonts w:ascii="Times New Roman" w:hAnsi="Times New Roman" w:cs="Times New Roman"/>
-                <w:sz w:val="24"/>
-                <w:szCs w:val="24"/>
-              </w:rPr>
-              <w:t>1</w:t>
-            </w:r>
-          </w:p>
-        </w:tc>
-        <w:tc>
-          <w:tcPr>
-            <w:tcW w:w="0" w:type="auto"/>
-            <w:tcBorders>
-              <w:top w:val="single" w:sz="6" w:space="0" w:color="C4C7C5"/>
-              <w:left w:val="single" w:sz="6" w:space="0" w:color="C4C7C5"/>
-              <w:bottom w:val="single" w:sz="6" w:space="0" w:color="C4C7C5"/>
-              <w:right w:val="single" w:sz="6" w:space="0" w:color="C4C7C5"/>
-            </w:tcBorders>
-            <w:tcMar>
-              <w:top w:w="120" w:type="dxa"/>
-              <w:left w:w="180" w:type="dxa"/>
-              <w:bottom w:w="120" w:type="dxa"/>
-              <w:right w:w="180" w:type="dxa"/>
-            </w:tcMar>
-            <w:vAlign w:val="center"/>
-            <w:hideMark/>
-          </w:tcPr>
-          <w:p>
-            <w:pPr>
-              <w:rPr>
-                <w:rFonts w:ascii="Times New Roman" w:hAnsi="Times New Roman" w:cs="Times New Roman"/>
-                <w:sz w:val="24"/>
-                <w:szCs w:val="24"/>
-              </w:rPr>
-            </w:pPr>
-            <w:r>
-              <w:rPr>
-                <w:rFonts w:ascii="Times New Roman" w:hAnsi="Times New Roman" w:cs="Times New Roman"/>
-                <w:sz w:val="24"/>
-                <w:szCs w:val="24"/>
-              </w:rPr>
-              <w:t>1</w:t>
-            </w:r>
-          </w:p>
-        </w:tc>
-        <w:tc>
-          <w:tcPr>
-            <w:tcW w:w="0" w:type="auto"/>
-            <w:tcBorders>
-              <w:top w:val="single" w:sz="6" w:space="0" w:color="C4C7C5"/>
-              <w:left w:val="single" w:sz="6" w:space="0" w:color="C4C7C5"/>
-              <w:bottom w:val="single" w:sz="6" w:space="0" w:color="C4C7C5"/>
-              <w:right w:val="single" w:sz="6" w:space="0" w:color="C4C7C5"/>
-            </w:tcBorders>
-            <w:tcMar>
-              <w:top w:w="120" w:type="dxa"/>
-              <w:left w:w="180" w:type="dxa"/>
-              <w:bottom w:w="120" w:type="dxa"/>
-              <w:right w:w="180" w:type="dxa"/>
-            </w:tcMar>
-            <w:vAlign w:val="center"/>
-            <w:hideMark/>
-          </w:tcPr>
-          <w:p>
-            <w:pPr>
-              <w:rPr>
-                <w:rFonts w:ascii="Times New Roman" w:hAnsi="Times New Roman" w:cs="Times New Roman"/>
-                <w:sz w:val="24"/>
-                <w:szCs w:val="24"/>
-              </w:rPr>
-            </w:pPr>
-            <w:r>
-              <w:rPr>
-                <w:rFonts w:ascii="Times New Roman" w:hAnsi="Times New Roman" w:cs="Times New Roman"/>
-                <w:sz w:val="24"/>
-                <w:szCs w:val="24"/>
-              </w:rPr>
-              <w:t>0</w:t>
-            </w:r>
-          </w:p>
-        </w:tc>
-        <w:tc>
-          <w:tcPr>
-            <w:tcW w:w="0" w:type="auto"/>
-            <w:tcBorders>
-              <w:top w:val="single" w:sz="6" w:space="0" w:color="C4C7C5"/>
-              <w:left w:val="single" w:sz="6" w:space="0" w:color="C4C7C5"/>
-              <w:bottom w:val="single" w:sz="6" w:space="0" w:color="C4C7C5"/>
-              <w:right w:val="single" w:sz="6" w:space="0" w:color="C4C7C5"/>
-            </w:tcBorders>
-            <w:tcMar>
-              <w:top w:w="120" w:type="dxa"/>
-              <w:left w:w="180" w:type="dxa"/>
-              <w:bottom w:w="120" w:type="dxa"/>
-              <w:right w:w="180" w:type="dxa"/>
-            </w:tcMar>
-            <w:vAlign w:val="center"/>
-            <w:hideMark/>
-          </w:tcPr>
-          <w:p>
-            <w:pPr>
-              <w:rPr>
-                <w:rFonts w:ascii="Times New Roman" w:hAnsi="Times New Roman" w:cs="Times New Roman"/>
-                <w:sz w:val="24"/>
-                <w:szCs w:val="24"/>
-              </w:rPr>
-            </w:pPr>
-            <w:r>
-              <w:rPr>
-                <w:rFonts w:ascii="Times New Roman" w:hAnsi="Times New Roman" w:cs="Times New Roman"/>
-                <w:b/>
-                <w:bCs/>
-                <w:sz w:val="24"/>
-                <w:szCs w:val="24"/>
-              </w:rPr>
-              <w:t>1</w:t>
-            </w:r>
-          </w:p>
-        </w:tc>
-        <w:tc>
-          <w:tcPr>
-            <w:tcW w:w="0" w:type="auto"/>
-            <w:tcBorders>
-              <w:top w:val="single" w:sz="6" w:space="0" w:color="C4C7C5"/>
-              <w:left w:val="single" w:sz="6" w:space="0" w:color="C4C7C5"/>
-              <w:bottom w:val="single" w:sz="6" w:space="0" w:color="C4C7C5"/>
-              <w:right w:val="single" w:sz="6" w:space="0" w:color="C4C7C5"/>
-            </w:tcBorders>
-            <w:tcMar>
-              <w:top w:w="120" w:type="dxa"/>
-              <w:left w:w="180" w:type="dxa"/>
-              <w:bottom w:w="120" w:type="dxa"/>
-              <w:right w:w="180" w:type="dxa"/>
-            </w:tcMar>
-            <w:vAlign w:val="center"/>
-            <w:hideMark/>
-          </w:tcPr>
-          <w:p>
-            <w:pPr>
-              <w:rPr>
-                <w:rFonts w:ascii="Times New Roman" w:hAnsi="Times New Roman" w:cs="Times New Roman"/>
-                <w:sz w:val="24"/>
-                <w:szCs w:val="24"/>
-              </w:rPr>
-            </w:pPr>
-            <w:r>
-              <w:rPr>
-                <w:rFonts w:ascii="Times New Roman" w:hAnsi="Times New Roman" w:cs="Times New Roman"/>
-                <w:sz w:val="24"/>
-                <w:szCs w:val="24"/>
-              </w:rPr>
-              <w:t>a (1)</w:t>
-            </w:r>
-          </w:p>
-        </w:tc>
-      </w:tr>
-      <w:tr>
-        <w:trPr>
-          <w:tblCellSpacing w:w="15" w:type="dxa"/>
-        </w:trPr>
-        <w:tc>
-          <w:tcPr>
-            <w:tcW w:w="0" w:type="auto"/>
-            <w:tcBorders>
-              <w:top w:val="single" w:sz="6" w:space="0" w:color="C4C7C5"/>
-              <w:left w:val="single" w:sz="6" w:space="0" w:color="C4C7C5"/>
-              <w:bottom w:val="single" w:sz="6" w:space="0" w:color="C4C7C5"/>
-              <w:right w:val="single" w:sz="6" w:space="0" w:color="C4C7C5"/>
-            </w:tcBorders>
-            <w:tcMar>
-              <w:top w:w="120" w:type="dxa"/>
-              <w:left w:w="180" w:type="dxa"/>
-              <w:bottom w:w="120" w:type="dxa"/>
-              <w:right w:w="180" w:type="dxa"/>
-            </w:tcMar>
-            <w:vAlign w:val="center"/>
-            <w:hideMark/>
-          </w:tcPr>
-          <w:p>
-            <w:pPr>
-              <w:rPr>
-                <w:rFonts w:ascii="Times New Roman" w:hAnsi="Times New Roman" w:cs="Times New Roman"/>
-                <w:sz w:val="24"/>
-                <w:szCs w:val="24"/>
-              </w:rPr>
-            </w:pPr>
-            <w:r>
-              <w:rPr>
-                <w:rFonts w:ascii="Times New Roman" w:hAnsi="Times New Roman" w:cs="Times New Roman"/>
-                <w:sz w:val="24"/>
-                <w:szCs w:val="24"/>
-              </w:rPr>
-              <w:t>0</w:t>
-            </w:r>
-          </w:p>
-        </w:tc>
-        <w:tc>
-          <w:tcPr>
-            <w:tcW w:w="0" w:type="auto"/>
-            <w:tcBorders>
-              <w:top w:val="single" w:sz="6" w:space="0" w:color="C4C7C5"/>
-              <w:left w:val="single" w:sz="6" w:space="0" w:color="C4C7C5"/>
-              <w:bottom w:val="single" w:sz="6" w:space="0" w:color="C4C7C5"/>
-              <w:right w:val="single" w:sz="6" w:space="0" w:color="C4C7C5"/>
-            </w:tcBorders>
-            <w:tcMar>
-              <w:top w:w="120" w:type="dxa"/>
-              <w:left w:w="180" w:type="dxa"/>
-              <w:bottom w:w="120" w:type="dxa"/>
-              <w:right w:w="180" w:type="dxa"/>
-            </w:tcMar>
-            <w:vAlign w:val="center"/>
-            <w:hideMark/>
-          </w:tcPr>
-          <w:p>
-            <w:pPr>
-              <w:rPr>
-                <w:rFonts w:ascii="Times New Roman" w:hAnsi="Times New Roman" w:cs="Times New Roman"/>
-                <w:sz w:val="24"/>
-                <w:szCs w:val="24"/>
-              </w:rPr>
-            </w:pPr>
-            <w:r>
-              <w:rPr>
-                <w:rFonts w:ascii="Times New Roman" w:hAnsi="Times New Roman" w:cs="Times New Roman"/>
-                <w:sz w:val="24"/>
-                <w:szCs w:val="24"/>
-              </w:rPr>
-              <w:t>0</w:t>
-            </w:r>
-          </w:p>
-        </w:tc>
-        <w:tc>
-          <w:tcPr>
-            <w:tcW w:w="0" w:type="auto"/>
-            <w:tcBorders>
-              <w:top w:val="single" w:sz="6" w:space="0" w:color="C4C7C5"/>
-              <w:left w:val="single" w:sz="6" w:space="0" w:color="C4C7C5"/>
-              <w:bottom w:val="single" w:sz="6" w:space="0" w:color="C4C7C5"/>
-              <w:right w:val="single" w:sz="6" w:space="0" w:color="C4C7C5"/>
-            </w:tcBorders>
-            <w:tcMar>
-              <w:top w:w="120" w:type="dxa"/>
-              <w:left w:w="180" w:type="dxa"/>
-              <w:bottom w:w="120" w:type="dxa"/>
-              <w:right w:w="180" w:type="dxa"/>
-            </w:tcMar>
-            <w:vAlign w:val="center"/>
-            <w:hideMark/>
-          </w:tcPr>
-          <w:p>
-            <w:pPr>
-              <w:rPr>
-                <w:rFonts w:ascii="Times New Roman" w:hAnsi="Times New Roman" w:cs="Times New Roman"/>
-                <w:sz w:val="24"/>
-                <w:szCs w:val="24"/>
-              </w:rPr>
-            </w:pPr>
-            <w:r>
-              <w:rPr>
-                <w:rFonts w:ascii="Times New Roman" w:hAnsi="Times New Roman" w:cs="Times New Roman"/>
-                <w:sz w:val="24"/>
-                <w:szCs w:val="24"/>
-              </w:rPr>
-              <w:t>1</w:t>
-            </w:r>
-          </w:p>
-        </w:tc>
-        <w:tc>
-          <w:tcPr>
-            <w:tcW w:w="0" w:type="auto"/>
-            <w:tcBorders>
-              <w:top w:val="single" w:sz="6" w:space="0" w:color="C4C7C5"/>
-              <w:left w:val="single" w:sz="6" w:space="0" w:color="C4C7C5"/>
-              <w:bottom w:val="single" w:sz="6" w:space="0" w:color="C4C7C5"/>
-              <w:right w:val="single" w:sz="6" w:space="0" w:color="C4C7C5"/>
-            </w:tcBorders>
-            <w:tcMar>
-              <w:top w:w="120" w:type="dxa"/>
-              <w:left w:w="180" w:type="dxa"/>
-              <w:bottom w:w="120" w:type="dxa"/>
-              <w:right w:w="180" w:type="dxa"/>
-            </w:tcMar>
-            <w:vAlign w:val="center"/>
-            <w:hideMark/>
-          </w:tcPr>
-          <w:p>
-            <w:pPr>
-              <w:rPr>
-                <w:rFonts w:ascii="Times New Roman" w:hAnsi="Times New Roman" w:cs="Times New Roman"/>
-                <w:sz w:val="24"/>
-                <w:szCs w:val="24"/>
-              </w:rPr>
-            </w:pPr>
-            <w:r>
-              <w:rPr>
-                <w:rFonts w:ascii="Times New Roman" w:hAnsi="Times New Roman" w:cs="Times New Roman"/>
-                <w:b/>
-                <w:bCs/>
-                <w:sz w:val="24"/>
-                <w:szCs w:val="24"/>
-              </w:rPr>
-              <w:t>0</w:t>
-            </w:r>
-          </w:p>
-        </w:tc>
-        <w:tc>
-          <w:tcPr>
-            <w:tcW w:w="0" w:type="auto"/>
-            <w:tcBorders>
-              <w:top w:val="single" w:sz="6" w:space="0" w:color="C4C7C5"/>
-              <w:left w:val="single" w:sz="6" w:space="0" w:color="C4C7C5"/>
-              <w:bottom w:val="single" w:sz="6" w:space="0" w:color="C4C7C5"/>
-              <w:right w:val="single" w:sz="6" w:space="0" w:color="C4C7C5"/>
-            </w:tcBorders>
-            <w:tcMar>
-              <w:top w:w="120" w:type="dxa"/>
-              <w:left w:w="180" w:type="dxa"/>
-              <w:bottom w:w="120" w:type="dxa"/>
-              <w:right w:w="180" w:type="dxa"/>
-            </w:tcMar>
-            <w:vAlign w:val="center"/>
-            <w:hideMark/>
-          </w:tcPr>
-          <w:p>
-            <w:pPr>
-              <w:rPr>
-                <w:rFonts w:ascii="Times New Roman" w:hAnsi="Times New Roman" w:cs="Times New Roman"/>
-                <w:sz w:val="24"/>
-                <w:szCs w:val="24"/>
-              </w:rPr>
-            </w:pPr>
-            <w:r>
-              <w:rPr>
-                <w:rFonts w:ascii="Times New Roman" w:hAnsi="Times New Roman" w:cs="Times New Roman"/>
-                <w:sz w:val="24"/>
-                <w:szCs w:val="24"/>
-              </w:rPr>
-              <w:t>b (0)</w:t>
-            </w:r>
-          </w:p>
-        </w:tc>
-      </w:tr>
-      <w:tr>
-        <w:trPr>
-          <w:tblCellSpacing w:w="15" w:type="dxa"/>
-        </w:trPr>
-        <w:tc>
-          <w:tcPr>
-            <w:tcW w:w="0" w:type="auto"/>
-            <w:tcBorders>
-              <w:top w:val="single" w:sz="6" w:space="0" w:color="C4C7C5"/>
-              <w:left w:val="single" w:sz="6" w:space="0" w:color="C4C7C5"/>
-              <w:bottom w:val="single" w:sz="6" w:space="0" w:color="C4C7C5"/>
-              <w:right w:val="single" w:sz="6" w:space="0" w:color="C4C7C5"/>
-            </w:tcBorders>
-            <w:tcMar>
-              <w:top w:w="120" w:type="dxa"/>
-              <w:left w:w="180" w:type="dxa"/>
-              <w:bottom w:w="120" w:type="dxa"/>
-              <w:right w:w="180" w:type="dxa"/>
-            </w:tcMar>
-            <w:vAlign w:val="center"/>
-            <w:hideMark/>
-          </w:tcPr>
-          <w:p>
-            <w:pPr>
-              <w:rPr>
-                <w:rFonts w:ascii="Times New Roman" w:hAnsi="Times New Roman" w:cs="Times New Roman"/>
-                <w:sz w:val="24"/>
-                <w:szCs w:val="24"/>
-              </w:rPr>
-            </w:pPr>
-            <w:r>
-              <w:rPr>
-                <w:rFonts w:ascii="Times New Roman" w:hAnsi="Times New Roman" w:cs="Times New Roman"/>
-                <w:sz w:val="24"/>
-                <w:szCs w:val="24"/>
-              </w:rPr>
-              <w:t>0</w:t>
-            </w:r>
-          </w:p>
-        </w:tc>
-        <w:tc>
-          <w:tcPr>
-            <w:tcW w:w="0" w:type="auto"/>
-            <w:tcBorders>
-              <w:top w:val="single" w:sz="6" w:space="0" w:color="C4C7C5"/>
-              <w:left w:val="single" w:sz="6" w:space="0" w:color="C4C7C5"/>
-              <w:bottom w:val="single" w:sz="6" w:space="0" w:color="C4C7C5"/>
-              <w:right w:val="single" w:sz="6" w:space="0" w:color="C4C7C5"/>
-            </w:tcBorders>
-            <w:tcMar>
-              <w:top w:w="120" w:type="dxa"/>
-              <w:left w:w="180" w:type="dxa"/>
-              <w:bottom w:w="120" w:type="dxa"/>
-              <w:right w:w="180" w:type="dxa"/>
-            </w:tcMar>
-            <w:vAlign w:val="center"/>
-            <w:hideMark/>
-          </w:tcPr>
-          <w:p>
-            <w:pPr>
-              <w:rPr>
-                <w:rFonts w:ascii="Times New Roman" w:hAnsi="Times New Roman" w:cs="Times New Roman"/>
-                <w:sz w:val="24"/>
-                <w:szCs w:val="24"/>
-              </w:rPr>
-            </w:pPr>
-            <w:r>
-              <w:rPr>
-                <w:rFonts w:ascii="Times New Roman" w:hAnsi="Times New Roman" w:cs="Times New Roman"/>
-                <w:sz w:val="24"/>
-                <w:szCs w:val="24"/>
-              </w:rPr>
-              <w:t>1</w:t>
-            </w:r>
-          </w:p>
-        </w:tc>
-        <w:tc>
-          <w:tcPr>
-            <w:tcW w:w="0" w:type="auto"/>
-            <w:tcBorders>
-              <w:top w:val="single" w:sz="6" w:space="0" w:color="C4C7C5"/>
-              <w:left w:val="single" w:sz="6" w:space="0" w:color="C4C7C5"/>
-              <w:bottom w:val="single" w:sz="6" w:space="0" w:color="C4C7C5"/>
-              <w:right w:val="single" w:sz="6" w:space="0" w:color="C4C7C5"/>
-            </w:tcBorders>
-            <w:tcMar>
-              <w:top w:w="120" w:type="dxa"/>
-              <w:left w:w="180" w:type="dxa"/>
-              <w:bottom w:w="120" w:type="dxa"/>
-              <w:right w:w="180" w:type="dxa"/>
-            </w:tcMar>
-            <w:vAlign w:val="center"/>
-            <w:hideMark/>
-          </w:tcPr>
-          <w:p>
-            <w:pPr>
-              <w:rPr>
-                <w:rFonts w:ascii="Times New Roman" w:hAnsi="Times New Roman" w:cs="Times New Roman"/>
-                <w:sz w:val="24"/>
-                <w:szCs w:val="24"/>
-              </w:rPr>
-            </w:pPr>
-            <w:r>
-              <w:rPr>
-                <w:rFonts w:ascii="Times New Roman" w:hAnsi="Times New Roman" w:cs="Times New Roman"/>
-                <w:sz w:val="24"/>
-                <w:szCs w:val="24"/>
-              </w:rPr>
-              <w:t>1</w:t>
-            </w:r>
-          </w:p>
-        </w:tc>
-        <w:tc>
-          <w:tcPr>
-            <w:tcW w:w="0" w:type="auto"/>
-            <w:tcBorders>
-              <w:top w:val="single" w:sz="6" w:space="0" w:color="C4C7C5"/>
-              <w:left w:val="single" w:sz="6" w:space="0" w:color="C4C7C5"/>
-              <w:bottom w:val="single" w:sz="6" w:space="0" w:color="C4C7C5"/>
-              <w:right w:val="single" w:sz="6" w:space="0" w:color="C4C7C5"/>
-            </w:tcBorders>
-            <w:tcMar>
-              <w:top w:w="120" w:type="dxa"/>
-              <w:left w:w="180" w:type="dxa"/>
-              <w:bottom w:w="120" w:type="dxa"/>
-              <w:right w:w="180" w:type="dxa"/>
-            </w:tcMar>
-            <w:vAlign w:val="center"/>
-            <w:hideMark/>
-          </w:tcPr>
-          <w:p>
-            <w:pPr>
-              <w:rPr>
-                <w:rFonts w:ascii="Times New Roman" w:hAnsi="Times New Roman" w:cs="Times New Roman"/>
-                <w:sz w:val="24"/>
-                <w:szCs w:val="24"/>
-              </w:rPr>
-            </w:pPr>
-            <w:r>
-              <w:rPr>
-                <w:rFonts w:ascii="Times New Roman" w:hAnsi="Times New Roman" w:cs="Times New Roman"/>
-                <w:sz w:val="24"/>
-                <w:szCs w:val="24"/>
-              </w:rPr>
-              <w:t>1</w:t>
-            </w:r>
-          </w:p>
-        </w:tc>
-        <w:tc>
-          <w:tcPr>
-            <w:tcW w:w="0" w:type="auto"/>
-            <w:tcBorders>
-              <w:top w:val="single" w:sz="6" w:space="0" w:color="C4C7C5"/>
-              <w:left w:val="single" w:sz="6" w:space="0" w:color="C4C7C5"/>
-              <w:bottom w:val="single" w:sz="6" w:space="0" w:color="C4C7C5"/>
-              <w:right w:val="single" w:sz="6" w:space="0" w:color="C4C7C5"/>
-            </w:tcBorders>
-            <w:tcMar>
-              <w:top w:w="120" w:type="dxa"/>
-              <w:left w:w="180" w:type="dxa"/>
-              <w:bottom w:w="120" w:type="dxa"/>
-              <w:right w:w="180" w:type="dxa"/>
-            </w:tcMar>
-            <w:vAlign w:val="center"/>
-            <w:hideMark/>
-          </w:tcPr>
-          <w:p>
-            <w:pPr>
-              <w:rPr>
-                <w:rFonts w:ascii="Times New Roman" w:hAnsi="Times New Roman" w:cs="Times New Roman"/>
-                <w:sz w:val="24"/>
-                <w:szCs w:val="24"/>
-              </w:rPr>
-            </w:pPr>
-            <w:r>
-              <w:rPr>
-                <w:rFonts w:ascii="Times New Roman" w:hAnsi="Times New Roman" w:cs="Times New Roman"/>
-                <w:sz w:val="24"/>
-                <w:szCs w:val="24"/>
-              </w:rPr>
-              <w:t>b (1)</w:t>
-            </w:r>
-          </w:p>
-        </w:tc>
-      </w:tr>
-      <w:tr>
-        <w:trPr>
-          <w:tblCellSpacing w:w="15" w:type="dxa"/>
-        </w:trPr>
-        <w:tc>
-          <w:tcPr>
-            <w:tcW w:w="0" w:type="auto"/>
-            <w:tcBorders>
-              <w:top w:val="single" w:sz="6" w:space="0" w:color="C4C7C5"/>
-              <w:left w:val="single" w:sz="6" w:space="0" w:color="C4C7C5"/>
-              <w:bottom w:val="single" w:sz="6" w:space="0" w:color="C4C7C5"/>
-              <w:right w:val="single" w:sz="6" w:space="0" w:color="C4C7C5"/>
-            </w:tcBorders>
-            <w:tcMar>
-              <w:top w:w="120" w:type="dxa"/>
-              <w:left w:w="180" w:type="dxa"/>
-              <w:bottom w:w="120" w:type="dxa"/>
-              <w:right w:w="180" w:type="dxa"/>
-            </w:tcMar>
-            <w:vAlign w:val="center"/>
-            <w:hideMark/>
-          </w:tcPr>
-          <w:p>
-            <w:pPr>
-              <w:rPr>
-                <w:rFonts w:ascii="Times New Roman" w:hAnsi="Times New Roman" w:cs="Times New Roman"/>
-                <w:sz w:val="24"/>
-                <w:szCs w:val="24"/>
-              </w:rPr>
-            </w:pPr>
-            <w:r>
-              <w:rPr>
-                <w:rFonts w:ascii="Times New Roman" w:hAnsi="Times New Roman" w:cs="Times New Roman"/>
-                <w:sz w:val="24"/>
-                <w:szCs w:val="24"/>
-              </w:rPr>
-              <w:t>1</w:t>
-            </w:r>
-          </w:p>
-        </w:tc>
-        <w:tc>
-          <w:tcPr>
-            <w:tcW w:w="0" w:type="auto"/>
-            <w:tcBorders>
-              <w:top w:val="single" w:sz="6" w:space="0" w:color="C4C7C5"/>
-              <w:left w:val="single" w:sz="6" w:space="0" w:color="C4C7C5"/>
-              <w:bottom w:val="single" w:sz="6" w:space="0" w:color="C4C7C5"/>
-              <w:right w:val="single" w:sz="6" w:space="0" w:color="C4C7C5"/>
-            </w:tcBorders>
-            <w:tcMar>
-              <w:top w:w="120" w:type="dxa"/>
-              <w:left w:w="180" w:type="dxa"/>
-              <w:bottom w:w="120" w:type="dxa"/>
-              <w:right w:w="180" w:type="dxa"/>
-            </w:tcMar>
-            <w:vAlign w:val="center"/>
-            <w:hideMark/>
-          </w:tcPr>
-          <w:p>
-            <w:pPr>
-              <w:rPr>
-                <w:rFonts w:ascii="Times New Roman" w:hAnsi="Times New Roman" w:cs="Times New Roman"/>
-                <w:sz w:val="24"/>
-                <w:szCs w:val="24"/>
-              </w:rPr>
-            </w:pPr>
-            <w:r>
-              <w:rPr>
-                <w:rFonts w:ascii="Times New Roman" w:hAnsi="Times New Roman" w:cs="Times New Roman"/>
-                <w:sz w:val="24"/>
-                <w:szCs w:val="24"/>
-              </w:rPr>
-              <w:t>0</w:t>
-            </w:r>
-          </w:p>
-        </w:tc>
-        <w:tc>
-          <w:tcPr>
-            <w:tcW w:w="0" w:type="auto"/>
-            <w:tcBorders>
-              <w:top w:val="single" w:sz="6" w:space="0" w:color="C4C7C5"/>
-              <w:left w:val="single" w:sz="6" w:space="0" w:color="C4C7C5"/>
-              <w:bottom w:val="single" w:sz="6" w:space="0" w:color="C4C7C5"/>
-              <w:right w:val="single" w:sz="6" w:space="0" w:color="C4C7C5"/>
-            </w:tcBorders>
-            <w:tcMar>
-              <w:top w:w="120" w:type="dxa"/>
-              <w:left w:w="180" w:type="dxa"/>
-              <w:bottom w:w="120" w:type="dxa"/>
-              <w:right w:w="180" w:type="dxa"/>
-            </w:tcMar>
-            <w:vAlign w:val="center"/>
-            <w:hideMark/>
-          </w:tcPr>
-          <w:p>
-            <w:pPr>
-              <w:rPr>
-                <w:rFonts w:ascii="Times New Roman" w:hAnsi="Times New Roman" w:cs="Times New Roman"/>
-                <w:sz w:val="24"/>
-                <w:szCs w:val="24"/>
-              </w:rPr>
-            </w:pPr>
-            <w:r>
-              <w:rPr>
-                <w:rFonts w:ascii="Times New Roman" w:hAnsi="Times New Roman" w:cs="Times New Roman"/>
-                <w:sz w:val="24"/>
-                <w:szCs w:val="24"/>
-              </w:rPr>
-              <w:t>1</w:t>
-            </w:r>
-          </w:p>
-        </w:tc>
-        <w:tc>
-          <w:tcPr>
-            <w:tcW w:w="0" w:type="auto"/>
-            <w:tcBorders>
-              <w:top w:val="single" w:sz="6" w:space="0" w:color="C4C7C5"/>
-              <w:left w:val="single" w:sz="6" w:space="0" w:color="C4C7C5"/>
-              <w:bottom w:val="single" w:sz="6" w:space="0" w:color="C4C7C5"/>
-              <w:right w:val="single" w:sz="6" w:space="0" w:color="C4C7C5"/>
-            </w:tcBorders>
-            <w:tcMar>
-              <w:top w:w="120" w:type="dxa"/>
-              <w:left w:w="180" w:type="dxa"/>
-              <w:bottom w:w="120" w:type="dxa"/>
-              <w:right w:w="180" w:type="dxa"/>
-            </w:tcMar>
-            <w:vAlign w:val="center"/>
-            <w:hideMark/>
-          </w:tcPr>
-          <w:p>
-            <w:pPr>
-              <w:rPr>
-                <w:rFonts w:ascii="Times New Roman" w:hAnsi="Times New Roman" w:cs="Times New Roman"/>
-                <w:sz w:val="24"/>
-                <w:szCs w:val="24"/>
-              </w:rPr>
-            </w:pPr>
-            <w:r>
-              <w:rPr>
-                <w:rFonts w:ascii="Times New Roman" w:hAnsi="Times New Roman" w:cs="Times New Roman"/>
-                <w:sz w:val="24"/>
-                <w:szCs w:val="24"/>
-              </w:rPr>
-              <w:t>0</w:t>
-            </w:r>
-          </w:p>
-        </w:tc>
-        <w:tc>
-          <w:tcPr>
-            <w:tcW w:w="0" w:type="auto"/>
-            <w:tcBorders>
-              <w:top w:val="single" w:sz="6" w:space="0" w:color="C4C7C5"/>
-              <w:left w:val="single" w:sz="6" w:space="0" w:color="C4C7C5"/>
-              <w:bottom w:val="single" w:sz="6" w:space="0" w:color="C4C7C5"/>
-              <w:right w:val="single" w:sz="6" w:space="0" w:color="C4C7C5"/>
-            </w:tcBorders>
-            <w:tcMar>
-              <w:top w:w="120" w:type="dxa"/>
-              <w:left w:w="180" w:type="dxa"/>
-              <w:bottom w:w="120" w:type="dxa"/>
-              <w:right w:w="180" w:type="dxa"/>
-            </w:tcMar>
-            <w:vAlign w:val="center"/>
-            <w:hideMark/>
-          </w:tcPr>
-          <w:p>
-            <w:pPr>
-              <w:rPr>
-                <w:rFonts w:ascii="Times New Roman" w:hAnsi="Times New Roman" w:cs="Times New Roman"/>
-                <w:sz w:val="24"/>
-                <w:szCs w:val="24"/>
-              </w:rPr>
-            </w:pPr>
-            <w:r>
-              <w:rPr>
-                <w:rFonts w:ascii="Times New Roman" w:hAnsi="Times New Roman" w:cs="Times New Roman"/>
-                <w:sz w:val="24"/>
-                <w:szCs w:val="24"/>
-              </w:rPr>
-              <w:t>b (0)</w:t>
-            </w:r>
-          </w:p>
-        </w:tc>
-      </w:tr>
-      <w:tr>
-        <w:trPr>
-          <w:tblCellSpacing w:w="15" w:type="dxa"/>
-        </w:trPr>
-        <w:tc>
-          <w:tcPr>
-            <w:tcW w:w="0" w:type="auto"/>
-            <w:tcBorders>
-              <w:top w:val="single" w:sz="6" w:space="0" w:color="C4C7C5"/>
-              <w:left w:val="single" w:sz="6" w:space="0" w:color="C4C7C5"/>
-              <w:bottom w:val="single" w:sz="6" w:space="0" w:color="C4C7C5"/>
-              <w:right w:val="single" w:sz="6" w:space="0" w:color="C4C7C5"/>
-            </w:tcBorders>
-            <w:tcMar>
-              <w:top w:w="120" w:type="dxa"/>
-              <w:left w:w="180" w:type="dxa"/>
-              <w:bottom w:w="120" w:type="dxa"/>
-              <w:right w:w="180" w:type="dxa"/>
-            </w:tcMar>
-            <w:vAlign w:val="center"/>
-            <w:hideMark/>
-          </w:tcPr>
-          <w:p>
-            <w:pPr>
-              <w:rPr>
-                <w:rFonts w:ascii="Times New Roman" w:hAnsi="Times New Roman" w:cs="Times New Roman"/>
-                <w:sz w:val="24"/>
-                <w:szCs w:val="24"/>
-              </w:rPr>
-            </w:pPr>
-            <w:r>
-              <w:rPr>
-                <w:rFonts w:ascii="Times New Roman" w:hAnsi="Times New Roman" w:cs="Times New Roman"/>
-                <w:sz w:val="24"/>
-                <w:szCs w:val="24"/>
-              </w:rPr>
-              <w:t>1</w:t>
-            </w:r>
-          </w:p>
-        </w:tc>
-        <w:tc>
-          <w:tcPr>
-            <w:tcW w:w="0" w:type="auto"/>
-            <w:tcBorders>
-              <w:top w:val="single" w:sz="6" w:space="0" w:color="C4C7C5"/>
-              <w:left w:val="single" w:sz="6" w:space="0" w:color="C4C7C5"/>
-              <w:bottom w:val="single" w:sz="6" w:space="0" w:color="C4C7C5"/>
-              <w:right w:val="single" w:sz="6" w:space="0" w:color="C4C7C5"/>
-            </w:tcBorders>
-            <w:tcMar>
-              <w:top w:w="120" w:type="dxa"/>
-              <w:left w:w="180" w:type="dxa"/>
-              <w:bottom w:w="120" w:type="dxa"/>
-              <w:right w:w="180" w:type="dxa"/>
-            </w:tcMar>
-            <w:vAlign w:val="center"/>
-            <w:hideMark/>
-          </w:tcPr>
-          <w:p>
-            <w:pPr>
-              <w:rPr>
-                <w:rFonts w:ascii="Times New Roman" w:hAnsi="Times New Roman" w:cs="Times New Roman"/>
-                <w:sz w:val="24"/>
-                <w:szCs w:val="24"/>
-              </w:rPr>
-            </w:pPr>
-            <w:r>
-              <w:rPr>
-                <w:rFonts w:ascii="Times New Roman" w:hAnsi="Times New Roman" w:cs="Times New Roman"/>
-                <w:sz w:val="24"/>
-                <w:szCs w:val="24"/>
-              </w:rPr>
-              <w:t>1</w:t>
-            </w:r>
-          </w:p>
-        </w:tc>
-        <w:tc>
-          <w:tcPr>
-            <w:tcW w:w="0" w:type="auto"/>
-            <w:tcBorders>
-              <w:top w:val="single" w:sz="6" w:space="0" w:color="C4C7C5"/>
-              <w:left w:val="single" w:sz="6" w:space="0" w:color="C4C7C5"/>
-              <w:bottom w:val="single" w:sz="6" w:space="0" w:color="C4C7C5"/>
-              <w:right w:val="single" w:sz="6" w:space="0" w:color="C4C7C5"/>
-            </w:tcBorders>
-            <w:tcMar>
-              <w:top w:w="120" w:type="dxa"/>
-              <w:left w:w="180" w:type="dxa"/>
-              <w:bottom w:w="120" w:type="dxa"/>
-              <w:right w:w="180" w:type="dxa"/>
-            </w:tcMar>
-            <w:vAlign w:val="center"/>
-            <w:hideMark/>
-          </w:tcPr>
-          <w:p>
-            <w:pPr>
-              <w:rPr>
-                <w:rFonts w:ascii="Times New Roman" w:hAnsi="Times New Roman" w:cs="Times New Roman"/>
-                <w:sz w:val="24"/>
-                <w:szCs w:val="24"/>
-              </w:rPr>
-            </w:pPr>
-            <w:r>
-              <w:rPr>
-                <w:rFonts w:ascii="Times New Roman" w:hAnsi="Times New Roman" w:cs="Times New Roman"/>
-                <w:sz w:val="24"/>
-                <w:szCs w:val="24"/>
-              </w:rPr>
-              <w:t>1</w:t>
-            </w:r>
-          </w:p>
-        </w:tc>
-        <w:tc>
-          <w:tcPr>
-            <w:tcW w:w="0" w:type="auto"/>
-            <w:tcBorders>
-              <w:top w:val="single" w:sz="6" w:space="0" w:color="C4C7C5"/>
-              <w:left w:val="single" w:sz="6" w:space="0" w:color="C4C7C5"/>
-              <w:bottom w:val="single" w:sz="6" w:space="0" w:color="C4C7C5"/>
-              <w:right w:val="single" w:sz="6" w:space="0" w:color="C4C7C5"/>
-            </w:tcBorders>
-            <w:tcMar>
-              <w:top w:w="120" w:type="dxa"/>
-              <w:left w:w="180" w:type="dxa"/>
-              <w:bottom w:w="120" w:type="dxa"/>
-              <w:right w:w="180" w:type="dxa"/>
-            </w:tcMar>
-            <w:vAlign w:val="center"/>
-            <w:hideMark/>
-          </w:tcPr>
-          <w:p>
-            <w:pPr>
-              <w:rPr>
-                <w:rFonts w:ascii="Times New Roman" w:hAnsi="Times New Roman" w:cs="Times New Roman"/>
-                <w:sz w:val="24"/>
-                <w:szCs w:val="24"/>
-              </w:rPr>
-            </w:pPr>
-            <w:r>
-              <w:rPr>
-                <w:rFonts w:ascii="Times New Roman" w:hAnsi="Times New Roman" w:cs="Times New Roman"/>
-                <w:sz w:val="24"/>
-                <w:szCs w:val="24"/>
-              </w:rPr>
-              <w:t>1</w:t>
-            </w:r>
-          </w:p>
-        </w:tc>
-        <w:tc>
-          <w:tcPr>
-            <w:tcW w:w="0" w:type="auto"/>
-            <w:tcBorders>
-              <w:top w:val="single" w:sz="6" w:space="0" w:color="C4C7C5"/>
-              <w:left w:val="single" w:sz="6" w:space="0" w:color="C4C7C5"/>
-              <w:bottom w:val="single" w:sz="6" w:space="0" w:color="C4C7C5"/>
-              <w:right w:val="single" w:sz="6" w:space="0" w:color="C4C7C5"/>
-            </w:tcBorders>
-            <w:tcMar>
-              <w:top w:w="120" w:type="dxa"/>
-              <w:left w:w="180" w:type="dxa"/>
-              <w:bottom w:w="120" w:type="dxa"/>
-              <w:right w:w="180" w:type="dxa"/>
-            </w:tcMar>
-            <w:vAlign w:val="center"/>
-            <w:hideMark/>
-          </w:tcPr>
-          <w:p>
-            <w:pPr>
-              <w:rPr>
-                <w:rFonts w:ascii="Times New Roman" w:hAnsi="Times New Roman" w:cs="Times New Roman"/>
-                <w:sz w:val="24"/>
-                <w:szCs w:val="24"/>
-              </w:rPr>
-            </w:pPr>
-            <w:r>
-              <w:rPr>
-                <w:rFonts w:ascii="Times New Roman" w:hAnsi="Times New Roman" w:cs="Times New Roman"/>
-                <w:sz w:val="24"/>
-                <w:szCs w:val="24"/>
-              </w:rPr>
-              <w:t>b (1)</w:t>
-            </w:r>
-          </w:p>
-        </w:tc>
-      </w:tr>
-    </w:tbl>
-    <w:p>
-      <w:pPr>
-        <w:numPr>
-          <w:ilvl w:val="0"/>
-          <w:numId w:val="12"/>
-        </w:numPr>
-        <w:rPr>
-          <w:rFonts w:ascii="Times New Roman" w:hAnsi="Times New Roman" w:cs="Times New Roman"/>
-          <w:sz w:val="24"/>
-          <w:szCs w:val="24"/>
-        </w:rPr>
-      </w:pPr>
-      <w:r>
-        <w:rPr>
-          <w:rFonts w:ascii="Times New Roman" w:hAnsi="Times New Roman" w:cs="Times New Roman"/>
-          <w:sz w:val="24"/>
-          <w:szCs w:val="24"/>
-        </w:rPr>
-        <w:t>HDL Code:</w:t>
-      </w:r>
-    </w:p>
-    <w:p>
-      <w:pPr>
-        <w:rPr>
-          <w:rFonts w:ascii="Times New Roman" w:hAnsi="Times New Roman" w:cs="Times New Roman"/>
-          <w:sz w:val="24"/>
-          <w:szCs w:val="24"/>
-        </w:rPr>
-      </w:pPr>
-      <w:r>
-        <w:rPr>
-          <w:rFonts w:ascii="Times New Roman" w:hAnsi="Times New Roman" w:cs="Times New Roman"/>
-          <w:sz w:val="24"/>
-          <w:szCs w:val="24"/>
-        </w:rPr>
-        <w:t>Code snippet</w:t>
-      </w:r>
-    </w:p>
-    <w:p>
-      <w:pPr>
-        <w:rPr>
-          <w:rFonts w:ascii="Times New Roman" w:hAnsi="Times New Roman" w:cs="Times New Roman"/>
-          <w:sz w:val="24"/>
-          <w:szCs w:val="24"/>
-        </w:rPr>
-      </w:pPr>
-      <w:r>
-        <w:rPr>
-          <w:rFonts w:ascii="Times New Roman" w:hAnsi="Times New Roman" w:cs="Times New Roman"/>
-          <w:sz w:val="24"/>
-          <w:szCs w:val="24"/>
-        </w:rPr>
-        <w:t>CHIP Mux {</w:t>
-      </w:r>
-    </w:p>
-    <w:p>
-      <w:pPr>
-        <w:rPr>
-          <w:rFonts w:ascii="Times New Roman" w:hAnsi="Times New Roman" w:cs="Times New Roman"/>
-          <w:sz w:val="24"/>
-          <w:szCs w:val="24"/>
-        </w:rPr>
-      </w:pPr>
-      <w:r>
-        <w:rPr>
-          <w:rFonts w:ascii="Times New Roman" w:hAnsi="Times New Roman" w:cs="Times New Roman"/>
-          <w:sz w:val="24"/>
-          <w:szCs w:val="24"/>
-        </w:rPr>
-        <w:t xml:space="preserve">    IN a, b, </w:t>
-      </w:r>
-      <w:proofErr w:type="spellStart"/>
-      <w:r>
-        <w:rPr>
-          <w:rFonts w:ascii="Times New Roman" w:hAnsi="Times New Roman" w:cs="Times New Roman"/>
-          <w:sz w:val="24"/>
-          <w:szCs w:val="24"/>
-        </w:rPr>
-        <w:t>sel</w:t>
-      </w:r>
-      <w:proofErr w:type="spellEnd"/>
-      <w:r>
-        <w:rPr>
-          <w:rFonts w:ascii="Times New Roman" w:hAnsi="Times New Roman" w:cs="Times New Roman"/>
-          <w:sz w:val="24"/>
-          <w:szCs w:val="24"/>
-        </w:rPr>
-        <w:t>;</w:t>
-      </w:r>
-    </w:p>
-    <w:p>
-      <w:pPr>
-        <w:rPr>
-          <w:rFonts w:ascii="Times New Roman" w:hAnsi="Times New Roman" w:cs="Times New Roman"/>
-          <w:sz w:val="24"/>
-          <w:szCs w:val="24"/>
-        </w:rPr>
-      </w:pPr>
-      <w:r>
-        <w:rPr>
-          <w:rFonts w:ascii="Times New Roman" w:hAnsi="Times New Roman" w:cs="Times New Roman"/>
-          <w:sz w:val="24"/>
-          <w:szCs w:val="24"/>
-        </w:rPr>
-        <w:t xml:space="preserve">    OUT </w:t>
-      </w:r>
-      <w:proofErr w:type="spellStart"/>
-      <w:r>
-        <w:rPr>
-          <w:rFonts w:ascii="Times New Roman" w:hAnsi="Times New Roman" w:cs="Times New Roman"/>
-          <w:sz w:val="24"/>
-          <w:szCs w:val="24"/>
-        </w:rPr>
-        <w:t>out</w:t>
-      </w:r>
-      <w:proofErr w:type="spellEnd"/>
-      <w:r>
-        <w:rPr>
-          <w:rFonts w:ascii="Times New Roman" w:hAnsi="Times New Roman" w:cs="Times New Roman"/>
-          <w:sz w:val="24"/>
-          <w:szCs w:val="24"/>
-        </w:rPr>
-        <w:t>;</w:t>
-      </w:r>
-    </w:p>
-    <w:p>
-      <w:pPr>
-        <w:rPr>
-          <w:rFonts w:ascii="Times New Roman" w:hAnsi="Times New Roman" w:cs="Times New Roman"/>
-          <w:sz w:val="24"/>
-          <w:szCs w:val="24"/>
-        </w:rPr>
-      </w:pPr>
-    </w:p>
-    <w:p>
-      <w:pPr>
-        <w:rPr>
-          <w:rFonts w:ascii="Times New Roman" w:hAnsi="Times New Roman" w:cs="Times New Roman"/>
-          <w:sz w:val="24"/>
-          <w:szCs w:val="24"/>
-        </w:rPr>
-      </w:pPr>
-      <w:r>
-        <w:rPr>
-          <w:rFonts w:ascii="Times New Roman" w:hAnsi="Times New Roman" w:cs="Times New Roman"/>
-          <w:sz w:val="24"/>
-          <w:szCs w:val="24"/>
-        </w:rPr>
-        <w:t xml:space="preserve">    PARTS:</w:t>
-      </w:r>
-    </w:p>
-    <w:p>
-      <w:pPr>
-        <w:rPr>
-          <w:rFonts w:ascii="Times New Roman" w:hAnsi="Times New Roman" w:cs="Times New Roman"/>
-          <w:sz w:val="24"/>
-          <w:szCs w:val="24"/>
-        </w:rPr>
-      </w:pPr>
-      <w:r>
-        <w:rPr>
-          <w:rFonts w:ascii="Times New Roman" w:hAnsi="Times New Roman" w:cs="Times New Roman"/>
-          <w:sz w:val="24"/>
-          <w:szCs w:val="24"/>
-        </w:rPr>
-        <w:t xml:space="preserve">    Not(in=</w:t>
-      </w:r>
-      <w:proofErr w:type="spellStart"/>
-      <w:r>
-        <w:rPr>
-          <w:rFonts w:ascii="Times New Roman" w:hAnsi="Times New Roman" w:cs="Times New Roman"/>
-          <w:sz w:val="24"/>
-          <w:szCs w:val="24"/>
-        </w:rPr>
-        <w:t>sel</w:t>
-      </w:r>
-      <w:proofErr w:type="spellEnd"/>
-      <w:r>
-        <w:rPr>
-          <w:rFonts w:ascii="Times New Roman" w:hAnsi="Times New Roman" w:cs="Times New Roman"/>
-          <w:sz w:val="24"/>
-          <w:szCs w:val="24"/>
-        </w:rPr>
-        <w:t>, out=</w:t>
-      </w:r>
-      <w:proofErr w:type="spellStart"/>
-      <w:r>
-        <w:rPr>
-          <w:rFonts w:ascii="Times New Roman" w:hAnsi="Times New Roman" w:cs="Times New Roman"/>
-          <w:sz w:val="24"/>
-          <w:szCs w:val="24"/>
-        </w:rPr>
-        <w:t>notSel</w:t>
-      </w:r>
-      <w:proofErr w:type="spellEnd"/>
-      <w:r>
-        <w:rPr>
-          <w:rFonts w:ascii="Times New Roman" w:hAnsi="Times New Roman" w:cs="Times New Roman"/>
-          <w:sz w:val="24"/>
-          <w:szCs w:val="24"/>
-        </w:rPr>
-        <w:t>);</w:t>
-      </w:r>
-    </w:p>
-    <w:p>
-      <w:pPr>
-        <w:rPr>
-          <w:rFonts w:ascii="Times New Roman" w:hAnsi="Times New Roman" w:cs="Times New Roman"/>
-          <w:sz w:val="24"/>
-          <w:szCs w:val="24"/>
-        </w:rPr>
-      </w:pPr>
-      <w:r>
-        <w:rPr>
-          <w:rFonts w:ascii="Times New Roman" w:hAnsi="Times New Roman" w:cs="Times New Roman"/>
-          <w:sz w:val="24"/>
-          <w:szCs w:val="24"/>
-        </w:rPr>
-        <w:t xml:space="preserve">    And(a=a, b=</w:t>
-      </w:r>
-      <w:proofErr w:type="spellStart"/>
-      <w:r>
-        <w:rPr>
-          <w:rFonts w:ascii="Times New Roman" w:hAnsi="Times New Roman" w:cs="Times New Roman"/>
-          <w:sz w:val="24"/>
-          <w:szCs w:val="24"/>
-        </w:rPr>
-        <w:t>notSel</w:t>
-      </w:r>
-      <w:proofErr w:type="spellEnd"/>
-      <w:r>
-        <w:rPr>
-          <w:rFonts w:ascii="Times New Roman" w:hAnsi="Times New Roman" w:cs="Times New Roman"/>
-          <w:sz w:val="24"/>
-          <w:szCs w:val="24"/>
-        </w:rPr>
-        <w:t>, out=</w:t>
-      </w:r>
-      <w:proofErr w:type="spellStart"/>
-      <w:r>
-        <w:rPr>
-          <w:rFonts w:ascii="Times New Roman" w:hAnsi="Times New Roman" w:cs="Times New Roman"/>
-          <w:sz w:val="24"/>
-          <w:szCs w:val="24"/>
-        </w:rPr>
-        <w:t>aSelected</w:t>
-      </w:r>
-      <w:proofErr w:type="spellEnd"/>
-      <w:r>
-        <w:rPr>
-          <w:rFonts w:ascii="Times New Roman" w:hAnsi="Times New Roman" w:cs="Times New Roman"/>
-          <w:sz w:val="24"/>
-          <w:szCs w:val="24"/>
-        </w:rPr>
-        <w:t>);</w:t>
-      </w:r>
-    </w:p>
-    <w:p>
-      <w:pPr>
-        <w:rPr>
-          <w:rFonts w:ascii="Times New Roman" w:hAnsi="Times New Roman" w:cs="Times New Roman"/>
-          <w:sz w:val="24"/>
-          <w:szCs w:val="24"/>
-        </w:rPr>
-      </w:pPr>
-      <w:r>
-        <w:rPr>
-          <w:rFonts w:ascii="Times New Roman" w:hAnsi="Times New Roman" w:cs="Times New Roman"/>
-          <w:sz w:val="24"/>
-          <w:szCs w:val="24"/>
-        </w:rPr>
-        <w:t xml:space="preserve">    And(a=b, b=</w:t>
-      </w:r>
-      <w:proofErr w:type="spellStart"/>
-      <w:r>
-        <w:rPr>
-          <w:rFonts w:ascii="Times New Roman" w:hAnsi="Times New Roman" w:cs="Times New Roman"/>
-          <w:sz w:val="24"/>
-          <w:szCs w:val="24"/>
-        </w:rPr>
-        <w:t>sel</w:t>
-      </w:r>
-      <w:proofErr w:type="spellEnd"/>
-      <w:r>
-        <w:rPr>
-          <w:rFonts w:ascii="Times New Roman" w:hAnsi="Times New Roman" w:cs="Times New Roman"/>
-          <w:sz w:val="24"/>
-          <w:szCs w:val="24"/>
-        </w:rPr>
-        <w:t>, out=</w:t>
-      </w:r>
-      <w:proofErr w:type="spellStart"/>
-      <w:r>
-        <w:rPr>
-          <w:rFonts w:ascii="Times New Roman" w:hAnsi="Times New Roman" w:cs="Times New Roman"/>
-          <w:sz w:val="24"/>
-          <w:szCs w:val="24"/>
-        </w:rPr>
-        <w:t>bSelected</w:t>
-      </w:r>
-      <w:proofErr w:type="spellEnd"/>
-      <w:r>
-        <w:rPr>
-          <w:rFonts w:ascii="Times New Roman" w:hAnsi="Times New Roman" w:cs="Times New Roman"/>
-          <w:sz w:val="24"/>
-          <w:szCs w:val="24"/>
-        </w:rPr>
-        <w:t>);</w:t>
-      </w:r>
-    </w:p>
-    <w:p>
-      <w:pPr>
-        <w:rPr>
-          <w:rFonts w:ascii="Times New Roman" w:hAnsi="Times New Roman" w:cs="Times New Roman"/>
-          <w:sz w:val="24"/>
-          <w:szCs w:val="24"/>
-        </w:rPr>
-      </w:pPr>
-      <w:r>
-        <w:rPr>
-          <w:rFonts w:ascii="Times New Roman" w:hAnsi="Times New Roman" w:cs="Times New Roman"/>
-          <w:sz w:val="24"/>
-          <w:szCs w:val="24"/>
-        </w:rPr>
-        <w:lastRenderedPageBreak/>
-        <w:t xml:space="preserve">    Or(a=</w:t>
-      </w:r>
-      <w:proofErr w:type="spellStart"/>
-      <w:r>
-        <w:rPr>
-          <w:rFonts w:ascii="Times New Roman" w:hAnsi="Times New Roman" w:cs="Times New Roman"/>
-          <w:sz w:val="24"/>
-          <w:szCs w:val="24"/>
-        </w:rPr>
-        <w:t>aSelected</w:t>
-      </w:r>
-      <w:proofErr w:type="spellEnd"/>
-      <w:r>
-        <w:rPr>
-          <w:rFonts w:ascii="Times New Roman" w:hAnsi="Times New Roman" w:cs="Times New Roman"/>
-          <w:sz w:val="24"/>
-          <w:szCs w:val="24"/>
-        </w:rPr>
-        <w:t>, b=</w:t>
-      </w:r>
-      <w:proofErr w:type="spellStart"/>
-      <w:r>
-        <w:rPr>
-          <w:rFonts w:ascii="Times New Roman" w:hAnsi="Times New Roman" w:cs="Times New Roman"/>
-          <w:sz w:val="24"/>
-          <w:szCs w:val="24"/>
-        </w:rPr>
-        <w:t>bSelected</w:t>
-      </w:r>
-      <w:proofErr w:type="spellEnd"/>
-      <w:r>
-        <w:rPr>
-          <w:rFonts w:ascii="Times New Roman" w:hAnsi="Times New Roman" w:cs="Times New Roman"/>
-          <w:sz w:val="24"/>
-          <w:szCs w:val="24"/>
-        </w:rPr>
-        <w:t>, out=out);</w:t>
-      </w:r>
-    </w:p>
-    <w:p>
-      <w:pPr>
-        <w:rPr>
-          <w:rFonts w:ascii="Times New Roman" w:hAnsi="Times New Roman" w:cs="Times New Roman"/>
-          <w:sz w:val="24"/>
-          <w:szCs w:val="24"/>
-        </w:rPr>
-      </w:pPr>
-      <w:r>
-        <w:rPr>
-          <w:rFonts w:ascii="Times New Roman" w:hAnsi="Times New Roman" w:cs="Times New Roman"/>
-          <w:sz w:val="24"/>
-          <w:szCs w:val="24"/>
-        </w:rPr>
-        <w:t>}</w:t>
-      </w:r>
-    </w:p>
-    <w:p>
-      <w:pPr>
-        <w:rPr>
-          <w:rFonts w:ascii="Times New Roman" w:hAnsi="Times New Roman" w:cs="Times New Roman"/>
-          <w:sz w:val="24"/>
-          <w:szCs w:val="24"/>
-        </w:rPr>
-      </w:pPr>
-      <w:r>
-        <w:rPr>
-          <w:rFonts w:ascii="Times New Roman" w:hAnsi="Times New Roman" w:cs="Times New Roman"/>
-          <w:sz w:val="24"/>
-          <w:szCs w:val="24"/>
-        </w:rPr>
-        <w:drawing>
-          <wp:inline distT="0" distB="0" distL="0" distR="0" wp14:anchorId="37E51A96" wp14:editId="78AAADB3">
-            <wp:extent cx="4317620" cy="1309254"/>
-            <wp:effectExtent l="0" t="0" r="6985" b="5715"/>
-            <wp:docPr id="1404524661" name="Picture 1"/>
-            <wp:cNvGraphicFramePr>
-              <a:graphicFrameLocks xmlns:a="http://schemas.openxmlformats.org/drawingml/2006/main" noChangeAspect="1"/>
-            </wp:cNvGraphicFramePr>
-            <a:graphic xmlns:a="http://schemas.openxmlformats.org/drawingml/2006/main">
-              <a:graphicData uri="http://schemas.openxmlformats.org/drawingml/2006/picture">
-                <pic:pic xmlns:pic="http://schemas.openxmlformats.org/drawingml/2006/picture">
-                  <pic:nvPicPr>
-                    <pic:cNvPr id="1404524661" name=""/>
-                    <pic:cNvPicPr/>
-                  </pic:nvPicPr>
-                  <pic:blipFill>
-                    <a:blip r:embed="rId13"/>
-                    <a:stretch>
-                      <a:fillRect/>
-                    </a:stretch>
-                  </pic:blipFill>
-                  <pic:spPr>
-                    <a:xfrm>
-                      <a:off x="0" y="0"/>
-                      <a:ext cx="4322676" cy="1310787"/>
-                    </a:xfrm>
-                    <a:prstGeom prst="rect">
-                      <a:avLst/>
-                    </a:prstGeom>
-                  </pic:spPr>
-                </pic:pic>
-              </a:graphicData>
-            </a:graphic>
-          </wp:inline>
-        </w:drawing>
-      </w:r>
-    </w:p>
-    <w:p>
-      <w:pPr>
-        <w:rPr>
-          <w:rFonts w:ascii="Times New Roman" w:hAnsi="Times New Roman" w:cs="Times New Roman"/>
-          <w:sz w:val="24"/>
-          <w:szCs w:val="24"/>
-        </w:rPr>
-      </w:pPr>
-    </w:p>
-    <w:p>
-      <w:pPr>
-        <w:rPr>
-          <w:rFonts w:ascii="Times New Roman" w:hAnsi="Times New Roman" w:cs="Times New Roman"/>
-          <w:sz w:val="28"/>
-          <w:szCs w:val="28"/>
-        </w:rPr>
-      </w:pPr>
-      <w:r>
-        <w:rPr>
-          <w:rFonts w:ascii="Times New Roman" w:hAnsi="Times New Roman" w:cs="Times New Roman"/>
-          <w:sz w:val="28"/>
-          <w:szCs w:val="28"/>
-        </w:rPr>
-        <w:t xml:space="preserve">C. Demultiplexer </w:t>
-      </w:r>
-      <w:proofErr w:type="spellStart"/>
-      <w:r>
-        <w:rPr>
-          <w:rFonts w:ascii="Times New Roman" w:hAnsi="Times New Roman" w:cs="Times New Roman"/>
-          <w:sz w:val="28"/>
-          <w:szCs w:val="28"/>
-        </w:rPr>
-        <w:t>DMux</w:t>
-      </w:r>
-      <w:proofErr w:type="spellEnd"/>
-    </w:p>
-    <w:p>
-      <w:pPr>
-        <w:numPr>
-          <w:ilvl w:val="0"/>
-          <w:numId w:val="14"/>
-        </w:numPr>
-        <w:rPr>
-          <w:rFonts w:ascii="Times New Roman" w:hAnsi="Times New Roman" w:cs="Times New Roman"/>
-          <w:sz w:val="24"/>
-          <w:szCs w:val="24"/>
-        </w:rPr>
-      </w:pPr>
-      <w:r>
-        <w:rPr>
-          <w:rFonts w:ascii="Times New Roman" w:hAnsi="Times New Roman" w:cs="Times New Roman"/>
-          <w:sz w:val="24"/>
-          <w:szCs w:val="24"/>
-        </w:rPr>
-        <w:t>Explanation: A Demultiplexer performs the reverse operation of a Multiplexer. It takes a single input signal in and routes it to one of two outputs (a or b) based on the selector sel. The unselected output is set to 0.</w:t>
-      </w:r>
-    </w:p>
-    <w:p>
-      <w:pPr>
-        <w:numPr>
-          <w:ilvl w:val="0"/>
-          <w:numId w:val="14"/>
-        </w:numPr>
-        <w:rPr>
-          <w:rFonts w:ascii="Times New Roman" w:hAnsi="Times New Roman" w:cs="Times New Roman"/>
-          <w:sz w:val="24"/>
-          <w:szCs w:val="24"/>
-        </w:rPr>
-      </w:pPr>
-      <w:r>
-        <w:rPr>
-          <w:rFonts w:ascii="Times New Roman" w:hAnsi="Times New Roman" w:cs="Times New Roman"/>
-          <w:sz w:val="24"/>
-          <w:szCs w:val="24"/>
-        </w:rPr>
-        <w:t xml:space="preserve">Boolean Expressions: </w:t>
-      </w:r>
-      <m:oMath>
-        <m:r>
-          <w:rPr>
-            <w:rFonts w:ascii="Cambria Math" w:hAnsi="Cambria Math" w:cs="Times New Roman"/>
-            <w:sz w:val="24"/>
-            <w:szCs w:val="24"/>
-          </w:rPr>
-          <m:t>a=in⋅</m:t>
-        </m:r>
-        <m:bar>
-          <m:barPr>
-            <m:pos m:val="top"/>
-            <m:ctrlPr>
-              <w:rPr>
-                <w:rFonts w:ascii="Cambria Math" w:hAnsi="Cambria Math" w:cs="Times New Roman"/>
-                <w:sz w:val="24"/>
-                <w:szCs w:val="24"/>
-              </w:rPr>
-            </m:ctrlPr>
-          </m:barPr>
-          <m:e>
-            <m:r>
-              <w:rPr>
-                <w:rFonts w:ascii="Cambria Math" w:hAnsi="Cambria Math" w:cs="Times New Roman"/>
-                <w:sz w:val="24"/>
-                <w:szCs w:val="24"/>
-              </w:rPr>
-              <m:t>sel</m:t>
-            </m:r>
-          </m:e>
-        </m:bar>
-        <m:r>
-          <w:rPr>
-            <w:rFonts w:ascii="Cambria Math" w:hAnsi="Cambria Math" w:cs="Times New Roman"/>
-            <w:sz w:val="24"/>
-            <w:szCs w:val="24"/>
-          </w:rPr>
-          <m:t>,</m:t>
-        </m:r>
-        <m:r>
-          <w:rPr>
-            <w:rFonts w:ascii="Cambria Math" w:hAnsi="Cambria Math" w:cs="Times New Roman"/>
-            <w:i/>
-            <w:sz w:val="24"/>
-            <w:szCs w:val="24"/>
-          </w:rPr>
-          <m:t> </m:t>
-        </m:r>
-        <m:r>
-          <w:rPr>
-            <w:rFonts w:ascii="Cambria Math" w:hAnsi="Cambria Math" w:cs="Times New Roman"/>
-            <w:sz w:val="24"/>
-            <w:szCs w:val="24"/>
-          </w:rPr>
-          <m:t>b=in⋅sel</m:t>
-        </m:r>
-      </m:oMath>
-    </w:p>
-    <w:p>
-      <w:pPr>
-        <w:numPr>
-          <w:ilvl w:val="0"/>
-          <w:numId w:val="14"/>
-        </w:numPr>
-        <w:rPr>
-          <w:rFonts w:ascii="Times New Roman" w:hAnsi="Times New Roman" w:cs="Times New Roman"/>
-          <w:sz w:val="24"/>
-          <w:szCs w:val="24"/>
-        </w:rPr>
-      </w:pPr>
-      <w:r>
-        <w:rPr>
-          <w:rFonts w:ascii="Times New Roman" w:hAnsi="Times New Roman" w:cs="Times New Roman"/>
-          <w:sz w:val="24"/>
-          <w:szCs w:val="24"/>
-        </w:rPr>
-        <w:t>Truth Table:</w:t>
-      </w:r>
-    </w:p>
-    <w:tbl>
-      <w:tblPr>
-        <w:tblW w:w="0" w:type="auto"/>
-        <w:tblCellSpacing w:w="15" w:type="dxa"/>
-        <w:tblCellMar>
-          <w:top w:w="15" w:type="dxa"/>
-          <w:left w:w="15" w:type="dxa"/>
-          <w:bottom w:w="15" w:type="dxa"/>
-          <w:right w:w="15" w:type="dxa"/>
-        </w:tblCellMar>
-        <w:tblLook w:val="04A0" w:firstRow="1" w:lastRow="0" w:firstColumn="1" w:lastColumn="0" w:noHBand="0" w:noVBand="1"/>
-      </w:tblPr>
-      <w:tblGrid>
-        <w:gridCol w:w="622"/>
-        <w:gridCol w:w="687"/>
-        <w:gridCol w:w="540"/>
-        <w:gridCol w:w="540"/>
-        <w:gridCol w:w="1855"/>
-      </w:tblGrid>
-      <w:tr>
-        <w:trPr>
-          <w:tblHeader/>
-          <w:tblCellSpacing w:w="15" w:type="dxa"/>
-        </w:trPr>
-        <w:tc>
-          <w:tcPr>
-            <w:tcW w:w="0" w:type="auto"/>
-            <w:tcBorders>
-              <w:top w:val="single" w:sz="6" w:space="0" w:color="C4C7C5"/>
-              <w:left w:val="single" w:sz="6" w:space="0" w:color="C4C7C5"/>
-              <w:bottom w:val="single" w:sz="6" w:space="0" w:color="C4C7C5"/>
-              <w:right w:val="single" w:sz="6" w:space="0" w:color="C4C7C5"/>
-            </w:tcBorders>
-            <w:tcMar>
-              <w:top w:w="120" w:type="dxa"/>
-              <w:left w:w="180" w:type="dxa"/>
-              <w:bottom w:w="120" w:type="dxa"/>
-              <w:right w:w="180" w:type="dxa"/>
-            </w:tcMar>
-            <w:vAlign w:val="center"/>
-            <w:hideMark/>
-          </w:tcPr>
-          <w:p>
-            <w:pPr>
-              <w:rPr>
-                <w:rFonts w:ascii="Times New Roman" w:hAnsi="Times New Roman" w:cs="Times New Roman"/>
-                <w:sz w:val="24"/>
-                <w:szCs w:val="24"/>
-              </w:rPr>
-            </w:pPr>
-            <w:r>
-              <w:rPr>
-                <w:rFonts w:ascii="Times New Roman" w:hAnsi="Times New Roman" w:cs="Times New Roman"/>
-                <w:sz w:val="24"/>
-                <w:szCs w:val="24"/>
-              </w:rPr>
-              <w:t>in</w:t>
-            </w:r>
-          </w:p>
-        </w:tc>
-        <w:tc>
-          <w:tcPr>
-            <w:tcW w:w="0" w:type="auto"/>
-            <w:tcBorders>
-              <w:top w:val="single" w:sz="6" w:space="0" w:color="C4C7C5"/>
-              <w:left w:val="single" w:sz="6" w:space="0" w:color="C4C7C5"/>
-              <w:bottom w:val="single" w:sz="6" w:space="0" w:color="C4C7C5"/>
-              <w:right w:val="single" w:sz="6" w:space="0" w:color="C4C7C5"/>
-            </w:tcBorders>
-            <w:tcMar>
-              <w:top w:w="120" w:type="dxa"/>
-              <w:left w:w="180" w:type="dxa"/>
-              <w:bottom w:w="120" w:type="dxa"/>
-              <w:right w:w="180" w:type="dxa"/>
-            </w:tcMar>
-            <w:vAlign w:val="center"/>
-            <w:hideMark/>
-          </w:tcPr>
-          <w:p>
-            <w:pPr>
-              <w:rPr>
-                <w:rFonts w:ascii="Times New Roman" w:hAnsi="Times New Roman" w:cs="Times New Roman"/>
-                <w:sz w:val="24"/>
-                <w:szCs w:val="24"/>
-              </w:rPr>
-            </w:pPr>
-            <w:proofErr w:type="spellStart"/>
-            <w:r>
-              <w:rPr>
-                <w:rFonts w:ascii="Times New Roman" w:hAnsi="Times New Roman" w:cs="Times New Roman"/>
-                <w:sz w:val="24"/>
-                <w:szCs w:val="24"/>
-              </w:rPr>
-              <w:t>sel</w:t>
-            </w:r>
-            <w:proofErr w:type="spellEnd"/>
-          </w:p>
-        </w:tc>
-        <w:tc>
-          <w:tcPr>
-            <w:tcW w:w="0" w:type="auto"/>
-            <w:tcBorders>
-              <w:top w:val="single" w:sz="6" w:space="0" w:color="C4C7C5"/>
-              <w:left w:val="single" w:sz="6" w:space="0" w:color="C4C7C5"/>
-              <w:bottom w:val="single" w:sz="6" w:space="0" w:color="C4C7C5"/>
-              <w:right w:val="single" w:sz="6" w:space="0" w:color="C4C7C5"/>
-            </w:tcBorders>
-            <w:tcMar>
-              <w:top w:w="120" w:type="dxa"/>
-              <w:left w:w="180" w:type="dxa"/>
-              <w:bottom w:w="120" w:type="dxa"/>
-              <w:right w:w="180" w:type="dxa"/>
-            </w:tcMar>
-            <w:vAlign w:val="center"/>
-            <w:hideMark/>
-          </w:tcPr>
-          <w:p>
-            <w:pPr>
-              <w:rPr>
-                <w:rFonts w:ascii="Times New Roman" w:hAnsi="Times New Roman" w:cs="Times New Roman"/>
-                <w:sz w:val="24"/>
-                <w:szCs w:val="24"/>
-              </w:rPr>
-            </w:pPr>
-            <w:r>
-              <w:rPr>
-                <w:rFonts w:ascii="Times New Roman" w:hAnsi="Times New Roman" w:cs="Times New Roman"/>
-                <w:sz w:val="24"/>
-                <w:szCs w:val="24"/>
-              </w:rPr>
-              <w:t>a</w:t>
-            </w:r>
-          </w:p>
-        </w:tc>
-        <w:tc>
-          <w:tcPr>
-            <w:tcW w:w="0" w:type="auto"/>
-            <w:tcBorders>
-              <w:top w:val="single" w:sz="6" w:space="0" w:color="C4C7C5"/>
-              <w:left w:val="single" w:sz="6" w:space="0" w:color="C4C7C5"/>
-              <w:bottom w:val="single" w:sz="6" w:space="0" w:color="C4C7C5"/>
-              <w:right w:val="single" w:sz="6" w:space="0" w:color="C4C7C5"/>
-            </w:tcBorders>
-            <w:tcMar>
-              <w:top w:w="120" w:type="dxa"/>
-              <w:left w:w="180" w:type="dxa"/>
-              <w:bottom w:w="120" w:type="dxa"/>
-              <w:right w:w="180" w:type="dxa"/>
-            </w:tcMar>
-            <w:vAlign w:val="center"/>
-            <w:hideMark/>
-          </w:tcPr>
-          <w:p>
-            <w:pPr>
-              <w:rPr>
-                <w:rFonts w:ascii="Times New Roman" w:hAnsi="Times New Roman" w:cs="Times New Roman"/>
-                <w:sz w:val="24"/>
-                <w:szCs w:val="24"/>
-              </w:rPr>
-            </w:pPr>
-            <w:r>
-              <w:rPr>
-                <w:rFonts w:ascii="Times New Roman" w:hAnsi="Times New Roman" w:cs="Times New Roman"/>
-                <w:sz w:val="24"/>
-                <w:szCs w:val="24"/>
-              </w:rPr>
-              <w:t>b</w:t>
-            </w:r>
-          </w:p>
-        </w:tc>
-        <w:tc>
-          <w:tcPr>
-            <w:tcW w:w="0" w:type="auto"/>
-            <w:tcBorders>
-              <w:top w:val="single" w:sz="6" w:space="0" w:color="C4C7C5"/>
-              <w:left w:val="single" w:sz="6" w:space="0" w:color="C4C7C5"/>
-              <w:bottom w:val="single" w:sz="6" w:space="0" w:color="C4C7C5"/>
-              <w:right w:val="single" w:sz="6" w:space="0" w:color="C4C7C5"/>
-            </w:tcBorders>
-            <w:tcMar>
-              <w:top w:w="120" w:type="dxa"/>
-              <w:left w:w="180" w:type="dxa"/>
-              <w:bottom w:w="120" w:type="dxa"/>
-              <w:right w:w="180" w:type="dxa"/>
-            </w:tcMar>
-            <w:vAlign w:val="center"/>
-            <w:hideMark/>
-          </w:tcPr>
-          <w:p>
-            <w:pPr>
-              <w:rPr>
-                <w:rFonts w:ascii="Times New Roman" w:hAnsi="Times New Roman" w:cs="Times New Roman"/>
-                <w:sz w:val="24"/>
-                <w:szCs w:val="24"/>
-              </w:rPr>
-            </w:pPr>
-            <w:r>
-              <w:rPr>
-                <w:rFonts w:ascii="Times New Roman" w:hAnsi="Times New Roman" w:cs="Times New Roman"/>
-                <w:sz w:val="24"/>
-                <w:szCs w:val="24"/>
-              </w:rPr>
-              <w:t>Routed Output</w:t>
-            </w:r>
-          </w:p>
-        </w:tc>
-      </w:tr>
-      <w:tr>
-        <w:trPr>
-          <w:tblCellSpacing w:w="15" w:type="dxa"/>
-        </w:trPr>
-        <w:tc>
-          <w:tcPr>
-            <w:tcW w:w="0" w:type="auto"/>
-            <w:tcBorders>
-              <w:top w:val="single" w:sz="6" w:space="0" w:color="C4C7C5"/>
-              <w:left w:val="single" w:sz="6" w:space="0" w:color="C4C7C5"/>
-              <w:bottom w:val="single" w:sz="6" w:space="0" w:color="C4C7C5"/>
-              <w:right w:val="single" w:sz="6" w:space="0" w:color="C4C7C5"/>
-            </w:tcBorders>
-            <w:tcMar>
-              <w:top w:w="120" w:type="dxa"/>
-              <w:left w:w="180" w:type="dxa"/>
-              <w:bottom w:w="120" w:type="dxa"/>
-              <w:right w:w="180" w:type="dxa"/>
-            </w:tcMar>
-            <w:vAlign w:val="center"/>
-            <w:hideMark/>
-          </w:tcPr>
-          <w:p>
-            <w:pPr>
-              <w:rPr>
-                <w:rFonts w:ascii="Times New Roman" w:hAnsi="Times New Roman" w:cs="Times New Roman"/>
-                <w:sz w:val="24"/>
-                <w:szCs w:val="24"/>
-              </w:rPr>
-            </w:pPr>
-            <w:r>
-              <w:rPr>
-                <w:rFonts w:ascii="Times New Roman" w:hAnsi="Times New Roman" w:cs="Times New Roman"/>
-                <w:sz w:val="24"/>
-                <w:szCs w:val="24"/>
-              </w:rPr>
-              <w:t>0</w:t>
-            </w:r>
-          </w:p>
-        </w:tc>
-        <w:tc>
-          <w:tcPr>
-            <w:tcW w:w="0" w:type="auto"/>
-            <w:tcBorders>
-              <w:top w:val="single" w:sz="6" w:space="0" w:color="C4C7C5"/>
-              <w:left w:val="single" w:sz="6" w:space="0" w:color="C4C7C5"/>
-              <w:bottom w:val="single" w:sz="6" w:space="0" w:color="C4C7C5"/>
-              <w:right w:val="single" w:sz="6" w:space="0" w:color="C4C7C5"/>
-            </w:tcBorders>
-            <w:tcMar>
-              <w:top w:w="120" w:type="dxa"/>
-              <w:left w:w="180" w:type="dxa"/>
-              <w:bottom w:w="120" w:type="dxa"/>
-              <w:right w:w="180" w:type="dxa"/>
-            </w:tcMar>
-            <w:vAlign w:val="center"/>
-            <w:hideMark/>
-          </w:tcPr>
-          <w:p>
-            <w:pPr>
-              <w:rPr>
-                <w:rFonts w:ascii="Times New Roman" w:hAnsi="Times New Roman" w:cs="Times New Roman"/>
-                <w:sz w:val="24"/>
-                <w:szCs w:val="24"/>
-              </w:rPr>
-            </w:pPr>
-            <w:r>
-              <w:rPr>
-                <w:rFonts w:ascii="Times New Roman" w:hAnsi="Times New Roman" w:cs="Times New Roman"/>
-                <w:sz w:val="24"/>
-                <w:szCs w:val="24"/>
-              </w:rPr>
-              <w:t>0</w:t>
-            </w:r>
-          </w:p>
-        </w:tc>
-        <w:tc>
-          <w:tcPr>
-            <w:tcW w:w="0" w:type="auto"/>
-            <w:tcBorders>
-              <w:top w:val="single" w:sz="6" w:space="0" w:color="C4C7C5"/>
-              <w:left w:val="single" w:sz="6" w:space="0" w:color="C4C7C5"/>
-              <w:bottom w:val="single" w:sz="6" w:space="0" w:color="C4C7C5"/>
-              <w:right w:val="single" w:sz="6" w:space="0" w:color="C4C7C5"/>
-            </w:tcBorders>
-            <w:tcMar>
-              <w:top w:w="120" w:type="dxa"/>
-              <w:left w:w="180" w:type="dxa"/>
-              <w:bottom w:w="120" w:type="dxa"/>
-              <w:right w:w="180" w:type="dxa"/>
-            </w:tcMar>
-            <w:vAlign w:val="center"/>
-            <w:hideMark/>
-          </w:tcPr>
-          <w:p>
-            <w:pPr>
-              <w:rPr>
-                <w:rFonts w:ascii="Times New Roman" w:hAnsi="Times New Roman" w:cs="Times New Roman"/>
-                <w:sz w:val="24"/>
-                <w:szCs w:val="24"/>
-              </w:rPr>
-            </w:pPr>
-            <w:r>
-              <w:rPr>
-                <w:rFonts w:ascii="Times New Roman" w:hAnsi="Times New Roman" w:cs="Times New Roman"/>
-                <w:sz w:val="24"/>
-                <w:szCs w:val="24"/>
-              </w:rPr>
-              <w:t>0</w:t>
-            </w:r>
-          </w:p>
-        </w:tc>
-        <w:tc>
-          <w:tcPr>
-            <w:tcW w:w="0" w:type="auto"/>
-            <w:tcBorders>
-              <w:top w:val="single" w:sz="6" w:space="0" w:color="C4C7C5"/>
-              <w:left w:val="single" w:sz="6" w:space="0" w:color="C4C7C5"/>
-              <w:bottom w:val="single" w:sz="6" w:space="0" w:color="C4C7C5"/>
-              <w:right w:val="single" w:sz="6" w:space="0" w:color="C4C7C5"/>
-            </w:tcBorders>
-            <w:tcMar>
-              <w:top w:w="120" w:type="dxa"/>
-              <w:left w:w="180" w:type="dxa"/>
-              <w:bottom w:w="120" w:type="dxa"/>
-              <w:right w:w="180" w:type="dxa"/>
-            </w:tcMar>
-            <w:vAlign w:val="center"/>
-            <w:hideMark/>
-          </w:tcPr>
-          <w:p>
-            <w:pPr>
-              <w:rPr>
-                <w:rFonts w:ascii="Times New Roman" w:hAnsi="Times New Roman" w:cs="Times New Roman"/>
-                <w:sz w:val="24"/>
-                <w:szCs w:val="24"/>
-              </w:rPr>
-            </w:pPr>
-            <w:r>
-              <w:rPr>
-                <w:rFonts w:ascii="Times New Roman" w:hAnsi="Times New Roman" w:cs="Times New Roman"/>
-                <w:sz w:val="24"/>
-                <w:szCs w:val="24"/>
-              </w:rPr>
-              <w:t>0</w:t>
-            </w:r>
-          </w:p>
-        </w:tc>
-        <w:tc>
-          <w:tcPr>
-            <w:tcW w:w="0" w:type="auto"/>
-            <w:tcBorders>
-              <w:top w:val="single" w:sz="6" w:space="0" w:color="C4C7C5"/>
-              <w:left w:val="single" w:sz="6" w:space="0" w:color="C4C7C5"/>
-              <w:bottom w:val="single" w:sz="6" w:space="0" w:color="C4C7C5"/>
-              <w:right w:val="single" w:sz="6" w:space="0" w:color="C4C7C5"/>
-            </w:tcBorders>
-            <w:tcMar>
-              <w:top w:w="120" w:type="dxa"/>
-              <w:left w:w="180" w:type="dxa"/>
-              <w:bottom w:w="120" w:type="dxa"/>
-              <w:right w:w="180" w:type="dxa"/>
-            </w:tcMar>
-            <w:vAlign w:val="center"/>
-            <w:hideMark/>
-          </w:tcPr>
-          <w:p>
-            <w:pPr>
-              <w:rPr>
-                <w:rFonts w:ascii="Times New Roman" w:hAnsi="Times New Roman" w:cs="Times New Roman"/>
-                <w:sz w:val="24"/>
-                <w:szCs w:val="24"/>
-              </w:rPr>
-            </w:pPr>
-            <w:r>
-              <w:rPr>
-                <w:rFonts w:ascii="Times New Roman" w:hAnsi="Times New Roman" w:cs="Times New Roman"/>
-                <w:sz w:val="24"/>
-                <w:szCs w:val="24"/>
-              </w:rPr>
-              <w:t>Both 0</w:t>
-            </w:r>
-          </w:p>
-        </w:tc>
-      </w:tr>
-      <w:tr>
-        <w:trPr>
-          <w:tblCellSpacing w:w="15" w:type="dxa"/>
-        </w:trPr>
-        <w:tc>
-          <w:tcPr>
-            <w:tcW w:w="0" w:type="auto"/>
-            <w:tcBorders>
-              <w:top w:val="single" w:sz="6" w:space="0" w:color="C4C7C5"/>
-              <w:left w:val="single" w:sz="6" w:space="0" w:color="C4C7C5"/>
-              <w:bottom w:val="single" w:sz="6" w:space="0" w:color="C4C7C5"/>
-              <w:right w:val="single" w:sz="6" w:space="0" w:color="C4C7C5"/>
-            </w:tcBorders>
-            <w:tcMar>
-              <w:top w:w="120" w:type="dxa"/>
-              <w:left w:w="180" w:type="dxa"/>
-              <w:bottom w:w="120" w:type="dxa"/>
-              <w:right w:w="180" w:type="dxa"/>
-            </w:tcMar>
-            <w:vAlign w:val="center"/>
-            <w:hideMark/>
-          </w:tcPr>
-          <w:p>
-            <w:pPr>
-              <w:rPr>
-                <w:rFonts w:ascii="Times New Roman" w:hAnsi="Times New Roman" w:cs="Times New Roman"/>
-                <w:sz w:val="24"/>
-                <w:szCs w:val="24"/>
-              </w:rPr>
-            </w:pPr>
-            <w:r>
-              <w:rPr>
-                <w:rFonts w:ascii="Times New Roman" w:hAnsi="Times New Roman" w:cs="Times New Roman"/>
-                <w:sz w:val="24"/>
-                <w:szCs w:val="24"/>
-              </w:rPr>
-              <w:t>0</w:t>
-            </w:r>
-          </w:p>
-        </w:tc>
-        <w:tc>
-          <w:tcPr>
-            <w:tcW w:w="0" w:type="auto"/>
-            <w:tcBorders>
-              <w:top w:val="single" w:sz="6" w:space="0" w:color="C4C7C5"/>
-              <w:left w:val="single" w:sz="6" w:space="0" w:color="C4C7C5"/>
-              <w:bottom w:val="single" w:sz="6" w:space="0" w:color="C4C7C5"/>
-              <w:right w:val="single" w:sz="6" w:space="0" w:color="C4C7C5"/>
-            </w:tcBorders>
-            <w:tcMar>
-              <w:top w:w="120" w:type="dxa"/>
-              <w:left w:w="180" w:type="dxa"/>
-              <w:bottom w:w="120" w:type="dxa"/>
-              <w:right w:w="180" w:type="dxa"/>
-            </w:tcMar>
-            <w:vAlign w:val="center"/>
-            <w:hideMark/>
-          </w:tcPr>
-          <w:p>
-            <w:pPr>
-              <w:rPr>
-                <w:rFonts w:ascii="Times New Roman" w:hAnsi="Times New Roman" w:cs="Times New Roman"/>
-                <w:sz w:val="24"/>
-                <w:szCs w:val="24"/>
-              </w:rPr>
-            </w:pPr>
-            <w:r>
-              <w:rPr>
-                <w:rFonts w:ascii="Times New Roman" w:hAnsi="Times New Roman" w:cs="Times New Roman"/>
-                <w:sz w:val="24"/>
-                <w:szCs w:val="24"/>
-              </w:rPr>
-              <w:t>1</w:t>
-            </w:r>
-          </w:p>
-        </w:tc>
-        <w:tc>
-          <w:tcPr>
-            <w:tcW w:w="0" w:type="auto"/>
-            <w:tcBorders>
-              <w:top w:val="single" w:sz="6" w:space="0" w:color="C4C7C5"/>
-              <w:left w:val="single" w:sz="6" w:space="0" w:color="C4C7C5"/>
-              <w:bottom w:val="single" w:sz="6" w:space="0" w:color="C4C7C5"/>
-              <w:right w:val="single" w:sz="6" w:space="0" w:color="C4C7C5"/>
-            </w:tcBorders>
-            <w:tcMar>
-              <w:top w:w="120" w:type="dxa"/>
-              <w:left w:w="180" w:type="dxa"/>
-              <w:bottom w:w="120" w:type="dxa"/>
-              <w:right w:w="180" w:type="dxa"/>
-            </w:tcMar>
-            <w:vAlign w:val="center"/>
-            <w:hideMark/>
-          </w:tcPr>
-          <w:p>
-            <w:pPr>
-              <w:rPr>
-                <w:rFonts w:ascii="Times New Roman" w:hAnsi="Times New Roman" w:cs="Times New Roman"/>
-                <w:sz w:val="24"/>
-                <w:szCs w:val="24"/>
-              </w:rPr>
-            </w:pPr>
-            <w:r>
-              <w:rPr>
-                <w:rFonts w:ascii="Times New Roman" w:hAnsi="Times New Roman" w:cs="Times New Roman"/>
-                <w:b/>
-                <w:bCs/>
-                <w:sz w:val="24"/>
-                <w:szCs w:val="24"/>
-              </w:rPr>
-              <w:t>0</w:t>
-            </w:r>
-          </w:p>
-        </w:tc>
-        <w:tc>
-          <w:tcPr>
-            <w:tcW w:w="0" w:type="auto"/>
-            <w:tcBorders>
-              <w:top w:val="single" w:sz="6" w:space="0" w:color="C4C7C5"/>
-              <w:left w:val="single" w:sz="6" w:space="0" w:color="C4C7C5"/>
-              <w:bottom w:val="single" w:sz="6" w:space="0" w:color="C4C7C5"/>
-              <w:right w:val="single" w:sz="6" w:space="0" w:color="C4C7C5"/>
-            </w:tcBorders>
-            <w:tcMar>
-              <w:top w:w="120" w:type="dxa"/>
-              <w:left w:w="180" w:type="dxa"/>
-              <w:bottom w:w="120" w:type="dxa"/>
-              <w:right w:w="180" w:type="dxa"/>
-            </w:tcMar>
-            <w:vAlign w:val="center"/>
-            <w:hideMark/>
-          </w:tcPr>
-          <w:p>
-            <w:pPr>
-              <w:rPr>
-                <w:rFonts w:ascii="Times New Roman" w:hAnsi="Times New Roman" w:cs="Times New Roman"/>
-                <w:sz w:val="24"/>
-                <w:szCs w:val="24"/>
-              </w:rPr>
-            </w:pPr>
-            <w:r>
-              <w:rPr>
-                <w:rFonts w:ascii="Times New Roman" w:hAnsi="Times New Roman" w:cs="Times New Roman"/>
-                <w:b/>
-                <w:bCs/>
-                <w:sz w:val="24"/>
-                <w:szCs w:val="24"/>
-              </w:rPr>
-              <w:t>0</w:t>
-            </w:r>
-          </w:p>
-        </w:tc>
-        <w:tc>
-          <w:tcPr>
-            <w:tcW w:w="0" w:type="auto"/>
-            <w:tcBorders>
-              <w:top w:val="single" w:sz="6" w:space="0" w:color="C4C7C5"/>
-              <w:left w:val="single" w:sz="6" w:space="0" w:color="C4C7C5"/>
-              <w:bottom w:val="single" w:sz="6" w:space="0" w:color="C4C7C5"/>
-              <w:right w:val="single" w:sz="6" w:space="0" w:color="C4C7C5"/>
-            </w:tcBorders>
-            <w:tcMar>
-              <w:top w:w="120" w:type="dxa"/>
-              <w:left w:w="180" w:type="dxa"/>
-              <w:bottom w:w="120" w:type="dxa"/>
-              <w:right w:w="180" w:type="dxa"/>
-            </w:tcMar>
-            <w:vAlign w:val="center"/>
-            <w:hideMark/>
-          </w:tcPr>
-          <w:p>
-            <w:pPr>
-              <w:rPr>
-                <w:rFonts w:ascii="Times New Roman" w:hAnsi="Times New Roman" w:cs="Times New Roman"/>
-                <w:sz w:val="24"/>
-                <w:szCs w:val="24"/>
-              </w:rPr>
-            </w:pPr>
-            <w:r>
-              <w:rPr>
-                <w:rFonts w:ascii="Times New Roman" w:hAnsi="Times New Roman" w:cs="Times New Roman"/>
-                <w:sz w:val="24"/>
-                <w:szCs w:val="24"/>
-              </w:rPr>
-              <w:t>Both 0</w:t>
-            </w:r>
-          </w:p>
-        </w:tc>
-      </w:tr>
-      <w:tr>
-        <w:trPr>
-          <w:tblCellSpacing w:w="15" w:type="dxa"/>
-        </w:trPr>
-        <w:tc>
-          <w:tcPr>
-            <w:tcW w:w="0" w:type="auto"/>
-            <w:tcBorders>
-              <w:top w:val="single" w:sz="6" w:space="0" w:color="C4C7C5"/>
-              <w:left w:val="single" w:sz="6" w:space="0" w:color="C4C7C5"/>
-              <w:bottom w:val="single" w:sz="6" w:space="0" w:color="C4C7C5"/>
-              <w:right w:val="single" w:sz="6" w:space="0" w:color="C4C7C5"/>
-            </w:tcBorders>
-            <w:tcMar>
-              <w:top w:w="120" w:type="dxa"/>
-              <w:left w:w="180" w:type="dxa"/>
-              <w:bottom w:w="120" w:type="dxa"/>
-              <w:right w:w="180" w:type="dxa"/>
-            </w:tcMar>
-            <w:vAlign w:val="center"/>
-            <w:hideMark/>
-          </w:tcPr>
-          <w:p>
-            <w:pPr>
-              <w:rPr>
-                <w:rFonts w:ascii="Times New Roman" w:hAnsi="Times New Roman" w:cs="Times New Roman"/>
-                <w:sz w:val="24"/>
-                <w:szCs w:val="24"/>
-              </w:rPr>
-            </w:pPr>
-            <w:r>
-              <w:rPr>
-                <w:rFonts w:ascii="Times New Roman" w:hAnsi="Times New Roman" w:cs="Times New Roman"/>
-                <w:sz w:val="24"/>
-                <w:szCs w:val="24"/>
-              </w:rPr>
-              <w:t>1</w:t>
-            </w:r>
-          </w:p>
-        </w:tc>
-        <w:tc>
-          <w:tcPr>
-            <w:tcW w:w="0" w:type="auto"/>
-            <w:tcBorders>
-              <w:top w:val="single" w:sz="6" w:space="0" w:color="C4C7C5"/>
-              <w:left w:val="single" w:sz="6" w:space="0" w:color="C4C7C5"/>
-              <w:bottom w:val="single" w:sz="6" w:space="0" w:color="C4C7C5"/>
-              <w:right w:val="single" w:sz="6" w:space="0" w:color="C4C7C5"/>
-            </w:tcBorders>
-            <w:tcMar>
-              <w:top w:w="120" w:type="dxa"/>
-              <w:left w:w="180" w:type="dxa"/>
-              <w:bottom w:w="120" w:type="dxa"/>
-              <w:right w:w="180" w:type="dxa"/>
-            </w:tcMar>
-            <w:vAlign w:val="center"/>
-            <w:hideMark/>
-          </w:tcPr>
-          <w:p>
-            <w:pPr>
-              <w:rPr>
-                <w:rFonts w:ascii="Times New Roman" w:hAnsi="Times New Roman" w:cs="Times New Roman"/>
-                <w:sz w:val="24"/>
-                <w:szCs w:val="24"/>
-              </w:rPr>
-            </w:pPr>
-            <w:r>
-              <w:rPr>
-                <w:rFonts w:ascii="Times New Roman" w:hAnsi="Times New Roman" w:cs="Times New Roman"/>
-                <w:sz w:val="24"/>
-                <w:szCs w:val="24"/>
-              </w:rPr>
-              <w:t>0</w:t>
-            </w:r>
-          </w:p>
-        </w:tc>
-        <w:tc>
-          <w:tcPr>
-            <w:tcW w:w="0" w:type="auto"/>
-            <w:tcBorders>
-              <w:top w:val="single" w:sz="6" w:space="0" w:color="C4C7C5"/>
-              <w:left w:val="single" w:sz="6" w:space="0" w:color="C4C7C5"/>
-              <w:bottom w:val="single" w:sz="6" w:space="0" w:color="C4C7C5"/>
-              <w:right w:val="single" w:sz="6" w:space="0" w:color="C4C7C5"/>
-            </w:tcBorders>
-            <w:tcMar>
-              <w:top w:w="120" w:type="dxa"/>
-              <w:left w:w="180" w:type="dxa"/>
-              <w:bottom w:w="120" w:type="dxa"/>
-              <w:right w:w="180" w:type="dxa"/>
-            </w:tcMar>
-            <w:vAlign w:val="center"/>
-            <w:hideMark/>
-          </w:tcPr>
-          <w:p>
-            <w:pPr>
-              <w:rPr>
-                <w:rFonts w:ascii="Times New Roman" w:hAnsi="Times New Roman" w:cs="Times New Roman"/>
-                <w:sz w:val="24"/>
-                <w:szCs w:val="24"/>
-              </w:rPr>
-            </w:pPr>
-            <w:r>
-              <w:rPr>
-                <w:rFonts w:ascii="Times New Roman" w:hAnsi="Times New Roman" w:cs="Times New Roman"/>
-                <w:b/>
-                <w:bCs/>
-                <w:sz w:val="24"/>
-                <w:szCs w:val="24"/>
-              </w:rPr>
-              <w:t>1</w:t>
-            </w:r>
-          </w:p>
-        </w:tc>
-        <w:tc>
-          <w:tcPr>
-            <w:tcW w:w="0" w:type="auto"/>
-            <w:tcBorders>
-              <w:top w:val="single" w:sz="6" w:space="0" w:color="C4C7C5"/>
-              <w:left w:val="single" w:sz="6" w:space="0" w:color="C4C7C5"/>
-              <w:bottom w:val="single" w:sz="6" w:space="0" w:color="C4C7C5"/>
-              <w:right w:val="single" w:sz="6" w:space="0" w:color="C4C7C5"/>
-            </w:tcBorders>
-            <w:tcMar>
-              <w:top w:w="120" w:type="dxa"/>
-              <w:left w:w="180" w:type="dxa"/>
-              <w:bottom w:w="120" w:type="dxa"/>
-              <w:right w:w="180" w:type="dxa"/>
-            </w:tcMar>
-            <w:vAlign w:val="center"/>
-            <w:hideMark/>
-          </w:tcPr>
-          <w:p>
-            <w:pPr>
-              <w:rPr>
-                <w:rFonts w:ascii="Times New Roman" w:hAnsi="Times New Roman" w:cs="Times New Roman"/>
-                <w:sz w:val="24"/>
-                <w:szCs w:val="24"/>
-              </w:rPr>
-            </w:pPr>
-            <w:r>
-              <w:rPr>
-                <w:rFonts w:ascii="Times New Roman" w:hAnsi="Times New Roman" w:cs="Times New Roman"/>
-                <w:b/>
-                <w:bCs/>
-                <w:sz w:val="24"/>
-                <w:szCs w:val="24"/>
-              </w:rPr>
-              <w:t>0</w:t>
-            </w:r>
-          </w:p>
-        </w:tc>
-        <w:tc>
-          <w:tcPr>
-            <w:tcW w:w="0" w:type="auto"/>
-            <w:tcBorders>
-              <w:top w:val="single" w:sz="6" w:space="0" w:color="C4C7C5"/>
-              <w:left w:val="single" w:sz="6" w:space="0" w:color="C4C7C5"/>
-              <w:bottom w:val="single" w:sz="6" w:space="0" w:color="C4C7C5"/>
-              <w:right w:val="single" w:sz="6" w:space="0" w:color="C4C7C5"/>
-            </w:tcBorders>
-            <w:tcMar>
-              <w:top w:w="120" w:type="dxa"/>
-              <w:left w:w="180" w:type="dxa"/>
-              <w:bottom w:w="120" w:type="dxa"/>
-              <w:right w:w="180" w:type="dxa"/>
-            </w:tcMar>
-            <w:vAlign w:val="center"/>
-            <w:hideMark/>
-          </w:tcPr>
-          <w:p>
-            <w:pPr>
-              <w:rPr>
-                <w:rFonts w:ascii="Times New Roman" w:hAnsi="Times New Roman" w:cs="Times New Roman"/>
-                <w:sz w:val="24"/>
-                <w:szCs w:val="24"/>
-              </w:rPr>
-            </w:pPr>
-            <w:r>
-              <w:rPr>
-                <w:rFonts w:ascii="Times New Roman" w:hAnsi="Times New Roman" w:cs="Times New Roman"/>
-                <w:sz w:val="24"/>
-                <w:szCs w:val="24"/>
-              </w:rPr>
-              <w:t>Signal to a</w:t>
-            </w:r>
-          </w:p>
-        </w:tc>
-      </w:tr>
-      <w:tr>
-        <w:trPr>
-          <w:tblCellSpacing w:w="15" w:type="dxa"/>
-        </w:trPr>
-        <w:tc>
-          <w:tcPr>
-            <w:tcW w:w="0" w:type="auto"/>
-            <w:tcBorders>
-              <w:top w:val="single" w:sz="6" w:space="0" w:color="C4C7C5"/>
-              <w:left w:val="single" w:sz="6" w:space="0" w:color="C4C7C5"/>
-              <w:bottom w:val="single" w:sz="6" w:space="0" w:color="C4C7C5"/>
-              <w:right w:val="single" w:sz="6" w:space="0" w:color="C4C7C5"/>
-            </w:tcBorders>
-            <w:tcMar>
-              <w:top w:w="120" w:type="dxa"/>
-              <w:left w:w="180" w:type="dxa"/>
-              <w:bottom w:w="120" w:type="dxa"/>
-              <w:right w:w="180" w:type="dxa"/>
-            </w:tcMar>
-            <w:vAlign w:val="center"/>
-            <w:hideMark/>
-          </w:tcPr>
-          <w:p>
-            <w:pPr>
-              <w:rPr>
-                <w:rFonts w:ascii="Times New Roman" w:hAnsi="Times New Roman" w:cs="Times New Roman"/>
-                <w:sz w:val="24"/>
-                <w:szCs w:val="24"/>
-              </w:rPr>
-            </w:pPr>
-            <w:r>
-              <w:rPr>
-                <w:rFonts w:ascii="Times New Roman" w:hAnsi="Times New Roman" w:cs="Times New Roman"/>
-                <w:sz w:val="24"/>
-                <w:szCs w:val="24"/>
-              </w:rPr>
-              <w:t>1</w:t>
-            </w:r>
-          </w:p>
-        </w:tc>
-        <w:tc>
-          <w:tcPr>
-            <w:tcW w:w="0" w:type="auto"/>
-            <w:tcBorders>
-              <w:top w:val="single" w:sz="6" w:space="0" w:color="C4C7C5"/>
-              <w:left w:val="single" w:sz="6" w:space="0" w:color="C4C7C5"/>
-              <w:bottom w:val="single" w:sz="6" w:space="0" w:color="C4C7C5"/>
-              <w:right w:val="single" w:sz="6" w:space="0" w:color="C4C7C5"/>
-            </w:tcBorders>
-            <w:tcMar>
-              <w:top w:w="120" w:type="dxa"/>
-              <w:left w:w="180" w:type="dxa"/>
-              <w:bottom w:w="120" w:type="dxa"/>
-              <w:right w:w="180" w:type="dxa"/>
-            </w:tcMar>
-            <w:vAlign w:val="center"/>
-            <w:hideMark/>
-          </w:tcPr>
-          <w:p>
-            <w:pPr>
-              <w:rPr>
-                <w:rFonts w:ascii="Times New Roman" w:hAnsi="Times New Roman" w:cs="Times New Roman"/>
-                <w:sz w:val="24"/>
-                <w:szCs w:val="24"/>
-              </w:rPr>
-            </w:pPr>
-            <w:r>
-              <w:rPr>
-                <w:rFonts w:ascii="Times New Roman" w:hAnsi="Times New Roman" w:cs="Times New Roman"/>
-                <w:sz w:val="24"/>
-                <w:szCs w:val="24"/>
-              </w:rPr>
-              <w:t>1</w:t>
-            </w:r>
-          </w:p>
-        </w:tc>
-        <w:tc>
-          <w:tcPr>
-            <w:tcW w:w="0" w:type="auto"/>
-            <w:tcBorders>
-              <w:top w:val="single" w:sz="6" w:space="0" w:color="C4C7C5"/>
-              <w:left w:val="single" w:sz="6" w:space="0" w:color="C4C7C5"/>
-              <w:bottom w:val="single" w:sz="6" w:space="0" w:color="C4C7C5"/>
-              <w:right w:val="single" w:sz="6" w:space="0" w:color="C4C7C5"/>
-            </w:tcBorders>
-            <w:tcMar>
-              <w:top w:w="120" w:type="dxa"/>
-              <w:left w:w="180" w:type="dxa"/>
-              <w:bottom w:w="120" w:type="dxa"/>
-              <w:right w:w="180" w:type="dxa"/>
-            </w:tcMar>
-            <w:vAlign w:val="center"/>
-            <w:hideMark/>
-          </w:tcPr>
-          <w:p>
-            <w:pPr>
-              <w:rPr>
-                <w:rFonts w:ascii="Times New Roman" w:hAnsi="Times New Roman" w:cs="Times New Roman"/>
-                <w:sz w:val="24"/>
-                <w:szCs w:val="24"/>
-              </w:rPr>
-            </w:pPr>
-            <w:r>
-              <w:rPr>
-                <w:rFonts w:ascii="Times New Roman" w:hAnsi="Times New Roman" w:cs="Times New Roman"/>
-                <w:b/>
-                <w:bCs/>
-                <w:sz w:val="24"/>
-                <w:szCs w:val="24"/>
-              </w:rPr>
-              <w:t>0</w:t>
-            </w:r>
-          </w:p>
-        </w:tc>
-        <w:tc>
-          <w:tcPr>
-            <w:tcW w:w="0" w:type="auto"/>
-            <w:tcBorders>
-              <w:top w:val="single" w:sz="6" w:space="0" w:color="C4C7C5"/>
-              <w:left w:val="single" w:sz="6" w:space="0" w:color="C4C7C5"/>
-              <w:bottom w:val="single" w:sz="6" w:space="0" w:color="C4C7C5"/>
-              <w:right w:val="single" w:sz="6" w:space="0" w:color="C4C7C5"/>
-            </w:tcBorders>
-            <w:tcMar>
-              <w:top w:w="120" w:type="dxa"/>
-              <w:left w:w="180" w:type="dxa"/>
-              <w:bottom w:w="120" w:type="dxa"/>
-              <w:right w:w="180" w:type="dxa"/>
-            </w:tcMar>
-            <w:vAlign w:val="center"/>
-            <w:hideMark/>
-          </w:tcPr>
-          <w:p>
-            <w:pPr>
-              <w:rPr>
-                <w:rFonts w:ascii="Times New Roman" w:hAnsi="Times New Roman" w:cs="Times New Roman"/>
-                <w:sz w:val="24"/>
-                <w:szCs w:val="24"/>
-              </w:rPr>
-            </w:pPr>
-            <w:r>
-              <w:rPr>
-                <w:rFonts w:ascii="Times New Roman" w:hAnsi="Times New Roman" w:cs="Times New Roman"/>
-                <w:b/>
-                <w:bCs/>
-                <w:sz w:val="24"/>
-                <w:szCs w:val="24"/>
-              </w:rPr>
-              <w:t>1</w:t>
-            </w:r>
-          </w:p>
-        </w:tc>
-        <w:tc>
-          <w:tcPr>
-            <w:tcW w:w="0" w:type="auto"/>
-            <w:tcBorders>
-              <w:top w:val="single" w:sz="6" w:space="0" w:color="C4C7C5"/>
-              <w:left w:val="single" w:sz="6" w:space="0" w:color="C4C7C5"/>
-              <w:bottom w:val="single" w:sz="6" w:space="0" w:color="C4C7C5"/>
-              <w:right w:val="single" w:sz="6" w:space="0" w:color="C4C7C5"/>
-            </w:tcBorders>
-            <w:tcMar>
-              <w:top w:w="120" w:type="dxa"/>
-              <w:left w:w="180" w:type="dxa"/>
-              <w:bottom w:w="120" w:type="dxa"/>
-              <w:right w:w="180" w:type="dxa"/>
-            </w:tcMar>
-            <w:vAlign w:val="center"/>
-            <w:hideMark/>
-          </w:tcPr>
-          <w:p>
-            <w:pPr>
-              <w:rPr>
-                <w:rFonts w:ascii="Times New Roman" w:hAnsi="Times New Roman" w:cs="Times New Roman"/>
-                <w:sz w:val="24"/>
-                <w:szCs w:val="24"/>
-              </w:rPr>
-            </w:pPr>
-            <w:r>
-              <w:rPr>
-                <w:rFonts w:ascii="Times New Roman" w:hAnsi="Times New Roman" w:cs="Times New Roman"/>
-                <w:sz w:val="24"/>
-                <w:szCs w:val="24"/>
-              </w:rPr>
-              <w:t>Signal to b</w:t>
-            </w:r>
-          </w:p>
-        </w:tc>
-      </w:tr>
-    </w:tbl>
-    <w:p>
-      <w:pPr>
-        <w:numPr>
-          <w:ilvl w:val="0"/>
-          <w:numId w:val="15"/>
-        </w:numPr>
-        <w:rPr>
-          <w:rFonts w:ascii="Times New Roman" w:hAnsi="Times New Roman" w:cs="Times New Roman"/>
-          <w:sz w:val="24"/>
-          <w:szCs w:val="24"/>
-        </w:rPr>
-      </w:pPr>
-      <w:r>
-        <w:rPr>
-          <w:rFonts w:ascii="Times New Roman" w:hAnsi="Times New Roman" w:cs="Times New Roman"/>
-          <w:sz w:val="24"/>
-          <w:szCs w:val="24"/>
-        </w:rPr>
-        <w:t>HDL Code:</w:t>
-      </w:r>
-    </w:p>
-    <w:p>
-      <w:pPr>
-        <w:rPr>
-          <w:rFonts w:ascii="Times New Roman" w:hAnsi="Times New Roman" w:cs="Times New Roman"/>
-          <w:sz w:val="24"/>
-          <w:szCs w:val="24"/>
-        </w:rPr>
-      </w:pPr>
-      <w:r>
-        <w:rPr>
-          <w:rFonts w:ascii="Times New Roman" w:hAnsi="Times New Roman" w:cs="Times New Roman"/>
-          <w:sz w:val="24"/>
-          <w:szCs w:val="24"/>
-        </w:rPr>
-        <w:t>Code snippet</w:t>
-      </w:r>
-    </w:p>
-    <w:p>
-      <w:pPr>
-        <w:rPr>
-          <w:rFonts w:ascii="Times New Roman" w:hAnsi="Times New Roman" w:cs="Times New Roman"/>
-          <w:sz w:val="24"/>
-          <w:szCs w:val="24"/>
-        </w:rPr>
-      </w:pPr>
-      <w:r>
-        <w:rPr>
-          <w:rFonts w:ascii="Times New Roman" w:hAnsi="Times New Roman" w:cs="Times New Roman"/>
-          <w:sz w:val="24"/>
-          <w:szCs w:val="24"/>
-        </w:rPr>
-        <w:t xml:space="preserve">CHIP </w:t>
-      </w:r>
-      <w:proofErr w:type="spellStart"/>
-      <w:r>
-        <w:rPr>
-          <w:rFonts w:ascii="Times New Roman" w:hAnsi="Times New Roman" w:cs="Times New Roman"/>
-          <w:sz w:val="24"/>
-          <w:szCs w:val="24"/>
-        </w:rPr>
-        <w:t>DMux</w:t>
-      </w:r>
-      <w:proofErr w:type="spellEnd"/>
-      <w:r>
-        <w:rPr>
-          <w:rFonts w:ascii="Times New Roman" w:hAnsi="Times New Roman" w:cs="Times New Roman"/>
-          <w:sz w:val="24"/>
-          <w:szCs w:val="24"/>
-        </w:rPr>
-        <w:t xml:space="preserve"> {</w:t>
-      </w:r>
-    </w:p>
-    <w:p>
-      <w:pPr>
-        <w:rPr>
-          <w:rFonts w:ascii="Times New Roman" w:hAnsi="Times New Roman" w:cs="Times New Roman"/>
-          <w:sz w:val="24"/>
-          <w:szCs w:val="24"/>
-        </w:rPr>
-      </w:pPr>
-      <w:r>
-        <w:rPr>
-          <w:rFonts w:ascii="Times New Roman" w:hAnsi="Times New Roman" w:cs="Times New Roman"/>
-          <w:sz w:val="24"/>
-          <w:szCs w:val="24"/>
-        </w:rPr>
-        <w:t xml:space="preserve">    IN in, </w:t>
-      </w:r>
-      <w:proofErr w:type="spellStart"/>
-      <w:r>
-        <w:rPr>
-          <w:rFonts w:ascii="Times New Roman" w:hAnsi="Times New Roman" w:cs="Times New Roman"/>
-          <w:sz w:val="24"/>
-          <w:szCs w:val="24"/>
-        </w:rPr>
-        <w:t>sel</w:t>
-      </w:r>
-      <w:proofErr w:type="spellEnd"/>
-      <w:r>
-        <w:rPr>
-          <w:rFonts w:ascii="Times New Roman" w:hAnsi="Times New Roman" w:cs="Times New Roman"/>
-          <w:sz w:val="24"/>
-          <w:szCs w:val="24"/>
-        </w:rPr>
-        <w:t>;</w:t>
-      </w:r>
-    </w:p>
-    <w:p>
-      <w:pPr>
-        <w:rPr>
-          <w:rFonts w:ascii="Times New Roman" w:hAnsi="Times New Roman" w:cs="Times New Roman"/>
-          <w:sz w:val="24"/>
-          <w:szCs w:val="24"/>
-        </w:rPr>
-      </w:pPr>
-      <w:r>
-        <w:rPr>
-          <w:rFonts w:ascii="Times New Roman" w:hAnsi="Times New Roman" w:cs="Times New Roman"/>
-          <w:sz w:val="24"/>
-          <w:szCs w:val="24"/>
-        </w:rPr>
-        <w:t xml:space="preserve">    OUT a, b;</w:t>
-      </w:r>
-    </w:p>
-    <w:p>
-      <w:pPr>
-        <w:rPr>
-          <w:rFonts w:ascii="Times New Roman" w:hAnsi="Times New Roman" w:cs="Times New Roman"/>
-          <w:sz w:val="24"/>
-          <w:szCs w:val="24"/>
-        </w:rPr>
-      </w:pPr>
-    </w:p>
-    <w:p>
-      <w:pPr>
-        <w:rPr>
-          <w:rFonts w:ascii="Times New Roman" w:hAnsi="Times New Roman" w:cs="Times New Roman"/>
-          <w:sz w:val="24"/>
-          <w:szCs w:val="24"/>
-        </w:rPr>
-      </w:pPr>
-      <w:r>
-        <w:rPr>
-          <w:rFonts w:ascii="Times New Roman" w:hAnsi="Times New Roman" w:cs="Times New Roman"/>
-          <w:sz w:val="24"/>
-          <w:szCs w:val="24"/>
-        </w:rPr>
-        <w:t xml:space="preserve">    PARTS:</w:t>
-      </w:r>
-    </w:p>
-    <w:p>
-      <w:pPr>
-        <w:rPr>
-          <w:rFonts w:ascii="Times New Roman" w:hAnsi="Times New Roman" w:cs="Times New Roman"/>
-          <w:sz w:val="24"/>
-          <w:szCs w:val="24"/>
-        </w:rPr>
-      </w:pPr>
-      <w:r>
-        <w:rPr>
-          <w:rFonts w:ascii="Times New Roman" w:hAnsi="Times New Roman" w:cs="Times New Roman"/>
-          <w:sz w:val="24"/>
-          <w:szCs w:val="24"/>
-        </w:rPr>
-        <w:t xml:space="preserve">    Not(in=</w:t>
-      </w:r>
-      <w:proofErr w:type="spellStart"/>
-      <w:r>
-        <w:rPr>
-          <w:rFonts w:ascii="Times New Roman" w:hAnsi="Times New Roman" w:cs="Times New Roman"/>
-          <w:sz w:val="24"/>
-          <w:szCs w:val="24"/>
-        </w:rPr>
-        <w:t>sel</w:t>
-      </w:r>
-      <w:proofErr w:type="spellEnd"/>
-      <w:r>
-        <w:rPr>
-          <w:rFonts w:ascii="Times New Roman" w:hAnsi="Times New Roman" w:cs="Times New Roman"/>
-          <w:sz w:val="24"/>
-          <w:szCs w:val="24"/>
-        </w:rPr>
-        <w:t>, out=</w:t>
-      </w:r>
-      <w:proofErr w:type="spellStart"/>
-      <w:r>
-        <w:rPr>
-          <w:rFonts w:ascii="Times New Roman" w:hAnsi="Times New Roman" w:cs="Times New Roman"/>
-          <w:sz w:val="24"/>
-          <w:szCs w:val="24"/>
-        </w:rPr>
-        <w:t>notSel</w:t>
-      </w:r>
-      <w:proofErr w:type="spellEnd"/>
-      <w:r>
-        <w:rPr>
-          <w:rFonts w:ascii="Times New Roman" w:hAnsi="Times New Roman" w:cs="Times New Roman"/>
-          <w:sz w:val="24"/>
-          <w:szCs w:val="24"/>
-        </w:rPr>
-        <w:t>);</w:t>
-      </w:r>
-    </w:p>
-    <w:p>
-      <w:pPr>
-        <w:rPr>
-          <w:rFonts w:ascii="Times New Roman" w:hAnsi="Times New Roman" w:cs="Times New Roman"/>
-          <w:sz w:val="24"/>
-          <w:szCs w:val="24"/>
-        </w:rPr>
-      </w:pPr>
-      <w:r>
-        <w:rPr>
-          <w:rFonts w:ascii="Times New Roman" w:hAnsi="Times New Roman" w:cs="Times New Roman"/>
-          <w:sz w:val="24"/>
-          <w:szCs w:val="24"/>
-        </w:rPr>
-        <w:t xml:space="preserve">    And(a=in, b=</w:t>
-      </w:r>
-      <w:proofErr w:type="spellStart"/>
-      <w:r>
-        <w:rPr>
-          <w:rFonts w:ascii="Times New Roman" w:hAnsi="Times New Roman" w:cs="Times New Roman"/>
-          <w:sz w:val="24"/>
-          <w:szCs w:val="24"/>
-        </w:rPr>
-        <w:t>notSel</w:t>
-      </w:r>
-      <w:proofErr w:type="spellEnd"/>
-      <w:r>
-        <w:rPr>
-          <w:rFonts w:ascii="Times New Roman" w:hAnsi="Times New Roman" w:cs="Times New Roman"/>
-          <w:sz w:val="24"/>
-          <w:szCs w:val="24"/>
-        </w:rPr>
-        <w:t>, out=a);</w:t>
-      </w:r>
-    </w:p>
-    <w:p>
-      <w:pPr>
-        <w:rPr>
-          <w:rFonts w:ascii="Times New Roman" w:hAnsi="Times New Roman" w:cs="Times New Roman"/>
-          <w:sz w:val="24"/>
-          <w:szCs w:val="24"/>
-        </w:rPr>
-      </w:pPr>
-      <w:r>
-        <w:rPr>
-          <w:rFonts w:ascii="Times New Roman" w:hAnsi="Times New Roman" w:cs="Times New Roman"/>
-          <w:sz w:val="24"/>
-          <w:szCs w:val="24"/>
-        </w:rPr>
-        <w:lastRenderedPageBreak/>
-        <w:t xml:space="preserve">    And(a=in, b=</w:t>
-      </w:r>
-      <w:proofErr w:type="spellStart"/>
-      <w:r>
-        <w:rPr>
-          <w:rFonts w:ascii="Times New Roman" w:hAnsi="Times New Roman" w:cs="Times New Roman"/>
-          <w:sz w:val="24"/>
-          <w:szCs w:val="24"/>
-        </w:rPr>
-        <w:t>sel</w:t>
-      </w:r>
-      <w:proofErr w:type="spellEnd"/>
-      <w:r>
-        <w:rPr>
-          <w:rFonts w:ascii="Times New Roman" w:hAnsi="Times New Roman" w:cs="Times New Roman"/>
-          <w:sz w:val="24"/>
-          <w:szCs w:val="24"/>
-        </w:rPr>
-        <w:t>, out=b);</w:t>
-      </w:r>
-    </w:p>
-    <w:p>
-      <w:pPr>
-        <w:rPr>
-          <w:rFonts w:ascii="Times New Roman" w:hAnsi="Times New Roman" w:cs="Times New Roman"/>
-          <w:sz w:val="24"/>
-          <w:szCs w:val="24"/>
-        </w:rPr>
-      </w:pPr>
-      <w:r>
-        <w:rPr>
-          <w:rFonts w:ascii="Times New Roman" w:hAnsi="Times New Roman" w:cs="Times New Roman"/>
-          <w:sz w:val="24"/>
-          <w:szCs w:val="24"/>
-        </w:rPr>
-        <w:t>}</w:t>
-      </w:r>
-    </w:p>
-    <w:p>
-      <w:pPr>
-        <w:rPr>
-          <w:rFonts w:ascii="Times New Roman" w:hAnsi="Times New Roman" w:cs="Times New Roman"/>
-          <w:b/>
-          <w:bCs/>
-          <w:sz w:val="24"/>
-          <w:szCs w:val="24"/>
-        </w:rPr>
-      </w:pPr>
-      <w:r>
-        <w:rPr>
-          <w:rFonts w:ascii="Times New Roman" w:hAnsi="Times New Roman" w:cs="Times New Roman"/>
-          <w:b/>
-          <w:bCs/>
-          <w:sz w:val="24"/>
-          <w:szCs w:val="24"/>
-        </w:rPr>
-        <w:drawing>
-          <wp:inline distT="0" distB="0" distL="0" distR="0" wp14:anchorId="2CE93104" wp14:editId="1401B920">
-            <wp:extent cx="5015345" cy="1101309"/>
-            <wp:effectExtent l="0" t="0" r="0" b="3810"/>
-            <wp:docPr id="467984801" name="Picture 1"/>
-            <wp:cNvGraphicFramePr>
-              <a:graphicFrameLocks xmlns:a="http://schemas.openxmlformats.org/drawingml/2006/main" noChangeAspect="1"/>
-            </wp:cNvGraphicFramePr>
-            <a:graphic xmlns:a="http://schemas.openxmlformats.org/drawingml/2006/main">
-              <a:graphicData uri="http://schemas.openxmlformats.org/drawingml/2006/picture">
-                <pic:pic xmlns:pic="http://schemas.openxmlformats.org/drawingml/2006/picture">
-                  <pic:nvPicPr>
-                    <pic:cNvPr id="467984801" name=""/>
-                    <pic:cNvPicPr/>
-                  </pic:nvPicPr>
-                  <pic:blipFill>
-                    <a:blip r:embed="rId14"/>
-                    <a:stretch>
-                      <a:fillRect/>
-                    </a:stretch>
-                  </pic:blipFill>
-                  <pic:spPr>
-                    <a:xfrm>
-                      <a:off x="0" y="0"/>
-                      <a:ext cx="5029105" cy="1104331"/>
-                    </a:xfrm>
-                    <a:prstGeom prst="rect">
-                      <a:avLst/>
-                    </a:prstGeom>
-                  </pic:spPr>
-                </pic:pic>
-              </a:graphicData>
-            </a:graphic>
-          </wp:inline>
-        </w:drawing>
-      </w:r>
-    </w:p>
-    <w:p>
-      <w:pPr>
-        <w:rPr>
-          <w:rFonts w:ascii="Times New Roman" w:hAnsi="Times New Roman" w:cs="Times New Roman"/>
-          <w:sz w:val="24"/>
-          <w:szCs w:val="24"/>
-        </w:rPr>
-      </w:pPr>
-    </w:p>
-    <w:p>
-      <w:pPr>
-        <w:rPr>
-          <w:rFonts w:ascii="Times New Roman" w:hAnsi="Times New Roman" w:cs="Times New Roman"/>
-          <w:sz w:val="24"/>
-          <w:szCs w:val="24"/>
-        </w:rPr>
-      </w:pPr>
-      <w:r>
-        <w:rPr>
-          <w:rFonts w:ascii="Times New Roman" w:hAnsi="Times New Roman" w:cs="Times New Roman"/>
-          <w:sz w:val="24"/>
-          <w:szCs w:val="24"/>
-        </w:rPr>
-        <w:t>D. 4-Way 16-Bit Multiplexer Mux4Way16</w:t>
-      </w:r>
-    </w:p>
-    <w:p>
-      <w:pPr>
-        <w:numPr>
-          <w:ilvl w:val="0"/>
-          <w:numId w:val="17"/>
-        </w:numPr>
-        <w:rPr>
-          <w:rFonts w:ascii="Times New Roman" w:hAnsi="Times New Roman" w:cs="Times New Roman"/>
-          <w:sz w:val="24"/>
-          <w:szCs w:val="24"/>
-        </w:rPr>
-      </w:pPr>
-      <w:r>
-        <w:rPr>
-          <w:rFonts w:ascii="Times New Roman" w:hAnsi="Times New Roman" w:cs="Times New Roman"/>
-          <w:sz w:val="24"/>
-          <w:szCs w:val="24"/>
-        </w:rPr>
-        <w:t xml:space="preserve">Explanation: This chip selects one 16-bit input bus out of four (a, b, c, or d) using a 2-bit selector control </w:t>
-      </w:r>
-      <w:proofErr w:type="spellStart"/>
-      <w:r>
-        <w:rPr>
-          <w:rFonts w:ascii="Times New Roman" w:hAnsi="Times New Roman" w:cs="Times New Roman"/>
-          <w:sz w:val="24"/>
-          <w:szCs w:val="24"/>
-        </w:rPr>
-        <w:t>sel</w:t>
-      </w:r>
-      <w:proofErr w:type="spellEnd"/>
-      <w:r>
-        <w:rPr>
-          <w:rFonts w:ascii="Times New Roman" w:hAnsi="Times New Roman" w:cs="Times New Roman"/>
-          <w:sz w:val="24"/>
-          <w:szCs w:val="24"/>
-        </w:rPr>
-        <w:t xml:space="preserve">[2]. It uses a tree structure composed of three built-in Mux16 gates: two first-stage Muxes pick between (a, b) and (c, d) using </w:t>
-      </w:r>
-      <w:proofErr w:type="spellStart"/>
-      <w:r>
-        <w:rPr>
-          <w:rFonts w:ascii="Times New Roman" w:hAnsi="Times New Roman" w:cs="Times New Roman"/>
-          <w:sz w:val="24"/>
-          <w:szCs w:val="24"/>
-        </w:rPr>
-        <w:t>sel</w:t>
-      </w:r>
-      <w:proofErr w:type="spellEnd"/>
-      <w:r>
-        <w:rPr>
-          <w:rFonts w:ascii="Times New Roman" w:hAnsi="Times New Roman" w:cs="Times New Roman"/>
-          <w:sz w:val="24"/>
-          <w:szCs w:val="24"/>
-        </w:rPr>
-        <w:t xml:space="preserve">[0], and the final Mux selects between those results using </w:t>
-      </w:r>
-      <w:proofErr w:type="spellStart"/>
-      <w:r>
-        <w:rPr>
-          <w:rFonts w:ascii="Times New Roman" w:hAnsi="Times New Roman" w:cs="Times New Roman"/>
-          <w:sz w:val="24"/>
-          <w:szCs w:val="24"/>
-        </w:rPr>
-        <w:t>sel</w:t>
-      </w:r>
-      <w:proofErr w:type="spellEnd"/>
-      <w:r>
-        <w:rPr>
-          <w:rFonts w:ascii="Times New Roman" w:hAnsi="Times New Roman" w:cs="Times New Roman"/>
-          <w:sz w:val="24"/>
-          <w:szCs w:val="24"/>
-        </w:rPr>
-        <w:t>[1].</w:t>
-      </w:r>
-    </w:p>
-    <w:p>
-      <w:pPr>
-        <w:numPr>
-          <w:ilvl w:val="0"/>
-          <w:numId w:val="17"/>
-        </w:numPr>
-        <w:rPr>
-          <w:rFonts w:ascii="Times New Roman" w:hAnsi="Times New Roman" w:cs="Times New Roman"/>
-          <w:sz w:val="24"/>
-          <w:szCs w:val="24"/>
-        </w:rPr>
-      </w:pPr>
-      <w:r>
-        <w:rPr>
-          <w:rFonts w:ascii="Times New Roman" w:hAnsi="Times New Roman" w:cs="Times New Roman"/>
-          <w:sz w:val="24"/>
-          <w:szCs w:val="24"/>
-        </w:rPr>
-        <w:t>Selection Logic Table:</w:t>
-      </w:r>
-    </w:p>
-    <w:tbl>
-      <w:tblPr>
-        <w:tblW w:w="0" w:type="auto"/>
-        <w:tblCellSpacing w:w="15" w:type="dxa"/>
-        <w:tblCellMar>
-          <w:top w:w="15" w:type="dxa"/>
-          <w:left w:w="15" w:type="dxa"/>
-          <w:bottom w:w="15" w:type="dxa"/>
-          <w:right w:w="15" w:type="dxa"/>
-        </w:tblCellMar>
-        <w:tblLook w:val="04A0" w:firstRow="1" w:lastRow="0" w:firstColumn="1" w:lastColumn="0" w:noHBand="0" w:noVBand="1"/>
-      </w:tblPr>
-      <w:tblGrid>
-        <w:gridCol w:w="982"/>
-        <w:gridCol w:w="967"/>
-        <w:gridCol w:w="3082"/>
-      </w:tblGrid>
-      <w:tr>
-        <w:trPr>
-          <w:tblHeader/>
-          <w:tblCellSpacing w:w="15" w:type="dxa"/>
-        </w:trPr>
-        <w:tc>
-          <w:tcPr>
-            <w:tcW w:w="0" w:type="auto"/>
-            <w:tcBorders>
-              <w:top w:val="single" w:sz="6" w:space="0" w:color="C4C7C5"/>
-              <w:left w:val="single" w:sz="6" w:space="0" w:color="C4C7C5"/>
-              <w:bottom w:val="single" w:sz="6" w:space="0" w:color="C4C7C5"/>
-              <w:right w:val="single" w:sz="6" w:space="0" w:color="C4C7C5"/>
-            </w:tcBorders>
-            <w:tcMar>
-              <w:top w:w="120" w:type="dxa"/>
-              <w:left w:w="180" w:type="dxa"/>
-              <w:bottom w:w="120" w:type="dxa"/>
-              <w:right w:w="180" w:type="dxa"/>
-            </w:tcMar>
-            <w:vAlign w:val="center"/>
-            <w:hideMark/>
-          </w:tcPr>
-          <w:p>
-            <w:pPr>
-              <w:rPr>
-                <w:rFonts w:ascii="Times New Roman" w:hAnsi="Times New Roman" w:cs="Times New Roman"/>
-                <w:sz w:val="24"/>
-                <w:szCs w:val="24"/>
-              </w:rPr>
-            </w:pPr>
-            <w:proofErr w:type="spellStart"/>
-            <w:r>
-              <w:rPr>
-                <w:rFonts w:ascii="Times New Roman" w:hAnsi="Times New Roman" w:cs="Times New Roman"/>
-                <w:sz w:val="24"/>
-                <w:szCs w:val="24"/>
-              </w:rPr>
-              <w:t>sel</w:t>
-            </w:r>
-            <w:proofErr w:type="spellEnd"/>
-            <w:r>
-              <w:rPr>
-                <w:rFonts w:ascii="Times New Roman" w:hAnsi="Times New Roman" w:cs="Times New Roman"/>
-                <w:sz w:val="24"/>
-                <w:szCs w:val="24"/>
-              </w:rPr>
-              <w:t>[1]</w:t>
-            </w:r>
-          </w:p>
-        </w:tc>
-        <w:tc>
-          <w:tcPr>
-            <w:tcW w:w="0" w:type="auto"/>
-            <w:tcBorders>
-              <w:top w:val="single" w:sz="6" w:space="0" w:color="C4C7C5"/>
-              <w:left w:val="single" w:sz="6" w:space="0" w:color="C4C7C5"/>
-              <w:bottom w:val="single" w:sz="6" w:space="0" w:color="C4C7C5"/>
-              <w:right w:val="single" w:sz="6" w:space="0" w:color="C4C7C5"/>
-            </w:tcBorders>
-            <w:tcMar>
-              <w:top w:w="120" w:type="dxa"/>
-              <w:left w:w="180" w:type="dxa"/>
-              <w:bottom w:w="120" w:type="dxa"/>
-              <w:right w:w="180" w:type="dxa"/>
-            </w:tcMar>
-            <w:vAlign w:val="center"/>
-            <w:hideMark/>
-          </w:tcPr>
-          <w:p>
-            <w:pPr>
-              <w:rPr>
-                <w:rFonts w:ascii="Times New Roman" w:hAnsi="Times New Roman" w:cs="Times New Roman"/>
-                <w:sz w:val="24"/>
-                <w:szCs w:val="24"/>
-              </w:rPr>
-            </w:pPr>
-            <w:proofErr w:type="spellStart"/>
-            <w:r>
-              <w:rPr>
-                <w:rFonts w:ascii="Times New Roman" w:hAnsi="Times New Roman" w:cs="Times New Roman"/>
-                <w:sz w:val="24"/>
-                <w:szCs w:val="24"/>
-              </w:rPr>
-              <w:t>sel</w:t>
-            </w:r>
-            <w:proofErr w:type="spellEnd"/>
-            <w:r>
-              <w:rPr>
-                <w:rFonts w:ascii="Times New Roman" w:hAnsi="Times New Roman" w:cs="Times New Roman"/>
-                <w:sz w:val="24"/>
-                <w:szCs w:val="24"/>
-              </w:rPr>
-              <w:t>[0]</w:t>
-            </w:r>
-          </w:p>
-        </w:tc>
-        <w:tc>
-          <w:tcPr>
-            <w:tcW w:w="0" w:type="auto"/>
-            <w:tcBorders>
-              <w:top w:val="single" w:sz="6" w:space="0" w:color="C4C7C5"/>
-              <w:left w:val="single" w:sz="6" w:space="0" w:color="C4C7C5"/>
-              <w:bottom w:val="single" w:sz="6" w:space="0" w:color="C4C7C5"/>
-              <w:right w:val="single" w:sz="6" w:space="0" w:color="C4C7C5"/>
-            </w:tcBorders>
-            <w:tcMar>
-              <w:top w:w="120" w:type="dxa"/>
-              <w:left w:w="180" w:type="dxa"/>
-              <w:bottom w:w="120" w:type="dxa"/>
-              <w:right w:w="180" w:type="dxa"/>
-            </w:tcMar>
-            <w:vAlign w:val="center"/>
-            <w:hideMark/>
-          </w:tcPr>
-          <w:p>
-            <w:pPr>
-              <w:rPr>
-                <w:rFonts w:ascii="Times New Roman" w:hAnsi="Times New Roman" w:cs="Times New Roman"/>
-                <w:sz w:val="24"/>
-                <w:szCs w:val="24"/>
-              </w:rPr>
-            </w:pPr>
-            <w:r>
-              <w:rPr>
-                <w:rFonts w:ascii="Times New Roman" w:hAnsi="Times New Roman" w:cs="Times New Roman"/>
-                <w:sz w:val="24"/>
-                <w:szCs w:val="24"/>
-              </w:rPr>
-              <w:t>Selected 16-Bit Output Bus</w:t>
-            </w:r>
-          </w:p>
-        </w:tc>
-      </w:tr>
-      <w:tr>
-        <w:trPr>
-          <w:tblCellSpacing w:w="15" w:type="dxa"/>
-        </w:trPr>
-        <w:tc>
-          <w:tcPr>
-            <w:tcW w:w="0" w:type="auto"/>
-            <w:tcBorders>
-              <w:top w:val="single" w:sz="6" w:space="0" w:color="C4C7C5"/>
-              <w:left w:val="single" w:sz="6" w:space="0" w:color="C4C7C5"/>
-              <w:bottom w:val="single" w:sz="6" w:space="0" w:color="C4C7C5"/>
-              <w:right w:val="single" w:sz="6" w:space="0" w:color="C4C7C5"/>
-            </w:tcBorders>
-            <w:tcMar>
-              <w:top w:w="120" w:type="dxa"/>
-              <w:left w:w="180" w:type="dxa"/>
-              <w:bottom w:w="120" w:type="dxa"/>
-              <w:right w:w="180" w:type="dxa"/>
-            </w:tcMar>
-            <w:vAlign w:val="center"/>
-            <w:hideMark/>
-          </w:tcPr>
-          <w:p>
-            <w:pPr>
-              <w:rPr>
-                <w:rFonts w:ascii="Times New Roman" w:hAnsi="Times New Roman" w:cs="Times New Roman"/>
-                <w:sz w:val="24"/>
-                <w:szCs w:val="24"/>
-              </w:rPr>
-            </w:pPr>
-            <w:r>
-              <w:rPr>
-                <w:rFonts w:ascii="Times New Roman" w:hAnsi="Times New Roman" w:cs="Times New Roman"/>
-                <w:sz w:val="24"/>
-                <w:szCs w:val="24"/>
-              </w:rPr>
-              <w:t>0</w:t>
-            </w:r>
-          </w:p>
-        </w:tc>
-        <w:tc>
-          <w:tcPr>
-            <w:tcW w:w="0" w:type="auto"/>
-            <w:tcBorders>
-              <w:top w:val="single" w:sz="6" w:space="0" w:color="C4C7C5"/>
-              <w:left w:val="single" w:sz="6" w:space="0" w:color="C4C7C5"/>
-              <w:bottom w:val="single" w:sz="6" w:space="0" w:color="C4C7C5"/>
-              <w:right w:val="single" w:sz="6" w:space="0" w:color="C4C7C5"/>
-            </w:tcBorders>
-            <w:tcMar>
-              <w:top w:w="120" w:type="dxa"/>
-              <w:left w:w="180" w:type="dxa"/>
-              <w:bottom w:w="120" w:type="dxa"/>
-              <w:right w:w="180" w:type="dxa"/>
-            </w:tcMar>
-            <w:vAlign w:val="center"/>
-            <w:hideMark/>
-          </w:tcPr>
-          <w:p>
-            <w:pPr>
-              <w:rPr>
-                <w:rFonts w:ascii="Times New Roman" w:hAnsi="Times New Roman" w:cs="Times New Roman"/>
-                <w:sz w:val="24"/>
-                <w:szCs w:val="24"/>
-              </w:rPr>
-            </w:pPr>
-            <w:r>
-              <w:rPr>
-                <w:rFonts w:ascii="Times New Roman" w:hAnsi="Times New Roman" w:cs="Times New Roman"/>
-                <w:sz w:val="24"/>
-                <w:szCs w:val="24"/>
-              </w:rPr>
-              <w:t>0</w:t>
-            </w:r>
-          </w:p>
-        </w:tc>
-        <w:tc>
-          <w:tcPr>
-            <w:tcW w:w="0" w:type="auto"/>
-            <w:tcBorders>
-              <w:top w:val="single" w:sz="6" w:space="0" w:color="C4C7C5"/>
-              <w:left w:val="single" w:sz="6" w:space="0" w:color="C4C7C5"/>
-              <w:bottom w:val="single" w:sz="6" w:space="0" w:color="C4C7C5"/>
-              <w:right w:val="single" w:sz="6" w:space="0" w:color="C4C7C5"/>
-            </w:tcBorders>
-            <w:tcMar>
-              <w:top w:w="120" w:type="dxa"/>
-              <w:left w:w="180" w:type="dxa"/>
-              <w:bottom w:w="120" w:type="dxa"/>
-              <w:right w:w="180" w:type="dxa"/>
-            </w:tcMar>
-            <w:vAlign w:val="center"/>
-            <w:hideMark/>
-          </w:tcPr>
-          <w:p>
-            <w:pPr>
-              <w:rPr>
-                <w:rFonts w:ascii="Times New Roman" w:hAnsi="Times New Roman" w:cs="Times New Roman"/>
-                <w:sz w:val="24"/>
-                <w:szCs w:val="24"/>
-              </w:rPr>
-            </w:pPr>
-            <w:r>
-              <w:rPr>
-                <w:rFonts w:ascii="Times New Roman" w:hAnsi="Times New Roman" w:cs="Times New Roman"/>
-                <w:sz w:val="24"/>
-                <w:szCs w:val="24"/>
-              </w:rPr>
-              <w:t>a</w:t>
-            </w:r>
-          </w:p>
-        </w:tc>
-      </w:tr>
-      <w:tr>
-        <w:trPr>
-          <w:tblCellSpacing w:w="15" w:type="dxa"/>
-        </w:trPr>
-        <w:tc>
-          <w:tcPr>
-            <w:tcW w:w="0" w:type="auto"/>
-            <w:tcBorders>
-              <w:top w:val="single" w:sz="6" w:space="0" w:color="C4C7C5"/>
-              <w:left w:val="single" w:sz="6" w:space="0" w:color="C4C7C5"/>
-              <w:bottom w:val="single" w:sz="6" w:space="0" w:color="C4C7C5"/>
-              <w:right w:val="single" w:sz="6" w:space="0" w:color="C4C7C5"/>
-            </w:tcBorders>
-            <w:tcMar>
-              <w:top w:w="120" w:type="dxa"/>
-              <w:left w:w="180" w:type="dxa"/>
-              <w:bottom w:w="120" w:type="dxa"/>
-              <w:right w:w="180" w:type="dxa"/>
-            </w:tcMar>
-            <w:vAlign w:val="center"/>
-            <w:hideMark/>
-          </w:tcPr>
-          <w:p>
-            <w:pPr>
-              <w:rPr>
-                <w:rFonts w:ascii="Times New Roman" w:hAnsi="Times New Roman" w:cs="Times New Roman"/>
-                <w:sz w:val="24"/>
-                <w:szCs w:val="24"/>
-              </w:rPr>
-            </w:pPr>
-            <w:r>
-              <w:rPr>
-                <w:rFonts w:ascii="Times New Roman" w:hAnsi="Times New Roman" w:cs="Times New Roman"/>
-                <w:sz w:val="24"/>
-                <w:szCs w:val="24"/>
-              </w:rPr>
-              <w:t>0</w:t>
-            </w:r>
-          </w:p>
-        </w:tc>
-        <w:tc>
-          <w:tcPr>
-            <w:tcW w:w="0" w:type="auto"/>
-            <w:tcBorders>
-              <w:top w:val="single" w:sz="6" w:space="0" w:color="C4C7C5"/>
-              <w:left w:val="single" w:sz="6" w:space="0" w:color="C4C7C5"/>
-              <w:bottom w:val="single" w:sz="6" w:space="0" w:color="C4C7C5"/>
-              <w:right w:val="single" w:sz="6" w:space="0" w:color="C4C7C5"/>
-            </w:tcBorders>
-            <w:tcMar>
-              <w:top w:w="120" w:type="dxa"/>
-              <w:left w:w="180" w:type="dxa"/>
-              <w:bottom w:w="120" w:type="dxa"/>
-              <w:right w:w="180" w:type="dxa"/>
-            </w:tcMar>
-            <w:vAlign w:val="center"/>
-            <w:hideMark/>
-          </w:tcPr>
-          <w:p>
-            <w:pPr>
-              <w:rPr>
-                <w:rFonts w:ascii="Times New Roman" w:hAnsi="Times New Roman" w:cs="Times New Roman"/>
-                <w:sz w:val="24"/>
-                <w:szCs w:val="24"/>
-              </w:rPr>
-            </w:pPr>
-            <w:r>
-              <w:rPr>
-                <w:rFonts w:ascii="Times New Roman" w:hAnsi="Times New Roman" w:cs="Times New Roman"/>
-                <w:sz w:val="24"/>
-                <w:szCs w:val="24"/>
-              </w:rPr>
-              <w:t>1</w:t>
-            </w:r>
-          </w:p>
-        </w:tc>
-        <w:tc>
-          <w:tcPr>
-            <w:tcW w:w="0" w:type="auto"/>
-            <w:tcBorders>
-              <w:top w:val="single" w:sz="6" w:space="0" w:color="C4C7C5"/>
-              <w:left w:val="single" w:sz="6" w:space="0" w:color="C4C7C5"/>
-              <w:bottom w:val="single" w:sz="6" w:space="0" w:color="C4C7C5"/>
-              <w:right w:val="single" w:sz="6" w:space="0" w:color="C4C7C5"/>
-            </w:tcBorders>
-            <w:tcMar>
-              <w:top w:w="120" w:type="dxa"/>
-              <w:left w:w="180" w:type="dxa"/>
-              <w:bottom w:w="120" w:type="dxa"/>
-              <w:right w:w="180" w:type="dxa"/>
-            </w:tcMar>
-            <w:vAlign w:val="center"/>
-            <w:hideMark/>
-          </w:tcPr>
-          <w:p>
-            <w:pPr>
-              <w:rPr>
-                <w:rFonts w:ascii="Times New Roman" w:hAnsi="Times New Roman" w:cs="Times New Roman"/>
-                <w:sz w:val="24"/>
-                <w:szCs w:val="24"/>
-              </w:rPr>
-            </w:pPr>
-            <w:r>
-              <w:rPr>
-                <w:rFonts w:ascii="Times New Roman" w:hAnsi="Times New Roman" w:cs="Times New Roman"/>
-                <w:sz w:val="24"/>
-                <w:szCs w:val="24"/>
-              </w:rPr>
-              <w:t>b</w:t>
-            </w:r>
-          </w:p>
-        </w:tc>
-      </w:tr>
-      <w:tr>
-        <w:trPr>
-          <w:tblCellSpacing w:w="15" w:type="dxa"/>
-        </w:trPr>
-        <w:tc>
-          <w:tcPr>
-            <w:tcW w:w="0" w:type="auto"/>
-            <w:tcBorders>
-              <w:top w:val="single" w:sz="6" w:space="0" w:color="C4C7C5"/>
-              <w:left w:val="single" w:sz="6" w:space="0" w:color="C4C7C5"/>
-              <w:bottom w:val="single" w:sz="6" w:space="0" w:color="C4C7C5"/>
-              <w:right w:val="single" w:sz="6" w:space="0" w:color="C4C7C5"/>
-            </w:tcBorders>
-            <w:tcMar>
-              <w:top w:w="120" w:type="dxa"/>
-              <w:left w:w="180" w:type="dxa"/>
-              <w:bottom w:w="120" w:type="dxa"/>
-              <w:right w:w="180" w:type="dxa"/>
-            </w:tcMar>
-            <w:vAlign w:val="center"/>
-            <w:hideMark/>
-          </w:tcPr>
-          <w:p>
-            <w:pPr>
-              <w:rPr>
-                <w:rFonts w:ascii="Times New Roman" w:hAnsi="Times New Roman" w:cs="Times New Roman"/>
-                <w:sz w:val="24"/>
-                <w:szCs w:val="24"/>
-              </w:rPr>
-            </w:pPr>
-            <w:r>
-              <w:rPr>
-                <w:rFonts w:ascii="Times New Roman" w:hAnsi="Times New Roman" w:cs="Times New Roman"/>
-                <w:sz w:val="24"/>
-                <w:szCs w:val="24"/>
-              </w:rPr>
-              <w:t>1</w:t>
-            </w:r>
-          </w:p>
-        </w:tc>
-        <w:tc>
-          <w:tcPr>
-            <w:tcW w:w="0" w:type="auto"/>
-            <w:tcBorders>
-              <w:top w:val="single" w:sz="6" w:space="0" w:color="C4C7C5"/>
-              <w:left w:val="single" w:sz="6" w:space="0" w:color="C4C7C5"/>
-              <w:bottom w:val="single" w:sz="6" w:space="0" w:color="C4C7C5"/>
-              <w:right w:val="single" w:sz="6" w:space="0" w:color="C4C7C5"/>
-            </w:tcBorders>
-            <w:tcMar>
-              <w:top w:w="120" w:type="dxa"/>
-              <w:left w:w="180" w:type="dxa"/>
-              <w:bottom w:w="120" w:type="dxa"/>
-              <w:right w:w="180" w:type="dxa"/>
-            </w:tcMar>
-            <w:vAlign w:val="center"/>
-            <w:hideMark/>
-          </w:tcPr>
-          <w:p>
-            <w:pPr>
-              <w:rPr>
-                <w:rFonts w:ascii="Times New Roman" w:hAnsi="Times New Roman" w:cs="Times New Roman"/>
-                <w:sz w:val="24"/>
-                <w:szCs w:val="24"/>
-              </w:rPr>
-            </w:pPr>
-            <w:r>
-              <w:rPr>
-                <w:rFonts w:ascii="Times New Roman" w:hAnsi="Times New Roman" w:cs="Times New Roman"/>
-                <w:sz w:val="24"/>
-                <w:szCs w:val="24"/>
-              </w:rPr>
-              <w:t>0</w:t>
-            </w:r>
-          </w:p>
-        </w:tc>
-        <w:tc>
-          <w:tcPr>
-            <w:tcW w:w="0" w:type="auto"/>
-            <w:tcBorders>
-              <w:top w:val="single" w:sz="6" w:space="0" w:color="C4C7C5"/>
-              <w:left w:val="single" w:sz="6" w:space="0" w:color="C4C7C5"/>
-              <w:bottom w:val="single" w:sz="6" w:space="0" w:color="C4C7C5"/>
-              <w:right w:val="single" w:sz="6" w:space="0" w:color="C4C7C5"/>
-            </w:tcBorders>
-            <w:tcMar>
-              <w:top w:w="120" w:type="dxa"/>
-              <w:left w:w="180" w:type="dxa"/>
-              <w:bottom w:w="120" w:type="dxa"/>
-              <w:right w:w="180" w:type="dxa"/>
-            </w:tcMar>
-            <w:vAlign w:val="center"/>
-            <w:hideMark/>
-          </w:tcPr>
-          <w:p>
-            <w:pPr>
-              <w:rPr>
-                <w:rFonts w:ascii="Times New Roman" w:hAnsi="Times New Roman" w:cs="Times New Roman"/>
-                <w:sz w:val="24"/>
-                <w:szCs w:val="24"/>
-              </w:rPr>
-            </w:pPr>
-            <w:r>
-              <w:rPr>
-                <w:rFonts w:ascii="Times New Roman" w:hAnsi="Times New Roman" w:cs="Times New Roman"/>
-                <w:sz w:val="24"/>
-                <w:szCs w:val="24"/>
-              </w:rPr>
-              <w:t>c</w:t>
-            </w:r>
-          </w:p>
-        </w:tc>
-      </w:tr>
-      <w:tr>
-        <w:trPr>
-          <w:tblCellSpacing w:w="15" w:type="dxa"/>
-        </w:trPr>
-        <w:tc>
-          <w:tcPr>
-            <w:tcW w:w="0" w:type="auto"/>
-            <w:tcBorders>
-              <w:top w:val="single" w:sz="6" w:space="0" w:color="C4C7C5"/>
-              <w:left w:val="single" w:sz="6" w:space="0" w:color="C4C7C5"/>
-              <w:bottom w:val="single" w:sz="6" w:space="0" w:color="C4C7C5"/>
-              <w:right w:val="single" w:sz="6" w:space="0" w:color="C4C7C5"/>
-            </w:tcBorders>
-            <w:tcMar>
-              <w:top w:w="120" w:type="dxa"/>
-              <w:left w:w="180" w:type="dxa"/>
-              <w:bottom w:w="120" w:type="dxa"/>
-              <w:right w:w="180" w:type="dxa"/>
-            </w:tcMar>
-            <w:vAlign w:val="center"/>
-            <w:hideMark/>
-          </w:tcPr>
-          <w:p>
-            <w:pPr>
-              <w:rPr>
-                <w:rFonts w:ascii="Times New Roman" w:hAnsi="Times New Roman" w:cs="Times New Roman"/>
-                <w:sz w:val="24"/>
-                <w:szCs w:val="24"/>
-              </w:rPr>
-            </w:pPr>
-            <w:r>
-              <w:rPr>
-                <w:rFonts w:ascii="Times New Roman" w:hAnsi="Times New Roman" w:cs="Times New Roman"/>
-                <w:sz w:val="24"/>
-                <w:szCs w:val="24"/>
-              </w:rPr>
-              <w:t>1</w:t>
-            </w:r>
-          </w:p>
-        </w:tc>
-        <w:tc>
-          <w:tcPr>
-            <w:tcW w:w="0" w:type="auto"/>
-            <w:tcBorders>
-              <w:top w:val="single" w:sz="6" w:space="0" w:color="C4C7C5"/>
-              <w:left w:val="single" w:sz="6" w:space="0" w:color="C4C7C5"/>
-              <w:bottom w:val="single" w:sz="6" w:space="0" w:color="C4C7C5"/>
-              <w:right w:val="single" w:sz="6" w:space="0" w:color="C4C7C5"/>
-            </w:tcBorders>
-            <w:tcMar>
-              <w:top w:w="120" w:type="dxa"/>
-              <w:left w:w="180" w:type="dxa"/>
-              <w:bottom w:w="120" w:type="dxa"/>
-              <w:right w:w="180" w:type="dxa"/>
-            </w:tcMar>
-            <w:vAlign w:val="center"/>
-            <w:hideMark/>
-          </w:tcPr>
-          <w:p>
-            <w:pPr>
-              <w:rPr>
-                <w:rFonts w:ascii="Times New Roman" w:hAnsi="Times New Roman" w:cs="Times New Roman"/>
-                <w:sz w:val="24"/>
-                <w:szCs w:val="24"/>
-              </w:rPr>
-            </w:pPr>
-            <w:r>
-              <w:rPr>
-                <w:rFonts w:ascii="Times New Roman" w:hAnsi="Times New Roman" w:cs="Times New Roman"/>
-                <w:sz w:val="24"/>
-                <w:szCs w:val="24"/>
-              </w:rPr>
-              <w:t>1</w:t>
-            </w:r>
-          </w:p>
-        </w:tc>
-        <w:tc>
-          <w:tcPr>
-            <w:tcW w:w="0" w:type="auto"/>
-            <w:tcBorders>
-              <w:top w:val="single" w:sz="6" w:space="0" w:color="C4C7C5"/>
-              <w:left w:val="single" w:sz="6" w:space="0" w:color="C4C7C5"/>
-              <w:bottom w:val="single" w:sz="6" w:space="0" w:color="C4C7C5"/>
-              <w:right w:val="single" w:sz="6" w:space="0" w:color="C4C7C5"/>
-            </w:tcBorders>
-            <w:tcMar>
-              <w:top w:w="120" w:type="dxa"/>
-              <w:left w:w="180" w:type="dxa"/>
-              <w:bottom w:w="120" w:type="dxa"/>
-              <w:right w:w="180" w:type="dxa"/>
-            </w:tcMar>
-            <w:vAlign w:val="center"/>
-            <w:hideMark/>
-          </w:tcPr>
-          <w:p>
-            <w:pPr>
-              <w:rPr>
-                <w:rFonts w:ascii="Times New Roman" w:hAnsi="Times New Roman" w:cs="Times New Roman"/>
-                <w:sz w:val="24"/>
-                <w:szCs w:val="24"/>
-              </w:rPr>
-            </w:pPr>
-            <w:r>
-              <w:rPr>
-                <w:rFonts w:ascii="Times New Roman" w:hAnsi="Times New Roman" w:cs="Times New Roman"/>
-                <w:sz w:val="24"/>
-                <w:szCs w:val="24"/>
-              </w:rPr>
-              <w:t>d</w:t>
-            </w:r>
-          </w:p>
-        </w:tc>
-      </w:tr>
-    </w:tbl>
-    <w:p>
-      <w:pPr>
-        <w:numPr>
-          <w:ilvl w:val="0"/>
-          <w:numId w:val="18"/>
-        </w:numPr>
-        <w:rPr>
-          <w:rFonts w:ascii="Times New Roman" w:hAnsi="Times New Roman" w:cs="Times New Roman"/>
-          <w:sz w:val="24"/>
-          <w:szCs w:val="24"/>
-        </w:rPr>
-      </w:pPr>
-      <w:r>
-        <w:rPr>
-          <w:rFonts w:ascii="Times New Roman" w:hAnsi="Times New Roman" w:cs="Times New Roman"/>
-          <w:sz w:val="24"/>
-          <w:szCs w:val="24"/>
-        </w:rPr>
-        <w:t>HDL Code:</w:t>
-      </w:r>
-    </w:p>
-    <w:p>
-      <w:pPr>
-        <w:rPr>
-          <w:rFonts w:ascii="Times New Roman" w:hAnsi="Times New Roman" w:cs="Times New Roman"/>
-          <w:sz w:val="24"/>
-          <w:szCs w:val="24"/>
-        </w:rPr>
-      </w:pPr>
-      <w:r>
-        <w:rPr>
-          <w:rFonts w:ascii="Times New Roman" w:hAnsi="Times New Roman" w:cs="Times New Roman"/>
-          <w:sz w:val="24"/>
-          <w:szCs w:val="24"/>
-        </w:rPr>
-        <w:t>Code snippet</w:t>
-      </w:r>
-    </w:p>
-    <w:p>
-      <w:pPr>
-        <w:rPr>
-          <w:rFonts w:ascii="Times New Roman" w:hAnsi="Times New Roman" w:cs="Times New Roman"/>
-          <w:sz w:val="24"/>
-          <w:szCs w:val="24"/>
-        </w:rPr>
-      </w:pPr>
-      <w:r>
-        <w:rPr>
-          <w:rFonts w:ascii="Times New Roman" w:hAnsi="Times New Roman" w:cs="Times New Roman"/>
-          <w:sz w:val="24"/>
-          <w:szCs w:val="24"/>
-        </w:rPr>
-        <w:t>CHIP Mux4Way16 {</w:t>
-      </w:r>
-    </w:p>
-    <w:p>
-      <w:pPr>
-        <w:rPr>
-          <w:rFonts w:ascii="Times New Roman" w:hAnsi="Times New Roman" w:cs="Times New Roman"/>
-          <w:sz w:val="24"/>
-          <w:szCs w:val="24"/>
-        </w:rPr>
-      </w:pPr>
-      <w:r>
-        <w:rPr>
-          <w:rFonts w:ascii="Times New Roman" w:hAnsi="Times New Roman" w:cs="Times New Roman"/>
-          <w:sz w:val="24"/>
-          <w:szCs w:val="24"/>
-        </w:rPr>
-        <w:t xml:space="preserve">    IN a[16], b[16], c[16], d[16], </w:t>
-      </w:r>
-      <w:proofErr w:type="spellStart"/>
-      <w:r>
-        <w:rPr>
-          <w:rFonts w:ascii="Times New Roman" w:hAnsi="Times New Roman" w:cs="Times New Roman"/>
-          <w:sz w:val="24"/>
-          <w:szCs w:val="24"/>
-        </w:rPr>
-        <w:t>sel</w:t>
-      </w:r>
-      <w:proofErr w:type="spellEnd"/>
-      <w:r>
-        <w:rPr>
-          <w:rFonts w:ascii="Times New Roman" w:hAnsi="Times New Roman" w:cs="Times New Roman"/>
-          <w:sz w:val="24"/>
-          <w:szCs w:val="24"/>
-        </w:rPr>
-        <w:t>[2];</w:t>
-      </w:r>
-    </w:p>
-    <w:p>
-      <w:pPr>
-        <w:rPr>
-          <w:rFonts w:ascii="Times New Roman" w:hAnsi="Times New Roman" w:cs="Times New Roman"/>
-          <w:sz w:val="24"/>
-          <w:szCs w:val="24"/>
-        </w:rPr>
-      </w:pPr>
-      <w:r>
-        <w:rPr>
-          <w:rFonts w:ascii="Times New Roman" w:hAnsi="Times New Roman" w:cs="Times New Roman"/>
-          <w:sz w:val="24"/>
-          <w:szCs w:val="24"/>
-        </w:rPr>
-        <w:t xml:space="preserve">    OUT out[16];</w:t>
-      </w:r>
-    </w:p>
-    <w:p>
-      <w:pPr>
-        <w:rPr>
-          <w:rFonts w:ascii="Times New Roman" w:hAnsi="Times New Roman" w:cs="Times New Roman"/>
-          <w:sz w:val="24"/>
-          <w:szCs w:val="24"/>
-        </w:rPr>
-      </w:pPr>
-    </w:p>
-    <w:p>
-      <w:pPr>
-        <w:rPr>
-          <w:rFonts w:ascii="Times New Roman" w:hAnsi="Times New Roman" w:cs="Times New Roman"/>
-          <w:sz w:val="24"/>
-          <w:szCs w:val="24"/>
-        </w:rPr>
-      </w:pPr>
-      <w:r>
-        <w:rPr>
-          <w:rFonts w:ascii="Times New Roman" w:hAnsi="Times New Roman" w:cs="Times New Roman"/>
-          <w:sz w:val="24"/>
-          <w:szCs w:val="24"/>
-        </w:rPr>
-        <w:t xml:space="preserve">    PARTS:</w:t>
-      </w:r>
-    </w:p>
-    <w:p>
-      <w:pPr>
-        <w:rPr>
-          <w:rFonts w:ascii="Times New Roman" w:hAnsi="Times New Roman" w:cs="Times New Roman"/>
-          <w:sz w:val="24"/>
-          <w:szCs w:val="24"/>
-        </w:rPr>
-      </w:pPr>
-      <w:r>
-        <w:rPr>
-          <w:rFonts w:ascii="Times New Roman" w:hAnsi="Times New Roman" w:cs="Times New Roman"/>
-          <w:sz w:val="24"/>
-          <w:szCs w:val="24"/>
-        </w:rPr>
-        <w:t xml:space="preserve">    Mux16(a=a, b=b, </w:t>
-      </w:r>
-      <w:proofErr w:type="spellStart"/>
-      <w:r>
-        <w:rPr>
-          <w:rFonts w:ascii="Times New Roman" w:hAnsi="Times New Roman" w:cs="Times New Roman"/>
-          <w:sz w:val="24"/>
-          <w:szCs w:val="24"/>
-        </w:rPr>
-        <w:t>sel</w:t>
-      </w:r>
-      <w:proofErr w:type="spellEnd"/>
-      <w:r>
-        <w:rPr>
-          <w:rFonts w:ascii="Times New Roman" w:hAnsi="Times New Roman" w:cs="Times New Roman"/>
-          <w:sz w:val="24"/>
-          <w:szCs w:val="24"/>
-        </w:rPr>
-        <w:t>=</w:t>
-      </w:r>
-      <w:proofErr w:type="spellStart"/>
-      <w:r>
-        <w:rPr>
-          <w:rFonts w:ascii="Times New Roman" w:hAnsi="Times New Roman" w:cs="Times New Roman"/>
-          <w:sz w:val="24"/>
-          <w:szCs w:val="24"/>
-        </w:rPr>
-        <w:t>sel</w:t>
-      </w:r>
-      <w:proofErr w:type="spellEnd"/>
-      <w:r>
-        <w:rPr>
-          <w:rFonts w:ascii="Times New Roman" w:hAnsi="Times New Roman" w:cs="Times New Roman"/>
-          <w:sz w:val="24"/>
-          <w:szCs w:val="24"/>
-        </w:rPr>
-        <w:t>[0], out=</w:t>
-      </w:r>
-      <w:proofErr w:type="spellStart"/>
-      <w:r>
-        <w:rPr>
-          <w:rFonts w:ascii="Times New Roman" w:hAnsi="Times New Roman" w:cs="Times New Roman"/>
-          <w:sz w:val="24"/>
-          <w:szCs w:val="24"/>
-        </w:rPr>
-        <w:t>muxAB</w:t>
-      </w:r>
-      <w:proofErr w:type="spellEnd"/>
-      <w:r>
-        <w:rPr>
-          <w:rFonts w:ascii="Times New Roman" w:hAnsi="Times New Roman" w:cs="Times New Roman"/>
-          <w:sz w:val="24"/>
-          <w:szCs w:val="24"/>
-        </w:rPr>
-        <w:t>);</w:t>
-      </w:r>
-    </w:p>
-    <w:p>
-      <w:pPr>
-        <w:rPr>
-          <w:rFonts w:ascii="Times New Roman" w:hAnsi="Times New Roman" w:cs="Times New Roman"/>
-          <w:sz w:val="24"/>
-          <w:szCs w:val="24"/>
-        </w:rPr>
-      </w:pPr>
-      <w:r>
-        <w:rPr>
-          <w:rFonts w:ascii="Times New Roman" w:hAnsi="Times New Roman" w:cs="Times New Roman"/>
-          <w:sz w:val="24"/>
-          <w:szCs w:val="24"/>
-        </w:rPr>
-        <w:t xml:space="preserve">    Mux16(a=c, b=d, </w:t>
-      </w:r>
-      <w:proofErr w:type="spellStart"/>
-      <w:r>
-        <w:rPr>
-          <w:rFonts w:ascii="Times New Roman" w:hAnsi="Times New Roman" w:cs="Times New Roman"/>
-          <w:sz w:val="24"/>
-          <w:szCs w:val="24"/>
-        </w:rPr>
-        <w:t>sel</w:t>
-      </w:r>
-      <w:proofErr w:type="spellEnd"/>
-      <w:r>
-        <w:rPr>
-          <w:rFonts w:ascii="Times New Roman" w:hAnsi="Times New Roman" w:cs="Times New Roman"/>
-          <w:sz w:val="24"/>
-          <w:szCs w:val="24"/>
-        </w:rPr>
-        <w:t>=</w:t>
-      </w:r>
-      <w:proofErr w:type="spellStart"/>
-      <w:r>
-        <w:rPr>
-          <w:rFonts w:ascii="Times New Roman" w:hAnsi="Times New Roman" w:cs="Times New Roman"/>
-          <w:sz w:val="24"/>
-          <w:szCs w:val="24"/>
-        </w:rPr>
-        <w:t>sel</w:t>
-      </w:r>
-      <w:proofErr w:type="spellEnd"/>
-      <w:r>
-        <w:rPr>
-          <w:rFonts w:ascii="Times New Roman" w:hAnsi="Times New Roman" w:cs="Times New Roman"/>
-          <w:sz w:val="24"/>
-          <w:szCs w:val="24"/>
-        </w:rPr>
-        <w:t>[0], out=</w:t>
-      </w:r>
-      <w:proofErr w:type="spellStart"/>
-      <w:r>
-        <w:rPr>
-          <w:rFonts w:ascii="Times New Roman" w:hAnsi="Times New Roman" w:cs="Times New Roman"/>
-          <w:sz w:val="24"/>
-          <w:szCs w:val="24"/>
-        </w:rPr>
-        <w:t>muxCD</w:t>
-      </w:r>
-      <w:proofErr w:type="spellEnd"/>
-      <w:r>
-        <w:rPr>
-          <w:rFonts w:ascii="Times New Roman" w:hAnsi="Times New Roman" w:cs="Times New Roman"/>
-          <w:sz w:val="24"/>
-          <w:szCs w:val="24"/>
-        </w:rPr>
-        <w:t>);</w:t>
-      </w:r>
-    </w:p>
-    <w:p>
-      <w:pPr>
-        <w:rPr>
-          <w:rFonts w:ascii="Times New Roman" w:hAnsi="Times New Roman" w:cs="Times New Roman"/>
-          <w:sz w:val="24"/>
-          <w:szCs w:val="24"/>
-        </w:rPr>
-      </w:pPr>
-      <w:r>
-        <w:rPr>
-          <w:rFonts w:ascii="Times New Roman" w:hAnsi="Times New Roman" w:cs="Times New Roman"/>
-          <w:sz w:val="24"/>
-          <w:szCs w:val="24"/>
-        </w:rPr>
-        <w:t xml:space="preserve">    Mux16(a=</w:t>
-      </w:r>
-      <w:proofErr w:type="spellStart"/>
-      <w:r>
-        <w:rPr>
-          <w:rFonts w:ascii="Times New Roman" w:hAnsi="Times New Roman" w:cs="Times New Roman"/>
-          <w:sz w:val="24"/>
-          <w:szCs w:val="24"/>
-        </w:rPr>
-        <w:t>muxAB</w:t>
-      </w:r>
-      <w:proofErr w:type="spellEnd"/>
-      <w:r>
-        <w:rPr>
-          <w:rFonts w:ascii="Times New Roman" w:hAnsi="Times New Roman" w:cs="Times New Roman"/>
-          <w:sz w:val="24"/>
-          <w:szCs w:val="24"/>
-        </w:rPr>
-        <w:t>, b=</w:t>
-      </w:r>
-      <w:proofErr w:type="spellStart"/>
-      <w:r>
-        <w:rPr>
-          <w:rFonts w:ascii="Times New Roman" w:hAnsi="Times New Roman" w:cs="Times New Roman"/>
-          <w:sz w:val="24"/>
-          <w:szCs w:val="24"/>
-        </w:rPr>
-        <w:t>muxCD</w:t>
-      </w:r>
-      <w:proofErr w:type="spellEnd"/>
-      <w:r>
-        <w:rPr>
-          <w:rFonts w:ascii="Times New Roman" w:hAnsi="Times New Roman" w:cs="Times New Roman"/>
-          <w:sz w:val="24"/>
-          <w:szCs w:val="24"/>
-        </w:rPr>
-        <w:t xml:space="preserve">, </w:t>
-      </w:r>
-      <w:proofErr w:type="spellStart"/>
-      <w:r>
-        <w:rPr>
-          <w:rFonts w:ascii="Times New Roman" w:hAnsi="Times New Roman" w:cs="Times New Roman"/>
-          <w:sz w:val="24"/>
-          <w:szCs w:val="24"/>
-        </w:rPr>
-        <w:t>sel</w:t>
-      </w:r>
-      <w:proofErr w:type="spellEnd"/>
-      <w:r>
-        <w:rPr>
-          <w:rFonts w:ascii="Times New Roman" w:hAnsi="Times New Roman" w:cs="Times New Roman"/>
-          <w:sz w:val="24"/>
-          <w:szCs w:val="24"/>
-        </w:rPr>
-        <w:t>=</w:t>
-      </w:r>
-      <w:proofErr w:type="spellStart"/>
-      <w:r>
-        <w:rPr>
-          <w:rFonts w:ascii="Times New Roman" w:hAnsi="Times New Roman" w:cs="Times New Roman"/>
-          <w:sz w:val="24"/>
-          <w:szCs w:val="24"/>
-        </w:rPr>
-        <w:t>sel</w:t>
-      </w:r>
-      <w:proofErr w:type="spellEnd"/>
-      <w:r>
-        <w:rPr>
-          <w:rFonts w:ascii="Times New Roman" w:hAnsi="Times New Roman" w:cs="Times New Roman"/>
-          <w:sz w:val="24"/>
-          <w:szCs w:val="24"/>
-        </w:rPr>
-        <w:t>[1], out=out);}</w:t>
-      </w:r>
-    </w:p>
-    <w:p>
-      <w:pPr>
-        <w:rPr>
-          <w:rFonts w:ascii="Times New Roman" w:hAnsi="Times New Roman" w:cs="Times New Roman"/>
-          <w:sz w:val="24"/>
-          <w:szCs w:val="24"/>
-        </w:rPr>
-      </w:pPr>
-      <w:r>
-        <w:rPr>
-          <w:rFonts w:ascii="Times New Roman" w:hAnsi="Times New Roman" w:cs="Times New Roman"/>
-          <w:sz w:val="24"/>
-          <w:szCs w:val="24"/>
-        </w:rPr>
-        <w:lastRenderedPageBreak/>
-        <w:drawing>
-          <wp:inline distT="0" distB="0" distL="0" distR="0" wp14:anchorId="3B693FB4" wp14:editId="006970A7">
-            <wp:extent cx="5731510" cy="1765935"/>
-            <wp:effectExtent l="0" t="0" r="2540" b="5715"/>
-            <wp:docPr id="576043707" name="Picture 1"/>
-            <wp:cNvGraphicFramePr>
-              <a:graphicFrameLocks xmlns:a="http://schemas.openxmlformats.org/drawingml/2006/main" noChangeAspect="1"/>
-            </wp:cNvGraphicFramePr>
-            <a:graphic xmlns:a="http://schemas.openxmlformats.org/drawingml/2006/main">
-              <a:graphicData uri="http://schemas.openxmlformats.org/drawingml/2006/picture">
-                <pic:pic xmlns:pic="http://schemas.openxmlformats.org/drawingml/2006/picture">
-                  <pic:nvPicPr>
-                    <pic:cNvPr id="576043707" name=""/>
-                    <pic:cNvPicPr/>
-                  </pic:nvPicPr>
-                  <pic:blipFill>
-                    <a:blip r:embed="rId15"/>
-                    <a:stretch>
-                      <a:fillRect/>
-                    </a:stretch>
-                  </pic:blipFill>
-                  <pic:spPr>
-                    <a:xfrm>
-                      <a:off x="0" y="0"/>
-                      <a:ext cx="5731510" cy="1765935"/>
-                    </a:xfrm>
-                    <a:prstGeom prst="rect">
-                      <a:avLst/>
-                    </a:prstGeom>
-                  </pic:spPr>
-                </pic:pic>
-              </a:graphicData>
-            </a:graphic>
-          </wp:inline>
-        </w:drawing>
-      </w:r>
-    </w:p>
-    <w:p>
-      <w:pPr>
-        <w:rPr>
-          <w:rFonts w:ascii="Times New Roman" w:hAnsi="Times New Roman" w:cs="Times New Roman"/>
-          <w:sz w:val="24"/>
-          <w:szCs w:val="24"/>
-        </w:rPr>
-      </w:pPr>
-    </w:p>
-    <w:p>
-      <w:pPr>
-        <w:rPr>
-          <w:rFonts w:ascii="Times New Roman" w:hAnsi="Times New Roman" w:cs="Times New Roman"/>
-          <w:sz w:val="24"/>
-          <w:szCs w:val="24"/>
-        </w:rPr>
-      </w:pPr>
-    </w:p>
-    <w:p>
-      <w:pPr>
-        <w:rPr>
-          <w:rFonts w:ascii="Times New Roman" w:hAnsi="Times New Roman" w:cs="Times New Roman"/>
-          <w:sz w:val="24"/>
-          <w:szCs w:val="24"/>
-        </w:rPr>
-      </w:pPr>
-    </w:p>
-    <w:p>
-      <w:pPr>
-        <w:rPr>
-          <w:rFonts w:ascii="Times New Roman" w:hAnsi="Times New Roman" w:cs="Times New Roman"/>
-          <w:sz w:val="24"/>
-          <w:szCs w:val="24"/>
-        </w:rPr>
-      </w:pPr>
-    </w:p>
-    <w:p>
-      <w:pPr>
-        <w:rPr>
-          <w:rFonts w:ascii="Times New Roman" w:hAnsi="Times New Roman" w:cs="Times New Roman"/>
-          <w:sz w:val="24"/>
-          <w:szCs w:val="24"/>
         </w:rPr>
       </w:pPr>
     </w:p>
@@ -15285,6 +8635,7 @@
   <w:style w:type="character" w:default="1" w:styleId="DefaultParagraphFont">
     <w:name w:val="Default Paragraph Font"/>
     <w:uiPriority w:val="1"/>
+    <w:semiHidden/>
     <w:unhideWhenUsed/>
   </w:style>
   <w:style w:type="table" w:default="1" w:styleId="TableNormal">
